--- a/lessons/10-5/downloads/10-5-notes.docx
+++ b/lessons/10-5/downloads/10-5-notes.docx
@@ -401,6 +401,232 @@
           <w:szCs w:val="19"/>
         </w:rPr>
         <w:t xml:space="preserve">For a square pyramid: lateral area = 4 × (½ × base edge × slant height)</w:t>
+      </w:r>
+    </w:p>
+    <w:p>
+      <w:pPr>
+        <w:pStyle w:val="Heading2"/>
+        <w:pBdr>
+          <w:left w:val="single" w:color="1FA6A2" w:sz="18" w:space="8"/>
+        </w:pBdr>
+        <w:spacing w:after="100" w:before="200"/>
+      </w:pPr>
+      <w:r>
+        <w:rPr>
+          <w:b/>
+          <w:bCs/>
+          <w:color w:val="1FA6A2"/>
+          <w:sz w:val="26"/>
+          <w:szCs w:val="26"/>
+        </w:rPr>
+        <w:t xml:space="preserve">Turn &amp; Talk — Discussion Points  (Level 1 support · Level 2)</w:t>
+      </w:r>
+    </w:p>
+    <w:p>
+      <w:pPr>
+        <w:spacing w:after="60"/>
+      </w:pPr>
+      <w:r>
+        <w:rPr>
+          <w:i/>
+          <w:iCs/>
+          <w:color w:val="5F6F80"/>
+          <w:sz w:val="19"/>
+          <w:szCs w:val="19"/>
+        </w:rPr>
+        <w:t xml:space="preserve">Talk with a partner. Use the Level 1 stems if you need help getting started; try the Level 2 question when you are ready for more.</w:t>
+      </w:r>
+    </w:p>
+    <w:p>
+      <w:pPr>
+        <w:spacing w:after="60"/>
+      </w:pPr>
+      <w:r>
+        <w:rPr>
+          <w:b/>
+          <w:bCs/>
+          <w:color w:val="12355B"/>
+          <w:sz w:val="21"/>
+          <w:szCs w:val="21"/>
+        </w:rPr>
+        <w:t xml:space="preserve">1. [Explore] </w:t>
+      </w:r>
+      <w:r>
+        <w:rPr>
+          <w:b/>
+          <w:bCs/>
+          <w:sz w:val="21"/>
+          <w:szCs w:val="21"/>
+        </w:rPr>
+        <w:t xml:space="preserve">How is finding a pyramid's surface area like finding a prism's?</w:t>
+      </w:r>
+    </w:p>
+    <w:p>
+      <w:pPr>
+        <w:spacing w:after="60"/>
+      </w:pPr>
+      <w:r>
+        <w:rPr>
+          <w:sz w:val="21"/>
+          <w:szCs w:val="21"/>
+        </w:rPr>
+        <w:t xml:space="preserve">The pyramid has ___ triangular faces.</w:t>
+      </w:r>
+      <w:r>
+        <w:rPr>
+          <w:i/>
+          <w:iCs/>
+          <w:color w:val="5F6F80"/>
+          <w:sz w:val="19"/>
+          <w:szCs w:val="19"/>
+        </w:rPr>
+        <w:br/>
+        <w:t xml:space="preserve">
+La pirámide tiene ___ caras triangulares.</w:t>
+      </w:r>
+    </w:p>
+    <w:p>
+      <w:pPr>
+        <w:spacing w:after="60"/>
+      </w:pPr>
+      <w:r>
+        <w:rPr>
+          <w:sz w:val="21"/>
+          <w:szCs w:val="21"/>
+        </w:rPr>
+        <w:t xml:space="preserve">I added the base and the ___.</w:t>
+      </w:r>
+      <w:r>
+        <w:rPr>
+          <w:i/>
+          <w:iCs/>
+          <w:color w:val="5F6F80"/>
+          <w:sz w:val="19"/>
+          <w:szCs w:val="19"/>
+        </w:rPr>
+        <w:br/>
+        <w:t xml:space="preserve">
+Sumé la base y las ___.</w:t>
+      </w:r>
+    </w:p>
+    <w:p>
+      <w:pPr>
+        <w:spacing w:after="60"/>
+      </w:pPr>
+      <w:r>
+        <w:rPr>
+          <w:sz w:val="21"/>
+          <w:szCs w:val="21"/>
+        </w:rPr>
+        <w:t xml:space="preserve">I see pyramids in ___.</w:t>
+      </w:r>
+      <w:r>
+        <w:rPr>
+          <w:i/>
+          <w:iCs/>
+          <w:color w:val="5F6F80"/>
+          <w:sz w:val="19"/>
+          <w:szCs w:val="19"/>
+        </w:rPr>
+        <w:br/>
+        <w:t xml:space="preserve">
+Veo pirámides en ___.</w:t>
+      </w:r>
+    </w:p>
+    <w:p>
+      <w:pPr>
+        <w:spacing w:after="60"/>
+      </w:pPr>
+      <w:r>
+        <w:rPr>
+          <w:b/>
+          <w:bCs/>
+          <w:color w:val="12355B"/>
+          <w:sz w:val="21"/>
+          <w:szCs w:val="21"/>
+        </w:rPr>
+        <w:t xml:space="preserve">2. [Connect] </w:t>
+      </w:r>
+      <w:r>
+        <w:rPr>
+          <w:b/>
+          <w:bCs/>
+          <w:sz w:val="21"/>
+          <w:szCs w:val="21"/>
+        </w:rPr>
+        <w:t xml:space="preserve">Where do you see pyramid shapes that might need surface area?</w:t>
+      </w:r>
+    </w:p>
+    <w:p>
+      <w:pPr>
+        <w:spacing w:after="60"/>
+      </w:pPr>
+      <w:r>
+        <w:rPr>
+          <w:sz w:val="21"/>
+          <w:szCs w:val="21"/>
+        </w:rPr>
+        <w:t xml:space="preserve">The pyramid has ___ triangular faces.</w:t>
+      </w:r>
+      <w:r>
+        <w:rPr>
+          <w:i/>
+          <w:iCs/>
+          <w:color w:val="5F6F80"/>
+          <w:sz w:val="19"/>
+          <w:szCs w:val="19"/>
+        </w:rPr>
+        <w:br/>
+        <w:t xml:space="preserve">
+La pirámide tiene ___ caras triangulares.</w:t>
+      </w:r>
+    </w:p>
+    <w:p>
+      <w:pPr>
+        <w:spacing w:after="60"/>
+      </w:pPr>
+      <w:r>
+        <w:rPr>
+          <w:sz w:val="21"/>
+          <w:szCs w:val="21"/>
+        </w:rPr>
+        <w:t xml:space="preserve">I added the base and the ___.</w:t>
+      </w:r>
+      <w:r>
+        <w:rPr>
+          <w:i/>
+          <w:iCs/>
+          <w:color w:val="5F6F80"/>
+          <w:sz w:val="19"/>
+          <w:szCs w:val="19"/>
+        </w:rPr>
+        <w:br/>
+        <w:t xml:space="preserve">
+Sumé la base y las ___.</w:t>
+      </w:r>
+    </w:p>
+    <w:p>
+      <w:pPr>
+        <w:spacing w:after="60"/>
+      </w:pPr>
+      <w:r>
+        <w:rPr>
+          <w:sz w:val="21"/>
+          <w:szCs w:val="21"/>
+        </w:rPr>
+        <w:t xml:space="preserve">I see pyramids in ___.</w:t>
+      </w:r>
+      <w:r>
+        <w:rPr>
+          <w:i/>
+          <w:iCs/>
+          <w:color w:val="5F6F80"/>
+          <w:sz w:val="19"/>
+          <w:szCs w:val="19"/>
+        </w:rPr>
+        <w:br/>
+        <w:t xml:space="preserve">
+Veo pirámides en ___.</w:t>
       </w:r>
     </w:p>
     <w:p>

--- a/lessons/10-5/downloads/10-5-notes.docx
+++ b/lessons/10-5/downloads/10-5-notes.docx
@@ -449,28 +449,50 @@
           <w:sz w:val="21"/>
           <w:szCs w:val="21"/>
         </w:rPr>
-        <w:t xml:space="preserve">1. [Explore] </w:t>
-      </w:r>
-      <w:r>
-        <w:rPr>
-          <w:b/>
-          <w:bCs/>
-          <w:sz w:val="21"/>
-          <w:szCs w:val="21"/>
-        </w:rPr>
-        <w:t xml:space="preserve">How is finding a pyramid's surface area like finding a prism's?</w:t>
-      </w:r>
-    </w:p>
-    <w:p>
-      <w:pPr>
-        <w:spacing w:after="60"/>
-      </w:pPr>
-      <w:r>
-        <w:rPr>
-          <w:sz w:val="21"/>
-          <w:szCs w:val="21"/>
-        </w:rPr>
-        <w:t xml:space="preserve">The pyramid has ___ triangular faces.</w:t>
+        <w:t xml:space="preserve">1. [Launch] </w:t>
+      </w:r>
+      <w:r>
+        <w:rPr>
+          <w:b/>
+          <w:bCs/>
+          <w:sz w:val="21"/>
+          <w:szCs w:val="21"/>
+        </w:rPr>
+        <w:t xml:space="preserve">A square pyramid time capsule display has a square base and four triangular faces that meet at a point on top. To find its surface area, which parts do you need to measure?</w:t>
+      </w:r>
+    </w:p>
+    <w:p>
+      <w:pPr>
+        <w:spacing w:after="60"/>
+      </w:pPr>
+      <w:r>
+        <w:rPr>
+          <w:b/>
+          <w:bCs/>
+          <w:color w:val="1FA6A2"/>
+          <w:sz w:val="20"/>
+          <w:szCs w:val="20"/>
+        </w:rPr>
+        <w:t xml:space="preserve">Level 1 — Start here: </w:t>
+      </w:r>
+      <w:r>
+        <w:rPr>
+          <w:sz w:val="20"/>
+          <w:szCs w:val="20"/>
+        </w:rPr>
+        <w:t xml:space="preserve">Surface area of a pyramid is the base area plus the areas of all the triangular lateral faces.</w:t>
+      </w:r>
+    </w:p>
+    <w:p>
+      <w:pPr>
+        <w:spacing w:after="60"/>
+      </w:pPr>
+      <w:r>
+        <w:rPr>
+          <w:sz w:val="21"/>
+          <w:szCs w:val="21"/>
+        </w:rPr>
+        <w:t xml:space="preserve">I need the area of the ___ plus the areas of the ___ triangular faces.</w:t>
       </w:r>
       <w:r>
         <w:rPr>
@@ -482,19 +504,19 @@
         </w:rPr>
         <w:br/>
         <w:t xml:space="preserve">
-La pirámide tiene ___ caras triangulares.</w:t>
-      </w:r>
-    </w:p>
-    <w:p>
-      <w:pPr>
-        <w:spacing w:after="60"/>
-      </w:pPr>
-      <w:r>
-        <w:rPr>
-          <w:sz w:val="21"/>
-          <w:szCs w:val="21"/>
-        </w:rPr>
-        <w:t xml:space="preserve">I added the base and the ___.</w:t>
+Necesito el área de la ___ más las áreas de las ___ caras triangulares.</w:t>
+      </w:r>
+    </w:p>
+    <w:p>
+      <w:pPr>
+        <w:spacing w:after="60"/>
+      </w:pPr>
+      <w:r>
+        <w:rPr>
+          <w:sz w:val="21"/>
+          <w:szCs w:val="21"/>
+        </w:rPr>
+        <w:t xml:space="preserve">The surface area is the ___ area plus the ___ faces.</w:t>
       </w:r>
       <w:r>
         <w:rPr>
@@ -506,19 +528,161 @@
         </w:rPr>
         <w:br/>
         <w:t xml:space="preserve">
-Sumé la base y las ___.</w:t>
-      </w:r>
-    </w:p>
-    <w:p>
-      <w:pPr>
-        <w:spacing w:after="60"/>
-      </w:pPr>
-      <w:r>
-        <w:rPr>
-          <w:sz w:val="21"/>
-          <w:szCs w:val="21"/>
-        </w:rPr>
-        <w:t xml:space="preserve">I see pyramids in ___.</w:t>
+El área de superficie es el área de la ___ más las caras ___.</w:t>
+      </w:r>
+    </w:p>
+    <w:p>
+      <w:pPr>
+        <w:spacing w:after="60"/>
+      </w:pPr>
+      <w:r>
+        <w:rPr>
+          <w:b/>
+          <w:bCs/>
+          <w:color w:val="12355B"/>
+          <w:sz w:val="20"/>
+          <w:szCs w:val="20"/>
+        </w:rPr>
+        <w:t xml:space="preserve">Word bank: </w:t>
+      </w:r>
+      <w:r>
+        <w:rPr>
+          <w:color w:val="1FA6A2"/>
+          <w:sz w:val="20"/>
+          <w:szCs w:val="20"/>
+        </w:rPr>
+        <w:t xml:space="preserve">pyramid, base, lateral face, slant height, surface area</w:t>
+      </w:r>
+    </w:p>
+    <w:p>
+      <w:pPr>
+        <w:spacing w:after="60"/>
+      </w:pPr>
+      <w:r>
+        <w:rPr>
+          <w:b/>
+          <w:bCs/>
+          <w:color w:val="12355B"/>
+          <w:sz w:val="19"/>
+          <w:szCs w:val="19"/>
+        </w:rPr>
+        <w:t xml:space="preserve">Listen for: </w:t>
+      </w:r>
+      <w:r>
+        <w:rPr>
+          <w:i/>
+          <w:iCs/>
+          <w:color w:val="5F6F80"/>
+          <w:sz w:val="19"/>
+          <w:szCs w:val="19"/>
+        </w:rPr>
+        <w:t xml:space="preserve">Students explain a square pyramid's surface area = base area + the four triangular lateral faces, and that you add every face together.</w:t>
+      </w:r>
+    </w:p>
+    <w:p>
+      <w:pPr>
+        <w:spacing w:after="60"/>
+      </w:pPr>
+      <w:r>
+        <w:rPr>
+          <w:b/>
+          <w:bCs/>
+          <w:color w:val="9A6B12"/>
+          <w:sz w:val="20"/>
+          <w:szCs w:val="20"/>
+        </w:rPr>
+        <w:t xml:space="preserve">Level 2: </w:t>
+      </w:r>
+      <w:r>
+        <w:rPr>
+          <w:sz w:val="20"/>
+          <w:szCs w:val="20"/>
+        </w:rPr>
+        <w:t xml:space="preserve">Why do you use the slant height, not the pyramid's vertical height, to find the area of each triangular face?</w:t>
+      </w:r>
+    </w:p>
+    <w:p>
+      <w:pPr>
+        <w:spacing w:after="60"/>
+        <w:ind w:left="360"/>
+      </w:pPr>
+      <w:r>
+        <w:rPr>
+          <w:sz w:val="20"/>
+          <w:szCs w:val="20"/>
+        </w:rPr>
+        <w:t xml:space="preserve">• I use the slant height because it is the ___ of each triangular face.</w:t>
+      </w:r>
+    </w:p>
+    <w:p>
+      <w:pPr>
+        <w:spacing w:after="60"/>
+        <w:ind w:left="360"/>
+      </w:pPr>
+      <w:r>
+        <w:rPr>
+          <w:sz w:val="20"/>
+          <w:szCs w:val="20"/>
+        </w:rPr>
+        <w:t xml:space="preserve">• The vertical height would not work because ___.</w:t>
+      </w:r>
+    </w:p>
+    <w:p>
+      <w:pPr>
+        <w:spacing w:after="60"/>
+      </w:pPr>
+      <w:r>
+        <w:rPr>
+          <w:b/>
+          <w:bCs/>
+          <w:color w:val="12355B"/>
+          <w:sz w:val="21"/>
+          <w:szCs w:val="21"/>
+        </w:rPr>
+        <w:t xml:space="preserve">2. [Explore] </w:t>
+      </w:r>
+      <w:r>
+        <w:rPr>
+          <w:b/>
+          <w:bCs/>
+          <w:sz w:val="21"/>
+          <w:szCs w:val="21"/>
+        </w:rPr>
+        <w:t xml:space="preserve">For Display A (square base 6×6, slant height 8), how did you combine the base area and the four triangular faces to get the total surface area?</w:t>
+      </w:r>
+    </w:p>
+    <w:p>
+      <w:pPr>
+        <w:spacing w:after="60"/>
+      </w:pPr>
+      <w:r>
+        <w:rPr>
+          <w:b/>
+          <w:bCs/>
+          <w:color w:val="1FA6A2"/>
+          <w:sz w:val="20"/>
+          <w:szCs w:val="20"/>
+        </w:rPr>
+        <w:t xml:space="preserve">Level 1 — Start here: </w:t>
+      </w:r>
+      <w:r>
+        <w:rPr>
+          <w:sz w:val="20"/>
+          <w:szCs w:val="20"/>
+        </w:rPr>
+        <w:t xml:space="preserve">Add the base area to four times the area of one triangular face (½ × base × slant height).</w:t>
+      </w:r>
+    </w:p>
+    <w:p>
+      <w:pPr>
+        <w:spacing w:after="60"/>
+      </w:pPr>
+      <w:r>
+        <w:rPr>
+          <w:sz w:val="21"/>
+          <w:szCs w:val="21"/>
+        </w:rPr>
+        <w:t xml:space="preserve">The base area is ___ × ___ = ___, and one triangular face is ½ × 6 × 8 = ___.</w:t>
       </w:r>
       <w:r>
         <w:rPr>
@@ -530,43 +694,19 @@
         </w:rPr>
         <w:br/>
         <w:t xml:space="preserve">
-Veo pirámides en ___.</w:t>
-      </w:r>
-    </w:p>
-    <w:p>
-      <w:pPr>
-        <w:spacing w:after="60"/>
-      </w:pPr>
-      <w:r>
-        <w:rPr>
-          <w:b/>
-          <w:bCs/>
-          <w:color w:val="12355B"/>
-          <w:sz w:val="21"/>
-          <w:szCs w:val="21"/>
-        </w:rPr>
-        <w:t xml:space="preserve">2. [Connect] </w:t>
-      </w:r>
-      <w:r>
-        <w:rPr>
-          <w:b/>
-          <w:bCs/>
-          <w:sz w:val="21"/>
-          <w:szCs w:val="21"/>
-        </w:rPr>
-        <w:t xml:space="preserve">Where do you see pyramid shapes that might need surface area?</w:t>
-      </w:r>
-    </w:p>
-    <w:p>
-      <w:pPr>
-        <w:spacing w:after="60"/>
-      </w:pPr>
-      <w:r>
-        <w:rPr>
-          <w:sz w:val="21"/>
-          <w:szCs w:val="21"/>
-        </w:rPr>
-        <w:t xml:space="preserve">The pyramid has ___ triangular faces.</w:t>
+El área de la base es ___ × ___ = ___, y una cara triangular es ½ × 6 × 8 = ___.</w:t>
+      </w:r>
+    </w:p>
+    <w:p>
+      <w:pPr>
+        <w:spacing w:after="60"/>
+      </w:pPr>
+      <w:r>
+        <w:rPr>
+          <w:sz w:val="21"/>
+          <w:szCs w:val="21"/>
+        </w:rPr>
+        <w:t xml:space="preserve">The total surface area is the base plus 4 × ___ = ___ in².</w:t>
       </w:r>
       <w:r>
         <w:rPr>
@@ -578,19 +718,161 @@
         </w:rPr>
         <w:br/>
         <w:t xml:space="preserve">
-La pirámide tiene ___ caras triangulares.</w:t>
-      </w:r>
-    </w:p>
-    <w:p>
-      <w:pPr>
-        <w:spacing w:after="60"/>
-      </w:pPr>
-      <w:r>
-        <w:rPr>
-          <w:sz w:val="21"/>
-          <w:szCs w:val="21"/>
-        </w:rPr>
-        <w:t xml:space="preserve">I added the base and the ___.</w:t>
+El área total de superficie es la base más 4 × ___ = ___ in².</w:t>
+      </w:r>
+    </w:p>
+    <w:p>
+      <w:pPr>
+        <w:spacing w:after="60"/>
+      </w:pPr>
+      <w:r>
+        <w:rPr>
+          <w:b/>
+          <w:bCs/>
+          <w:color w:val="12355B"/>
+          <w:sz w:val="20"/>
+          <w:szCs w:val="20"/>
+        </w:rPr>
+        <w:t xml:space="preserve">Word bank: </w:t>
+      </w:r>
+      <w:r>
+        <w:rPr>
+          <w:color w:val="1FA6A2"/>
+          <w:sz w:val="20"/>
+          <w:szCs w:val="20"/>
+        </w:rPr>
+        <w:t xml:space="preserve">pyramid, base, lateral face, slant height, surface area</w:t>
+      </w:r>
+    </w:p>
+    <w:p>
+      <w:pPr>
+        <w:spacing w:after="60"/>
+      </w:pPr>
+      <w:r>
+        <w:rPr>
+          <w:b/>
+          <w:bCs/>
+          <w:color w:val="12355B"/>
+          <w:sz w:val="19"/>
+          <w:szCs w:val="19"/>
+        </w:rPr>
+        <w:t xml:space="preserve">Listen for: </w:t>
+      </w:r>
+      <w:r>
+        <w:rPr>
+          <w:i/>
+          <w:iCs/>
+          <w:color w:val="5F6F80"/>
+          <w:sz w:val="19"/>
+          <w:szCs w:val="19"/>
+        </w:rPr>
+        <w:t xml:space="preserve">Students compute base = 36 in², one face = 24 in², four faces = 96 in², total SA = 132 in², distinguishing base from lateral faces.</w:t>
+      </w:r>
+    </w:p>
+    <w:p>
+      <w:pPr>
+        <w:spacing w:after="60"/>
+      </w:pPr>
+      <w:r>
+        <w:rPr>
+          <w:b/>
+          <w:bCs/>
+          <w:color w:val="9A6B12"/>
+          <w:sz w:val="20"/>
+          <w:szCs w:val="20"/>
+        </w:rPr>
+        <w:t xml:space="preserve">Level 2: </w:t>
+      </w:r>
+      <w:r>
+        <w:rPr>
+          <w:sz w:val="20"/>
+          <w:szCs w:val="20"/>
+        </w:rPr>
+        <w:t xml:space="preserve">Two pyramids have the same 8×8 base but different slant heights. How will their surface areas compare, and which part stays the same?</w:t>
+      </w:r>
+    </w:p>
+    <w:p>
+      <w:pPr>
+        <w:spacing w:after="60"/>
+        <w:ind w:left="360"/>
+      </w:pPr>
+      <w:r>
+        <w:rPr>
+          <w:sz w:val="20"/>
+          <w:szCs w:val="20"/>
+        </w:rPr>
+        <w:t xml:space="preserve">• The pyramid with the larger slant height has ___ surface area because ___.</w:t>
+      </w:r>
+    </w:p>
+    <w:p>
+      <w:pPr>
+        <w:spacing w:after="60"/>
+        <w:ind w:left="360"/>
+      </w:pPr>
+      <w:r>
+        <w:rPr>
+          <w:sz w:val="20"/>
+          <w:szCs w:val="20"/>
+        </w:rPr>
+        <w:t xml:space="preserve">• The ___ area stays the same because slant height only affects ___.</w:t>
+      </w:r>
+    </w:p>
+    <w:p>
+      <w:pPr>
+        <w:spacing w:after="60"/>
+      </w:pPr>
+      <w:r>
+        <w:rPr>
+          <w:b/>
+          <w:bCs/>
+          <w:color w:val="12355B"/>
+          <w:sz w:val="21"/>
+          <w:szCs w:val="21"/>
+        </w:rPr>
+        <w:t xml:space="preserve">3. [Connect] </w:t>
+      </w:r>
+      <w:r>
+        <w:rPr>
+          <w:b/>
+          <w:bCs/>
+          <w:sz w:val="21"/>
+          <w:szCs w:val="21"/>
+        </w:rPr>
+        <w:t xml:space="preserve">A museum builds a square pyramid display case with base edge 3 ft and slant height 4 ft, and the base is open (no glass). Talk through how to find how much glass the 4 triangular sides need.</w:t>
+      </w:r>
+    </w:p>
+    <w:p>
+      <w:pPr>
+        <w:spacing w:after="60"/>
+      </w:pPr>
+      <w:r>
+        <w:rPr>
+          <w:b/>
+          <w:bCs/>
+          <w:color w:val="1FA6A2"/>
+          <w:sz w:val="20"/>
+          <w:szCs w:val="20"/>
+        </w:rPr>
+        <w:t xml:space="preserve">Level 1 — Start here: </w:t>
+      </w:r>
+      <w:r>
+        <w:rPr>
+          <w:sz w:val="20"/>
+          <w:szCs w:val="20"/>
+        </w:rPr>
+        <w:t xml:space="preserve">Find one triangular face area, multiply by 4, and skip the base since it is open.</w:t>
+      </w:r>
+    </w:p>
+    <w:p>
+      <w:pPr>
+        <w:spacing w:after="60"/>
+      </w:pPr>
+      <w:r>
+        <w:rPr>
+          <w:sz w:val="21"/>
+          <w:szCs w:val="21"/>
+        </w:rPr>
+        <w:t xml:space="preserve">Each triangular face has area ½ × ___ × ___ = ___ ft².</w:t>
       </w:r>
       <w:r>
         <w:rPr>
@@ -602,19 +884,19 @@
         </w:rPr>
         <w:br/>
         <w:t xml:space="preserve">
-Sumé la base y las ___.</w:t>
-      </w:r>
-    </w:p>
-    <w:p>
-      <w:pPr>
-        <w:spacing w:after="60"/>
-      </w:pPr>
-      <w:r>
-        <w:rPr>
-          <w:sz w:val="21"/>
-          <w:szCs w:val="21"/>
-        </w:rPr>
-        <w:t xml:space="preserve">I see pyramids in ___.</w:t>
+Cada cara triangular tiene área ½ × ___ × ___ = ___ ft².</w:t>
+      </w:r>
+    </w:p>
+    <w:p>
+      <w:pPr>
+        <w:spacing w:after="60"/>
+      </w:pPr>
+      <w:r>
+        <w:rPr>
+          <w:sz w:val="21"/>
+          <w:szCs w:val="21"/>
+        </w:rPr>
+        <w:t xml:space="preserve">Four faces need ___ ft² of glass, and the base needs ___ because it is open.</w:t>
       </w:r>
       <w:r>
         <w:rPr>
@@ -626,7 +908,293 @@
         </w:rPr>
         <w:br/>
         <w:t xml:space="preserve">
-Veo pirámides en ___.</w:t>
+Cuatro caras necesitan ___ ft² de vidrio, y la base necesita ___ porque está abierta.</w:t>
+      </w:r>
+    </w:p>
+    <w:p>
+      <w:pPr>
+        <w:spacing w:after="60"/>
+      </w:pPr>
+      <w:r>
+        <w:rPr>
+          <w:b/>
+          <w:bCs/>
+          <w:color w:val="12355B"/>
+          <w:sz w:val="20"/>
+          <w:szCs w:val="20"/>
+        </w:rPr>
+        <w:t xml:space="preserve">Word bank: </w:t>
+      </w:r>
+      <w:r>
+        <w:rPr>
+          <w:color w:val="1FA6A2"/>
+          <w:sz w:val="20"/>
+          <w:szCs w:val="20"/>
+        </w:rPr>
+        <w:t xml:space="preserve">pyramid, base, lateral face, slant height, surface area</w:t>
+      </w:r>
+    </w:p>
+    <w:p>
+      <w:pPr>
+        <w:spacing w:after="60"/>
+      </w:pPr>
+      <w:r>
+        <w:rPr>
+          <w:b/>
+          <w:bCs/>
+          <w:color w:val="12355B"/>
+          <w:sz w:val="19"/>
+          <w:szCs w:val="19"/>
+        </w:rPr>
+        <w:t xml:space="preserve">Listen for: </w:t>
+      </w:r>
+      <w:r>
+        <w:rPr>
+          <w:i/>
+          <w:iCs/>
+          <w:color w:val="5F6F80"/>
+          <w:sz w:val="19"/>
+          <w:szCs w:val="19"/>
+        </w:rPr>
+        <w:t xml:space="preserve">Students compute one face = ½ × 3 × 4 = 6 ft², four faces = 24 ft², and explain the open base is not counted, so only the lateral area matters.</w:t>
+      </w:r>
+    </w:p>
+    <w:p>
+      <w:pPr>
+        <w:spacing w:after="60"/>
+      </w:pPr>
+      <w:r>
+        <w:rPr>
+          <w:b/>
+          <w:bCs/>
+          <w:color w:val="9A6B12"/>
+          <w:sz w:val="20"/>
+          <w:szCs w:val="20"/>
+        </w:rPr>
+        <w:t xml:space="preserve">Level 2: </w:t>
+      </w:r>
+      <w:r>
+        <w:rPr>
+          <w:sz w:val="20"/>
+          <w:szCs w:val="20"/>
+        </w:rPr>
+        <w:t xml:space="preserve">How does leaving the base open change which formula you use, and how would the answer change if the base needed glass too?</w:t>
+      </w:r>
+    </w:p>
+    <w:p>
+      <w:pPr>
+        <w:spacing w:after="60"/>
+        <w:ind w:left="360"/>
+      </w:pPr>
+      <w:r>
+        <w:rPr>
+          <w:sz w:val="20"/>
+          <w:szCs w:val="20"/>
+        </w:rPr>
+        <w:t xml:space="preserve">• Leaving the base open means I use only the ___ area because ___.</w:t>
+      </w:r>
+    </w:p>
+    <w:p>
+      <w:pPr>
+        <w:spacing w:after="60"/>
+        <w:ind w:left="360"/>
+      </w:pPr>
+      <w:r>
+        <w:rPr>
+          <w:sz w:val="20"/>
+          <w:szCs w:val="20"/>
+        </w:rPr>
+        <w:t xml:space="preserve">• If the base needed glass, I would add ___ to the total.</w:t>
+      </w:r>
+    </w:p>
+    <w:p>
+      <w:pPr>
+        <w:spacing w:after="60"/>
+      </w:pPr>
+      <w:r>
+        <w:rPr>
+          <w:b/>
+          <w:bCs/>
+          <w:color w:val="12355B"/>
+          <w:sz w:val="21"/>
+          <w:szCs w:val="21"/>
+        </w:rPr>
+        <w:t xml:space="preserve">4. [Reflect] </w:t>
+      </w:r>
+      <w:r>
+        <w:rPr>
+          <w:b/>
+          <w:bCs/>
+          <w:sz w:val="21"/>
+          <w:szCs w:val="21"/>
+        </w:rPr>
+        <w:t xml:space="preserve">A classmate found a square pyramid's surface area by adding only the four triangular faces. What did they forget, and how would you correct it?</w:t>
+      </w:r>
+    </w:p>
+    <w:p>
+      <w:pPr>
+        <w:spacing w:after="60"/>
+      </w:pPr>
+      <w:r>
+        <w:rPr>
+          <w:b/>
+          <w:bCs/>
+          <w:color w:val="1FA6A2"/>
+          <w:sz w:val="20"/>
+          <w:szCs w:val="20"/>
+        </w:rPr>
+        <w:t xml:space="preserve">Level 1 — Start here: </w:t>
+      </w:r>
+      <w:r>
+        <w:rPr>
+          <w:sz w:val="20"/>
+          <w:szCs w:val="20"/>
+        </w:rPr>
+        <w:t xml:space="preserve">They left out the base area, which must be added to the lateral faces for total surface area.</w:t>
+      </w:r>
+    </w:p>
+    <w:p>
+      <w:pPr>
+        <w:spacing w:after="60"/>
+      </w:pPr>
+      <w:r>
+        <w:rPr>
+          <w:sz w:val="21"/>
+          <w:szCs w:val="21"/>
+        </w:rPr>
+        <w:t xml:space="preserve">They forgot to add the ___ area to the triangular faces.</w:t>
+      </w:r>
+      <w:r>
+        <w:rPr>
+          <w:i/>
+          <w:iCs/>
+          <w:color w:val="5F6F80"/>
+          <w:sz w:val="19"/>
+          <w:szCs w:val="19"/>
+        </w:rPr>
+        <w:br/>
+        <w:t xml:space="preserve">
+Olvidaron sumar el área de la ___ a las caras triangulares.</w:t>
+      </w:r>
+    </w:p>
+    <w:p>
+      <w:pPr>
+        <w:spacing w:after="60"/>
+      </w:pPr>
+      <w:r>
+        <w:rPr>
+          <w:sz w:val="21"/>
+          <w:szCs w:val="21"/>
+        </w:rPr>
+        <w:t xml:space="preserve">The correct total surface area is the base plus the ___ lateral faces.</w:t>
+      </w:r>
+      <w:r>
+        <w:rPr>
+          <w:i/>
+          <w:iCs/>
+          <w:color w:val="5F6F80"/>
+          <w:sz w:val="19"/>
+          <w:szCs w:val="19"/>
+        </w:rPr>
+        <w:br/>
+        <w:t xml:space="preserve">
+El área de superficie total correcta es la base más las ___ caras laterales.</w:t>
+      </w:r>
+    </w:p>
+    <w:p>
+      <w:pPr>
+        <w:spacing w:after="60"/>
+      </w:pPr>
+      <w:r>
+        <w:rPr>
+          <w:b/>
+          <w:bCs/>
+          <w:color w:val="12355B"/>
+          <w:sz w:val="20"/>
+          <w:szCs w:val="20"/>
+        </w:rPr>
+        <w:t xml:space="preserve">Word bank: </w:t>
+      </w:r>
+      <w:r>
+        <w:rPr>
+          <w:color w:val="1FA6A2"/>
+          <w:sz w:val="20"/>
+          <w:szCs w:val="20"/>
+        </w:rPr>
+        <w:t xml:space="preserve">pyramid, base, lateral face, slant height, surface area</w:t>
+      </w:r>
+    </w:p>
+    <w:p>
+      <w:pPr>
+        <w:spacing w:after="60"/>
+      </w:pPr>
+      <w:r>
+        <w:rPr>
+          <w:b/>
+          <w:bCs/>
+          <w:color w:val="12355B"/>
+          <w:sz w:val="19"/>
+          <w:szCs w:val="19"/>
+        </w:rPr>
+        <w:t xml:space="preserve">Listen for: </w:t>
+      </w:r>
+      <w:r>
+        <w:rPr>
+          <w:i/>
+          <w:iCs/>
+          <w:color w:val="5F6F80"/>
+          <w:sz w:val="19"/>
+          <w:szCs w:val="19"/>
+        </w:rPr>
+        <w:t xml:space="preserve">Students identify the missing base area and state that total surface area = base area + all lateral (triangular) faces.</w:t>
+      </w:r>
+    </w:p>
+    <w:p>
+      <w:pPr>
+        <w:spacing w:after="60"/>
+      </w:pPr>
+      <w:r>
+        <w:rPr>
+          <w:b/>
+          <w:bCs/>
+          <w:color w:val="9A6B12"/>
+          <w:sz w:val="20"/>
+          <w:szCs w:val="20"/>
+        </w:rPr>
+        <w:t xml:space="preserve">Level 2: </w:t>
+      </w:r>
+      <w:r>
+        <w:rPr>
+          <w:sz w:val="20"/>
+          <w:szCs w:val="20"/>
+        </w:rPr>
+        <w:t xml:space="preserve">When is it correct to leave out the base (like an open display case), and when must it be included? Generalize a rule.</w:t>
+      </w:r>
+    </w:p>
+    <w:p>
+      <w:pPr>
+        <w:spacing w:after="60"/>
+        <w:ind w:left="360"/>
+      </w:pPr>
+      <w:r>
+        <w:rPr>
+          <w:sz w:val="20"/>
+          <w:szCs w:val="20"/>
+        </w:rPr>
+        <w:t xml:space="preserve">• You leave out the base when ___, but include it when ___.</w:t>
+      </w:r>
+    </w:p>
+    <w:p>
+      <w:pPr>
+        <w:spacing w:after="60"/>
+        <w:ind w:left="360"/>
+      </w:pPr>
+      <w:r>
+        <w:rPr>
+          <w:sz w:val="20"/>
+          <w:szCs w:val="20"/>
+        </w:rPr>
+        <w:t xml:space="preserve">• In general, total surface area of a pyramid is always ___.</w:t>
       </w:r>
     </w:p>
     <w:p>
@@ -1213,7 +1781,7 @@
           <w:sz w:val="21"/>
           <w:szCs w:val="21"/>
         </w:rPr>
-        <w:t xml:space="preserve">The pyramid has ___ triangular faces.</w:t>
+        <w:t xml:space="preserve">I need the area of the ___ plus the areas of the ___ triangular faces.</w:t>
       </w:r>
       <w:r>
         <w:rPr>
@@ -1225,19 +1793,19 @@
         </w:rPr>
         <w:br/>
         <w:t xml:space="preserve">
-La pirámide tiene ___ caras triangulares.</w:t>
-      </w:r>
-    </w:p>
-    <w:p>
-      <w:pPr>
-        <w:spacing w:after="60"/>
-      </w:pPr>
-      <w:r>
-        <w:rPr>
-          <w:sz w:val="21"/>
-          <w:szCs w:val="21"/>
-        </w:rPr>
-        <w:t xml:space="preserve">I added the base and the ___.</w:t>
+Necesito el área de la ___ más las áreas de las ___ caras triangulares.</w:t>
+      </w:r>
+    </w:p>
+    <w:p>
+      <w:pPr>
+        <w:spacing w:after="60"/>
+      </w:pPr>
+      <w:r>
+        <w:rPr>
+          <w:sz w:val="21"/>
+          <w:szCs w:val="21"/>
+        </w:rPr>
+        <w:t xml:space="preserve">The surface area is the ___ area plus the ___ faces.</w:t>
       </w:r>
       <w:r>
         <w:rPr>
@@ -1249,19 +1817,19 @@
         </w:rPr>
         <w:br/>
         <w:t xml:space="preserve">
-Sumé la base y las ___.</w:t>
-      </w:r>
-    </w:p>
-    <w:p>
-      <w:pPr>
-        <w:spacing w:after="60"/>
-      </w:pPr>
-      <w:r>
-        <w:rPr>
-          <w:sz w:val="21"/>
-          <w:szCs w:val="21"/>
-        </w:rPr>
-        <w:t xml:space="preserve">I see pyramids in ___.</w:t>
+El área de superficie es el área de la ___ más las caras ___.</w:t>
+      </w:r>
+    </w:p>
+    <w:p>
+      <w:pPr>
+        <w:spacing w:after="60"/>
+      </w:pPr>
+      <w:r>
+        <w:rPr>
+          <w:sz w:val="21"/>
+          <w:szCs w:val="21"/>
+        </w:rPr>
+        <w:t xml:space="preserve">The base area is ___ × ___ = ___, and one triangular face is ½ × 6 × 8 = ___.</w:t>
       </w:r>
       <w:r>
         <w:rPr>
@@ -1273,7 +1841,7 @@
         </w:rPr>
         <w:br/>
         <w:t xml:space="preserve">
-Veo pirámides en ___.</w:t>
+El área de la base es ___ × ___ = ___, y una cara triangular es ½ × 6 × 8 = ___.</w:t>
       </w:r>
     </w:p>
     <w:p>

--- a/lessons/10-5/downloads/10-5-notes.docx
+++ b/lessons/10-5/downloads/10-5-notes.docx
@@ -489,6 +489,43 @@
       </w:pPr>
       <w:r>
         <w:rPr>
+          <w:b/>
+          <w:bCs/>
+          <w:color w:val="1FA6A2"/>
+          <w:sz w:val="20"/>
+          <w:szCs w:val="20"/>
+        </w:rPr>
+        <w:t xml:space="preserve">Hint (optional): </w:t>
+      </w:r>
+      <w:r>
+        <w:rPr>
+          <w:sz w:val="20"/>
+          <w:szCs w:val="20"/>
+        </w:rPr>
+        <w:t xml:space="preserve">Try starting with the word "pyramid" or "base". Re-read the question and underline what it is asking you to compare or find. Use one number or word from the problem as your evidence.</w:t>
+      </w:r>
+    </w:p>
+    <w:p>
+      <w:pPr>
+        <w:spacing w:after="60"/>
+      </w:pPr>
+      <w:r>
+        <w:rPr>
+          <w:b/>
+          <w:bCs/>
+          <w:color w:val="12355B"/>
+          <w:sz w:val="19"/>
+          <w:szCs w:val="19"/>
+        </w:rPr>
+        <w:t xml:space="preserve">Sentence starters (optional)</w:t>
+      </w:r>
+    </w:p>
+    <w:p>
+      <w:pPr>
+        <w:spacing w:after="60"/>
+      </w:pPr>
+      <w:r>
+        <w:rPr>
           <w:sz w:val="21"/>
           <w:szCs w:val="21"/>
         </w:rPr>
@@ -679,6 +716,43 @@
       </w:pPr>
       <w:r>
         <w:rPr>
+          <w:b/>
+          <w:bCs/>
+          <w:color w:val="1FA6A2"/>
+          <w:sz w:val="20"/>
+          <w:szCs w:val="20"/>
+        </w:rPr>
+        <w:t xml:space="preserve">Hint (optional): </w:t>
+      </w:r>
+      <w:r>
+        <w:rPr>
+          <w:sz w:val="20"/>
+          <w:szCs w:val="20"/>
+        </w:rPr>
+        <w:t xml:space="preserve">Try starting with the word "pyramid" or "base". Re-read the question and underline what it is asking you to compare or find. Use one number or word from the problem as your evidence.</w:t>
+      </w:r>
+    </w:p>
+    <w:p>
+      <w:pPr>
+        <w:spacing w:after="60"/>
+      </w:pPr>
+      <w:r>
+        <w:rPr>
+          <w:b/>
+          <w:bCs/>
+          <w:color w:val="12355B"/>
+          <w:sz w:val="19"/>
+          <w:szCs w:val="19"/>
+        </w:rPr>
+        <w:t xml:space="preserve">Sentence starters (optional)</w:t>
+      </w:r>
+    </w:p>
+    <w:p>
+      <w:pPr>
+        <w:spacing w:after="60"/>
+      </w:pPr>
+      <w:r>
+        <w:rPr>
           <w:sz w:val="21"/>
           <w:szCs w:val="21"/>
         </w:rPr>
@@ -869,6 +943,43 @@
       </w:pPr>
       <w:r>
         <w:rPr>
+          <w:b/>
+          <w:bCs/>
+          <w:color w:val="1FA6A2"/>
+          <w:sz w:val="20"/>
+          <w:szCs w:val="20"/>
+        </w:rPr>
+        <w:t xml:space="preserve">Hint (optional): </w:t>
+      </w:r>
+      <w:r>
+        <w:rPr>
+          <w:sz w:val="20"/>
+          <w:szCs w:val="20"/>
+        </w:rPr>
+        <w:t xml:space="preserve">Try starting with the word "pyramid" or "base". Re-read the question and underline what it is asking you to compare or find. Use one number or word from the problem as your evidence.</w:t>
+      </w:r>
+    </w:p>
+    <w:p>
+      <w:pPr>
+        <w:spacing w:after="60"/>
+      </w:pPr>
+      <w:r>
+        <w:rPr>
+          <w:b/>
+          <w:bCs/>
+          <w:color w:val="12355B"/>
+          <w:sz w:val="19"/>
+          <w:szCs w:val="19"/>
+        </w:rPr>
+        <w:t xml:space="preserve">Sentence starters (optional)</w:t>
+      </w:r>
+    </w:p>
+    <w:p>
+      <w:pPr>
+        <w:spacing w:after="60"/>
+      </w:pPr>
+      <w:r>
+        <w:rPr>
           <w:sz w:val="21"/>
           <w:szCs w:val="21"/>
         </w:rPr>
@@ -1051,6 +1162,43 @@
           <w:szCs w:val="20"/>
         </w:rPr>
         <w:t xml:space="preserve">They left out the base area, which must be added to the lateral faces for total surface area.</w:t>
+      </w:r>
+    </w:p>
+    <w:p>
+      <w:pPr>
+        <w:spacing w:after="60"/>
+      </w:pPr>
+      <w:r>
+        <w:rPr>
+          <w:b/>
+          <w:bCs/>
+          <w:color w:val="1FA6A2"/>
+          <w:sz w:val="20"/>
+          <w:szCs w:val="20"/>
+        </w:rPr>
+        <w:t xml:space="preserve">Hint (optional): </w:t>
+      </w:r>
+      <w:r>
+        <w:rPr>
+          <w:sz w:val="20"/>
+          <w:szCs w:val="20"/>
+        </w:rPr>
+        <w:t xml:space="preserve">Try starting with the word "pyramid" or "base". Re-read the question and underline what it is asking you to compare or find. Use one number or word from the problem as your evidence.</w:t>
+      </w:r>
+    </w:p>
+    <w:p>
+      <w:pPr>
+        <w:spacing w:after="60"/>
+      </w:pPr>
+      <w:r>
+        <w:rPr>
+          <w:b/>
+          <w:bCs/>
+          <w:color w:val="12355B"/>
+          <w:sz w:val="19"/>
+          <w:szCs w:val="19"/>
+        </w:rPr>
+        <w:t xml:space="preserve">Sentence starters (optional)</w:t>
       </w:r>
     </w:p>
     <w:p>

--- a/lessons/10-5/downloads/10-5-notes.docx
+++ b/lessons/10-5/downloads/10-5-notes.docx
@@ -97,6 +97,69 @@
       </w:pPr>
       <w:r>
         <w:rPr>
+          <w:i/>
+          <w:iCs/>
+          <w:color w:val="5F6F80"/>
+          <w:sz w:val="19"/>
+          <w:szCs w:val="19"/>
+        </w:rPr>
+        <w:t xml:space="preserve">Picture first, then the word, then a plain-language meaning.</w:t>
+      </w:r>
+    </w:p>
+    <w:p>
+      <w:pPr>
+        <w:keepNext/>
+        <w:spacing w:after="20" w:before="120"/>
+        <w:jc w:val="center"/>
+      </w:pPr>
+      <w:r>
+        <w:drawing>
+          <wp:inline distT="0" distB="0" distL="0" distR="0">
+            <wp:extent cx="1238250" cy="933450"/>
+            <wp:effectExtent t="0" r="0" b="0" l="0"/>
+            <wp:docPr id="1" name="" descr="" title=""/>
+            <wp:cNvGraphicFramePr>
+              <a:graphicFrameLocks xmlns:a="http://schemas.openxmlformats.org/drawingml/2006/main" noChangeAspect="1"/>
+            </wp:cNvGraphicFramePr>
+            <a:graphic xmlns:a="http://schemas.openxmlformats.org/drawingml/2006/main">
+              <a:graphicData uri="http://schemas.openxmlformats.org/drawingml/2006/picture">
+                <pic:pic xmlns:pic="http://schemas.openxmlformats.org/drawingml/2006/picture">
+                  <pic:nvPicPr>
+                    <pic:cNvPr id="0" name="" descr=""/>
+                    <pic:cNvPicPr>
+                      <a:picLocks noChangeAspect="1" noChangeArrowheads="1"/>
+                    </pic:cNvPicPr>
+                  </pic:nvPicPr>
+                  <pic:blipFill>
+                    <a:blip r:embed="rId9" cstate="none"/>
+                    <a:srcRect/>
+                    <a:stretch>
+                      <a:fillRect/>
+                    </a:stretch>
+                  </pic:blipFill>
+                  <pic:spPr bwMode="auto">
+                    <a:xfrm>
+                      <a:off x="0" y="0"/>
+                      <a:ext cx="1238250" cy="933450"/>
+                    </a:xfrm>
+                    <a:prstGeom prst="rect">
+                      <a:avLst/>
+                    </a:prstGeom>
+                  </pic:spPr>
+                </pic:pic>
+              </a:graphicData>
+            </a:graphic>
+          </wp:inline>
+        </w:drawing>
+      </w:r>
+    </w:p>
+    <w:p>
+      <w:pPr>
+        <w:keepNext/>
+        <w:spacing w:after="20"/>
+      </w:pPr>
+      <w:r>
+        <w:rPr>
           <w:b/>
           <w:bCs/>
           <w:color w:val="12355B"/>
@@ -118,7 +181,7 @@
     </w:p>
     <w:p>
       <w:pPr>
-        <w:spacing w:after="60"/>
+        <w:spacing w:after="160"/>
       </w:pPr>
       <w:r>
         <w:rPr>
@@ -130,22 +193,55 @@
     </w:p>
     <w:p>
       <w:pPr>
-        <w:spacing w:after="60"/>
-      </w:pPr>
-      <w:r>
-        <w:rPr>
-          <w:i/>
-          <w:iCs/>
-          <w:color w:val="5F6F80"/>
-          <w:sz w:val="19"/>
-          <w:szCs w:val="19"/>
-        </w:rPr>
-        <w:t xml:space="preserve">Like the Great Pyramid of Giza — a square on the bottom, 4 triangles slanting up to a point</w:t>
-      </w:r>
-    </w:p>
-    <w:p>
-      <w:pPr>
-        <w:spacing w:after="60"/>
+        <w:keepNext/>
+        <w:spacing w:after="20" w:before="120"/>
+        <w:jc w:val="center"/>
+      </w:pPr>
+      <w:r>
+        <w:drawing>
+          <wp:inline distT="0" distB="0" distL="0" distR="0">
+            <wp:extent cx="1238250" cy="933450"/>
+            <wp:effectExtent t="0" r="0" b="0" l="0"/>
+            <wp:docPr id="1" name="" descr="" title=""/>
+            <wp:cNvGraphicFramePr>
+              <a:graphicFrameLocks xmlns:a="http://schemas.openxmlformats.org/drawingml/2006/main" noChangeAspect="1"/>
+            </wp:cNvGraphicFramePr>
+            <a:graphic xmlns:a="http://schemas.openxmlformats.org/drawingml/2006/main">
+              <a:graphicData uri="http://schemas.openxmlformats.org/drawingml/2006/picture">
+                <pic:pic xmlns:pic="http://schemas.openxmlformats.org/drawingml/2006/picture">
+                  <pic:nvPicPr>
+                    <pic:cNvPr id="0" name="" descr=""/>
+                    <pic:cNvPicPr>
+                      <a:picLocks noChangeAspect="1" noChangeArrowheads="1"/>
+                    </pic:cNvPicPr>
+                  </pic:nvPicPr>
+                  <pic:blipFill>
+                    <a:blip r:embed="rId10" cstate="none"/>
+                    <a:srcRect/>
+                    <a:stretch>
+                      <a:fillRect/>
+                    </a:stretch>
+                  </pic:blipFill>
+                  <pic:spPr bwMode="auto">
+                    <a:xfrm>
+                      <a:off x="0" y="0"/>
+                      <a:ext cx="1238250" cy="933450"/>
+                    </a:xfrm>
+                    <a:prstGeom prst="rect">
+                      <a:avLst/>
+                    </a:prstGeom>
+                  </pic:spPr>
+                </pic:pic>
+              </a:graphicData>
+            </a:graphic>
+          </wp:inline>
+        </w:drawing>
+      </w:r>
+    </w:p>
+    <w:p>
+      <w:pPr>
+        <w:keepNext/>
+        <w:spacing w:after="20"/>
       </w:pPr>
       <w:r>
         <w:rPr>
@@ -170,7 +266,7 @@
     </w:p>
     <w:p>
       <w:pPr>
-        <w:spacing w:after="60"/>
+        <w:spacing w:after="160"/>
       </w:pPr>
       <w:r>
         <w:rPr>
@@ -182,22 +278,55 @@
     </w:p>
     <w:p>
       <w:pPr>
-        <w:spacing w:after="60"/>
-      </w:pPr>
-      <w:r>
-        <w:rPr>
-          <w:i/>
-          <w:iCs/>
-          <w:color w:val="5F6F80"/>
-          <w:sz w:val="19"/>
-          <w:szCs w:val="19"/>
-        </w:rPr>
-        <w:t xml:space="preserve">If you slide your finger from the bottom edge up the triangle face to the top point — that distance is the slant height</w:t>
-      </w:r>
-    </w:p>
-    <w:p>
-      <w:pPr>
-        <w:spacing w:after="60"/>
+        <w:keepNext/>
+        <w:spacing w:after="20" w:before="120"/>
+        <w:jc w:val="center"/>
+      </w:pPr>
+      <w:r>
+        <w:drawing>
+          <wp:inline distT="0" distB="0" distL="0" distR="0">
+            <wp:extent cx="1238250" cy="933450"/>
+            <wp:effectExtent t="0" r="0" b="0" l="0"/>
+            <wp:docPr id="1" name="" descr="" title=""/>
+            <wp:cNvGraphicFramePr>
+              <a:graphicFrameLocks xmlns:a="http://schemas.openxmlformats.org/drawingml/2006/main" noChangeAspect="1"/>
+            </wp:cNvGraphicFramePr>
+            <a:graphic xmlns:a="http://schemas.openxmlformats.org/drawingml/2006/main">
+              <a:graphicData uri="http://schemas.openxmlformats.org/drawingml/2006/picture">
+                <pic:pic xmlns:pic="http://schemas.openxmlformats.org/drawingml/2006/picture">
+                  <pic:nvPicPr>
+                    <pic:cNvPr id="0" name="" descr=""/>
+                    <pic:cNvPicPr>
+                      <a:picLocks noChangeAspect="1" noChangeArrowheads="1"/>
+                    </pic:cNvPicPr>
+                  </pic:nvPicPr>
+                  <pic:blipFill>
+                    <a:blip r:embed="rId11" cstate="none"/>
+                    <a:srcRect/>
+                    <a:stretch>
+                      <a:fillRect/>
+                    </a:stretch>
+                  </pic:blipFill>
+                  <pic:spPr bwMode="auto">
+                    <a:xfrm>
+                      <a:off x="0" y="0"/>
+                      <a:ext cx="1238250" cy="933450"/>
+                    </a:xfrm>
+                    <a:prstGeom prst="rect">
+                      <a:avLst/>
+                    </a:prstGeom>
+                  </pic:spPr>
+                </pic:pic>
+              </a:graphicData>
+            </a:graphic>
+          </wp:inline>
+        </w:drawing>
+      </w:r>
+    </w:p>
+    <w:p>
+      <w:pPr>
+        <w:keepNext/>
+        <w:spacing w:after="20"/>
       </w:pPr>
       <w:r>
         <w:rPr>
@@ -222,7 +351,7 @@
     </w:p>
     <w:p>
       <w:pPr>
-        <w:spacing w:after="60"/>
+        <w:spacing w:after="160"/>
       </w:pPr>
       <w:r>
         <w:rPr>
@@ -234,22 +363,55 @@
     </w:p>
     <w:p>
       <w:pPr>
-        <w:spacing w:after="60"/>
-      </w:pPr>
-      <w:r>
-        <w:rPr>
-          <w:i/>
-          <w:iCs/>
-          <w:color w:val="5F6F80"/>
-          <w:sz w:val="19"/>
-          <w:szCs w:val="19"/>
-        </w:rPr>
-        <w:t xml:space="preserve">A square pyramid has 4 lateral faces — one triangle for each side of the square base</w:t>
-      </w:r>
-    </w:p>
-    <w:p>
-      <w:pPr>
-        <w:spacing w:after="60"/>
+        <w:keepNext/>
+        <w:spacing w:after="20" w:before="120"/>
+        <w:jc w:val="center"/>
+      </w:pPr>
+      <w:r>
+        <w:drawing>
+          <wp:inline distT="0" distB="0" distL="0" distR="0">
+            <wp:extent cx="1238250" cy="933450"/>
+            <wp:effectExtent t="0" r="0" b="0" l="0"/>
+            <wp:docPr id="1" name="" descr="" title=""/>
+            <wp:cNvGraphicFramePr>
+              <a:graphicFrameLocks xmlns:a="http://schemas.openxmlformats.org/drawingml/2006/main" noChangeAspect="1"/>
+            </wp:cNvGraphicFramePr>
+            <a:graphic xmlns:a="http://schemas.openxmlformats.org/drawingml/2006/main">
+              <a:graphicData uri="http://schemas.openxmlformats.org/drawingml/2006/picture">
+                <pic:pic xmlns:pic="http://schemas.openxmlformats.org/drawingml/2006/picture">
+                  <pic:nvPicPr>
+                    <pic:cNvPr id="0" name="" descr=""/>
+                    <pic:cNvPicPr>
+                      <a:picLocks noChangeAspect="1" noChangeArrowheads="1"/>
+                    </pic:cNvPicPr>
+                  </pic:nvPicPr>
+                  <pic:blipFill>
+                    <a:blip r:embed="rId12" cstate="none"/>
+                    <a:srcRect/>
+                    <a:stretch>
+                      <a:fillRect/>
+                    </a:stretch>
+                  </pic:blipFill>
+                  <pic:spPr bwMode="auto">
+                    <a:xfrm>
+                      <a:off x="0" y="0"/>
+                      <a:ext cx="1238250" cy="933450"/>
+                    </a:xfrm>
+                    <a:prstGeom prst="rect">
+                      <a:avLst/>
+                    </a:prstGeom>
+                  </pic:spPr>
+                </pic:pic>
+              </a:graphicData>
+            </a:graphic>
+          </wp:inline>
+        </w:drawing>
+      </w:r>
+    </w:p>
+    <w:p>
+      <w:pPr>
+        <w:keepNext/>
+        <w:spacing w:after="20"/>
       </w:pPr>
       <w:r>
         <w:rPr>
@@ -274,7 +436,7 @@
     </w:p>
     <w:p>
       <w:pPr>
-        <w:spacing w:after="60"/>
+        <w:spacing w:after="160"/>
       </w:pPr>
       <w:r>
         <w:rPr>
@@ -286,22 +448,55 @@
     </w:p>
     <w:p>
       <w:pPr>
-        <w:spacing w:after="60"/>
-      </w:pPr>
-      <w:r>
-        <w:rPr>
-          <w:i/>
-          <w:iCs/>
-          <w:color w:val="5F6F80"/>
-          <w:sz w:val="19"/>
-          <w:szCs w:val="19"/>
-        </w:rPr>
-        <w:t xml:space="preserve">A square pyramid sits on a square base; base area = side × side</w:t>
-      </w:r>
-    </w:p>
-    <w:p>
-      <w:pPr>
-        <w:spacing w:after="60"/>
+        <w:keepNext/>
+        <w:spacing w:after="20" w:before="120"/>
+        <w:jc w:val="center"/>
+      </w:pPr>
+      <w:r>
+        <w:drawing>
+          <wp:inline distT="0" distB="0" distL="0" distR="0">
+            <wp:extent cx="1238250" cy="933450"/>
+            <wp:effectExtent t="0" r="0" b="0" l="0"/>
+            <wp:docPr id="1" name="" descr="" title=""/>
+            <wp:cNvGraphicFramePr>
+              <a:graphicFrameLocks xmlns:a="http://schemas.openxmlformats.org/drawingml/2006/main" noChangeAspect="1"/>
+            </wp:cNvGraphicFramePr>
+            <a:graphic xmlns:a="http://schemas.openxmlformats.org/drawingml/2006/main">
+              <a:graphicData uri="http://schemas.openxmlformats.org/drawingml/2006/picture">
+                <pic:pic xmlns:pic="http://schemas.openxmlformats.org/drawingml/2006/picture">
+                  <pic:nvPicPr>
+                    <pic:cNvPr id="0" name="" descr=""/>
+                    <pic:cNvPicPr>
+                      <a:picLocks noChangeAspect="1" noChangeArrowheads="1"/>
+                    </pic:cNvPicPr>
+                  </pic:nvPicPr>
+                  <pic:blipFill>
+                    <a:blip r:embed="rId9" cstate="none"/>
+                    <a:srcRect/>
+                    <a:stretch>
+                      <a:fillRect/>
+                    </a:stretch>
+                  </pic:blipFill>
+                  <pic:spPr bwMode="auto">
+                    <a:xfrm>
+                      <a:off x="0" y="0"/>
+                      <a:ext cx="1238250" cy="933450"/>
+                    </a:xfrm>
+                    <a:prstGeom prst="rect">
+                      <a:avLst/>
+                    </a:prstGeom>
+                  </pic:spPr>
+                </pic:pic>
+              </a:graphicData>
+            </a:graphic>
+          </wp:inline>
+        </w:drawing>
+      </w:r>
+    </w:p>
+    <w:p>
+      <w:pPr>
+        <w:keepNext/>
+        <w:spacing w:after="20"/>
       </w:pPr>
       <w:r>
         <w:rPr>
@@ -326,7 +521,7 @@
     </w:p>
     <w:p>
       <w:pPr>
-        <w:spacing w:after="60"/>
+        <w:spacing w:after="160"/>
       </w:pPr>
       <w:r>
         <w:rPr>
@@ -338,22 +533,55 @@
     </w:p>
     <w:p>
       <w:pPr>
-        <w:spacing w:after="60"/>
-      </w:pPr>
-      <w:r>
-        <w:rPr>
-          <w:i/>
-          <w:iCs/>
-          <w:color w:val="5F6F80"/>
-          <w:sz w:val="19"/>
-          <w:szCs w:val="19"/>
-        </w:rPr>
-        <w:t xml:space="preserve">The pointy top of a pyramid — all the slanted edges connect here</w:t>
-      </w:r>
-    </w:p>
-    <w:p>
-      <w:pPr>
-        <w:spacing w:after="60"/>
+        <w:keepNext/>
+        <w:spacing w:after="20" w:before="120"/>
+        <w:jc w:val="center"/>
+      </w:pPr>
+      <w:r>
+        <w:drawing>
+          <wp:inline distT="0" distB="0" distL="0" distR="0">
+            <wp:extent cx="1238250" cy="933450"/>
+            <wp:effectExtent t="0" r="0" b="0" l="0"/>
+            <wp:docPr id="1" name="" descr="" title=""/>
+            <wp:cNvGraphicFramePr>
+              <a:graphicFrameLocks xmlns:a="http://schemas.openxmlformats.org/drawingml/2006/main" noChangeAspect="1"/>
+            </wp:cNvGraphicFramePr>
+            <a:graphic xmlns:a="http://schemas.openxmlformats.org/drawingml/2006/main">
+              <a:graphicData uri="http://schemas.openxmlformats.org/drawingml/2006/picture">
+                <pic:pic xmlns:pic="http://schemas.openxmlformats.org/drawingml/2006/picture">
+                  <pic:nvPicPr>
+                    <pic:cNvPr id="0" name="" descr=""/>
+                    <pic:cNvPicPr>
+                      <a:picLocks noChangeAspect="1" noChangeArrowheads="1"/>
+                    </pic:cNvPicPr>
+                  </pic:nvPicPr>
+                  <pic:blipFill>
+                    <a:blip r:embed="rId11" cstate="none"/>
+                    <a:srcRect/>
+                    <a:stretch>
+                      <a:fillRect/>
+                    </a:stretch>
+                  </pic:blipFill>
+                  <pic:spPr bwMode="auto">
+                    <a:xfrm>
+                      <a:off x="0" y="0"/>
+                      <a:ext cx="1238250" cy="933450"/>
+                    </a:xfrm>
+                    <a:prstGeom prst="rect">
+                      <a:avLst/>
+                    </a:prstGeom>
+                  </pic:spPr>
+                </pic:pic>
+              </a:graphicData>
+            </a:graphic>
+          </wp:inline>
+        </w:drawing>
+      </w:r>
+    </w:p>
+    <w:p>
+      <w:pPr>
+        <w:keepNext/>
+        <w:spacing w:after="20"/>
       </w:pPr>
       <w:r>
         <w:rPr>
@@ -378,7 +606,7 @@
     </w:p>
     <w:p>
       <w:pPr>
-        <w:spacing w:after="60"/>
+        <w:spacing w:after="160"/>
       </w:pPr>
       <w:r>
         <w:rPr>
@@ -386,21 +614,6 @@
           <w:szCs w:val="21"/>
         </w:rPr>
         <w:t xml:space="preserve">The total area of just the side triangles, not the bottom.</w:t>
-      </w:r>
-    </w:p>
-    <w:p>
-      <w:pPr>
-        <w:spacing w:after="60"/>
-      </w:pPr>
-      <w:r>
-        <w:rPr>
-          <w:i/>
-          <w:iCs/>
-          <w:color w:val="5F6F80"/>
-          <w:sz w:val="19"/>
-          <w:szCs w:val="19"/>
-        </w:rPr>
-        <w:t xml:space="preserve">For a square pyramid: lateral area = 4 × (½ × base edge × slant height)</w:t>
       </w:r>
     </w:p>
     <w:p>

--- a/lessons/10-5/downloads/10-5-notes.docx
+++ b/lessons/10-5/downloads/10-5-notes.docx
@@ -1377,7 +1377,7 @@
           <w:sz w:val="24"/>
           <w:szCs w:val="24"/>
         </w:rPr>
-        <w:t xml:space="preserve">Try the Model</w:t>
+        <w:t xml:space="preserve">Solved Example</w:t>
       </w:r>
       <w:r>
         <w:rPr>
@@ -1387,90 +1387,196 @@
           <w:sz w:val="19"/>
           <w:szCs w:val="19"/>
         </w:rPr>
-        <w:t xml:space="preserve">   step through it together</w:t>
-      </w:r>
-    </w:p>
-    <w:p>
-      <w:pPr>
-        <w:spacing w:after="80"/>
-      </w:pPr>
-      <w:r>
-        <w:rPr>
-          <w:sz w:val="21"/>
-          <w:szCs w:val="21"/>
-        </w:rPr>
-        <w:t xml:space="preserve">Calculate the surface area of each pyramid display. SA = Base Area + Lateral Area. For each triangular face, use A = ½ × base × slant height.</w:t>
-      </w:r>
-    </w:p>
-    <w:p>
-      <w:pPr>
+        <w:t xml:space="preserve">   I Do — watch each step</w:t>
+      </w:r>
+    </w:p>
+    <w:p>
+      <w:pPr>
+        <w:keepNext/>
         <w:spacing w:after="40"/>
       </w:pPr>
       <w:r>
-        <w:t xml:space="preserve"/>
-      </w:r>
-    </w:p>
-    <w:tbl>
-      <w:tblPr>
-        <w:tblW w:type="pct" w:w="100%"/>
-        <w:tblBorders>
-          <w:top w:val="single" w:color="C7D2DD" w:sz="6"/>
-          <w:left w:val="single" w:color="C7D2DD" w:sz="6"/>
-          <w:bottom w:val="single" w:color="C7D2DD" w:sz="6"/>
-          <w:right w:val="single" w:color="C7D2DD" w:sz="6"/>
-          <w:insideH w:val="single" w:color="auto" w:sz="4"/>
-          <w:insideV w:val="single" w:color="auto" w:sz="4"/>
-        </w:tblBorders>
-      </w:tblPr>
-      <w:tblGrid>
-        <w:gridCol w:w="100"/>
-      </w:tblGrid>
-      <w:tr>
-        <w:tc>
-          <w:tcPr>
-            <w:shd w:fill="E6F4F3" w:color="auto" w:val="clear"/>
-            <w:tcMar>
-              <w:top w:type="dxa" w:w="60"/>
-              <w:left w:type="dxa" w:w="120"/>
-              <w:bottom w:type="dxa" w:w="60"/>
-              <w:right w:type="dxa" w:w="120"/>
-            </w:tcMar>
-          </w:tcPr>
-          <w:p>
-            <w:pPr>
-              <w:spacing w:after="0" w:line="320"/>
-            </w:pPr>
-            <w:r>
-              <w:t xml:space="preserve"/>
-            </w:r>
-          </w:p>
-          <w:p>
-            <w:pPr>
-              <w:spacing w:after="0" w:line="320"/>
-            </w:pPr>
-            <w:r>
-              <w:t xml:space="preserve"/>
-            </w:r>
-          </w:p>
-          <w:p>
-            <w:pPr>
-              <w:spacing w:after="0" w:line="320"/>
-            </w:pPr>
-            <w:r>
-              <w:t xml:space="preserve"/>
-            </w:r>
-          </w:p>
-          <w:p>
-            <w:pPr>
-              <w:spacing w:after="0" w:line="320"/>
-            </w:pPr>
-            <w:r>
-              <w:t xml:space="preserve"/>
-            </w:r>
-          </w:p>
-        </w:tc>
-      </w:tr>
-    </w:tbl>
+        <w:rPr>
+          <w:b/>
+          <w:bCs/>
+          <w:color w:val="12355B"/>
+          <w:sz w:val="21"/>
+          <w:szCs w:val="21"/>
+        </w:rPr>
+        <w:t xml:space="preserve">Problem:  </w:t>
+      </w:r>
+      <w:r>
+        <w:rPr>
+          <w:sz w:val="21"/>
+          <w:szCs w:val="21"/>
+        </w:rPr>
+        <w:t xml:space="preserve">A square pyramid has a base edge of 5 in and a slant height of 7 in. What is the surface area?</w:t>
+      </w:r>
+    </w:p>
+    <w:p>
+      <w:pPr>
+        <w:spacing w:after="30"/>
+        <w:ind w:left="420"/>
+      </w:pPr>
+      <w:r>
+        <w:rPr>
+          <w:sz w:val="20"/>
+          <w:szCs w:val="20"/>
+        </w:rPr>
+        <w:t xml:space="preserve">A)  95 in²</w:t>
+      </w:r>
+    </w:p>
+    <w:p>
+      <w:pPr>
+        <w:spacing w:after="30"/>
+        <w:ind w:left="420"/>
+      </w:pPr>
+      <w:r>
+        <w:rPr>
+          <w:sz w:val="20"/>
+          <w:szCs w:val="20"/>
+        </w:rPr>
+        <w:t xml:space="preserve">B)  70 in²</w:t>
+      </w:r>
+    </w:p>
+    <w:p>
+      <w:pPr>
+        <w:spacing w:after="30"/>
+        <w:ind w:left="420"/>
+      </w:pPr>
+      <w:r>
+        <w:rPr>
+          <w:sz w:val="20"/>
+          <w:szCs w:val="20"/>
+        </w:rPr>
+        <w:t xml:space="preserve">C)  95 in³</w:t>
+      </w:r>
+    </w:p>
+    <w:p>
+      <w:pPr>
+        <w:spacing w:after="30"/>
+        <w:ind w:left="420"/>
+      </w:pPr>
+      <w:r>
+        <w:rPr>
+          <w:sz w:val="20"/>
+          <w:szCs w:val="20"/>
+        </w:rPr>
+        <w:t xml:space="preserve">D)  120 in²</w:t>
+      </w:r>
+    </w:p>
+    <w:p>
+      <w:pPr>
+        <w:spacing w:after="20" w:before="50"/>
+      </w:pPr>
+      <w:r>
+        <w:rPr>
+          <w:b/>
+          <w:bCs/>
+          <w:color w:val="1FA6A2"/>
+          <w:sz w:val="21"/>
+          <w:szCs w:val="21"/>
+        </w:rPr>
+        <w:t xml:space="preserve">Step 1:  </w:t>
+      </w:r>
+      <w:r>
+        <w:rPr>
+          <w:sz w:val="21"/>
+          <w:szCs w:val="21"/>
+        </w:rPr>
+        <w:t xml:space="preserve">Base: 5 × 5 = 25 in².</w:t>
+      </w:r>
+    </w:p>
+    <w:p>
+      <w:pPr>
+        <w:spacing w:after="20" w:before="50"/>
+      </w:pPr>
+      <w:r>
+        <w:rPr>
+          <w:b/>
+          <w:bCs/>
+          <w:color w:val="1FA6A2"/>
+          <w:sz w:val="21"/>
+          <w:szCs w:val="21"/>
+        </w:rPr>
+        <w:t xml:space="preserve">Step 2:  </w:t>
+      </w:r>
+      <w:r>
+        <w:rPr>
+          <w:sz w:val="21"/>
+          <w:szCs w:val="21"/>
+        </w:rPr>
+        <w:t xml:space="preserve">Each lateral face: ½ × 5 × 7 = 17.5 in².</w:t>
+      </w:r>
+    </w:p>
+    <w:p>
+      <w:pPr>
+        <w:spacing w:after="20" w:before="50"/>
+      </w:pPr>
+      <w:r>
+        <w:rPr>
+          <w:b/>
+          <w:bCs/>
+          <w:color w:val="1FA6A2"/>
+          <w:sz w:val="21"/>
+          <w:szCs w:val="21"/>
+        </w:rPr>
+        <w:t xml:space="preserve">Step 3:  </w:t>
+      </w:r>
+      <w:r>
+        <w:rPr>
+          <w:sz w:val="21"/>
+          <w:szCs w:val="21"/>
+        </w:rPr>
+        <w:t xml:space="preserve">Four faces: 4 × 17.5 = 70 in².</w:t>
+      </w:r>
+    </w:p>
+    <w:p>
+      <w:pPr>
+        <w:spacing w:after="20" w:before="50"/>
+      </w:pPr>
+      <w:r>
+        <w:rPr>
+          <w:b/>
+          <w:bCs/>
+          <w:color w:val="1FA6A2"/>
+          <w:sz w:val="21"/>
+          <w:szCs w:val="21"/>
+        </w:rPr>
+        <w:t xml:space="preserve">Step 4:  </w:t>
+      </w:r>
+      <w:r>
+        <w:rPr>
+          <w:sz w:val="21"/>
+          <w:szCs w:val="21"/>
+        </w:rPr>
+        <w:t xml:space="preserve">SA = 25 + 70 = 95 in².</w:t>
+      </w:r>
+    </w:p>
+    <w:p>
+      <w:pPr>
+        <w:spacing w:after="40" w:before="60"/>
+      </w:pPr>
+      <w:r>
+        <w:rPr>
+          <w:b/>
+          <w:bCs/>
+          <w:color w:val="12355B"/>
+          <w:sz w:val="21"/>
+          <w:szCs w:val="21"/>
+        </w:rPr>
+        <w:t xml:space="preserve">Answer:  </w:t>
+      </w:r>
+      <w:r>
+        <w:rPr>
+          <w:b/>
+          <w:bCs/>
+          <w:sz w:val="21"/>
+          <w:szCs w:val="21"/>
+        </w:rPr>
+        <w:t xml:space="preserve">A. 95 in²</w:t>
+      </w:r>
+    </w:p>
     <w:p>
       <w:pPr>
         <w:pStyle w:val="Heading1"/>
@@ -1515,6 +1621,197 @@
           <w:szCs w:val="19"/>
         </w:rPr>
         <w:t xml:space="preserve">   We Do — work with your class</w:t>
+      </w:r>
+    </w:p>
+    <w:p>
+      <w:pPr>
+        <w:keepNext/>
+        <w:spacing w:after="40" w:before="40"/>
+      </w:pPr>
+      <w:r>
+        <w:rPr>
+          <w:b/>
+          <w:bCs/>
+          <w:color w:val="12355B"/>
+          <w:sz w:val="21"/>
+          <w:szCs w:val="21"/>
+        </w:rPr>
+        <w:t xml:space="preserve">Problem:  </w:t>
+      </w:r>
+      <w:r>
+        <w:rPr>
+          <w:sz w:val="21"/>
+          <w:szCs w:val="21"/>
+        </w:rPr>
+        <w:t xml:space="preserve">How many lateral (triangular) faces does a square pyramid have?</w:t>
+      </w:r>
+    </w:p>
+    <w:p>
+      <w:pPr>
+        <w:spacing w:after="30"/>
+        <w:ind w:left="420"/>
+      </w:pPr>
+      <w:r>
+        <w:rPr>
+          <w:sz w:val="20"/>
+          <w:szCs w:val="20"/>
+        </w:rPr>
+        <w:t xml:space="preserve">A)  4</w:t>
+      </w:r>
+    </w:p>
+    <w:p>
+      <w:pPr>
+        <w:spacing w:after="30"/>
+        <w:ind w:left="420"/>
+      </w:pPr>
+      <w:r>
+        <w:rPr>
+          <w:sz w:val="20"/>
+          <w:szCs w:val="20"/>
+        </w:rPr>
+        <w:t xml:space="preserve">B)  3</w:t>
+      </w:r>
+    </w:p>
+    <w:p>
+      <w:pPr>
+        <w:spacing w:after="30"/>
+        <w:ind w:left="420"/>
+      </w:pPr>
+      <w:r>
+        <w:rPr>
+          <w:sz w:val="20"/>
+          <w:szCs w:val="20"/>
+        </w:rPr>
+        <w:t xml:space="preserve">C)  5</w:t>
+      </w:r>
+    </w:p>
+    <w:p>
+      <w:pPr>
+        <w:spacing w:after="30"/>
+        <w:ind w:left="420"/>
+      </w:pPr>
+      <w:r>
+        <w:rPr>
+          <w:sz w:val="20"/>
+          <w:szCs w:val="20"/>
+        </w:rPr>
+        <w:t xml:space="preserve">D)  6</w:t>
+      </w:r>
+    </w:p>
+    <w:p>
+      <w:pPr>
+        <w:keepNext/>
+        <w:spacing w:after="0" w:before="50"/>
+      </w:pPr>
+      <w:r>
+        <w:rPr>
+          <w:b/>
+          <w:bCs/>
+          <w:color w:val="6B4FA0"/>
+          <w:sz w:val="21"/>
+          <w:szCs w:val="21"/>
+        </w:rPr>
+        <w:t xml:space="preserve">Step 1:</w:t>
+      </w:r>
+    </w:p>
+    <w:p>
+      <w:pPr>
+        <w:pBdr>
+          <w:bottom w:val="single" w:color="AFBECC" w:sz="6"/>
+        </w:pBdr>
+        <w:spacing w:after="30" w:before="150"/>
+      </w:pPr>
+      <w:r>
+        <w:t xml:space="preserve"/>
+      </w:r>
+    </w:p>
+    <w:p>
+      <w:pPr>
+        <w:keepNext/>
+        <w:spacing w:after="0" w:before="50"/>
+      </w:pPr>
+      <w:r>
+        <w:rPr>
+          <w:b/>
+          <w:bCs/>
+          <w:color w:val="6B4FA0"/>
+          <w:sz w:val="21"/>
+          <w:szCs w:val="21"/>
+        </w:rPr>
+        <w:t xml:space="preserve">Step 2:</w:t>
+      </w:r>
+    </w:p>
+    <w:p>
+      <w:pPr>
+        <w:pBdr>
+          <w:bottom w:val="single" w:color="AFBECC" w:sz="6"/>
+        </w:pBdr>
+        <w:spacing w:after="30" w:before="150"/>
+      </w:pPr>
+      <w:r>
+        <w:t xml:space="preserve"/>
+      </w:r>
+    </w:p>
+    <w:p>
+      <w:pPr>
+        <w:keepNext/>
+        <w:spacing w:after="0" w:before="50"/>
+      </w:pPr>
+      <w:r>
+        <w:rPr>
+          <w:b/>
+          <w:bCs/>
+          <w:color w:val="6B4FA0"/>
+          <w:sz w:val="21"/>
+          <w:szCs w:val="21"/>
+        </w:rPr>
+        <w:t xml:space="preserve">Step 3:</w:t>
+      </w:r>
+    </w:p>
+    <w:p>
+      <w:pPr>
+        <w:pBdr>
+          <w:bottom w:val="single" w:color="AFBECC" w:sz="6"/>
+        </w:pBdr>
+        <w:spacing w:after="30" w:before="150"/>
+      </w:pPr>
+      <w:r>
+        <w:t xml:space="preserve"/>
+      </w:r>
+    </w:p>
+    <w:p>
+      <w:pPr>
+        <w:keepNext/>
+        <w:spacing w:after="0" w:before="60"/>
+      </w:pPr>
+      <w:r>
+        <w:rPr>
+          <w:b/>
+          <w:bCs/>
+          <w:color w:val="12355B"/>
+          <w:sz w:val="21"/>
+          <w:szCs w:val="21"/>
+        </w:rPr>
+        <w:t xml:space="preserve">Answer:</w:t>
+      </w:r>
+    </w:p>
+    <w:p>
+      <w:pPr>
+        <w:pBdr>
+          <w:bottom w:val="single" w:color="AFBECC" w:sz="6"/>
+        </w:pBdr>
+        <w:spacing w:after="30" w:before="150"/>
+      </w:pPr>
+      <w:r>
+        <w:t xml:space="preserve"/>
+      </w:r>
+    </w:p>
+    <w:p>
+      <w:pPr>
+        <w:spacing w:after="80"/>
+      </w:pPr>
+      <w:r>
+        <w:t xml:space="preserve"/>
       </w:r>
     </w:p>
     <w:tbl>
@@ -2115,7 +2412,7 @@
           <w:sz w:val="21"/>
           <w:szCs w:val="21"/>
         </w:rPr>
-        <w:t xml:space="preserve">A square pyramid has a base edge of 5 in and a slant height of 7 in. What is the surface area?</w:t>
+        <w:t xml:space="preserve">What is the area of one triangular face with base 8 in and slant height 6 in?</w:t>
       </w:r>
     </w:p>
     <w:p>
@@ -2128,7 +2425,7 @@
           <w:sz w:val="20"/>
           <w:szCs w:val="20"/>
         </w:rPr>
-        <w:t xml:space="preserve">A)  95 in²</w:t>
+        <w:t xml:space="preserve">A)  24 in²</w:t>
       </w:r>
     </w:p>
     <w:p>
@@ -2141,7 +2438,7 @@
           <w:sz w:val="20"/>
           <w:szCs w:val="20"/>
         </w:rPr>
-        <w:t xml:space="preserve">B)  70 in²</w:t>
+        <w:t xml:space="preserve">B)  48 in²</w:t>
       </w:r>
     </w:p>
     <w:p>
@@ -2154,7 +2451,7 @@
           <w:sz w:val="20"/>
           <w:szCs w:val="20"/>
         </w:rPr>
-        <w:t xml:space="preserve">C)  95 in³</w:t>
+        <w:t xml:space="preserve">C)  14 in²</w:t>
       </w:r>
     </w:p>
     <w:p>
@@ -2167,7 +2464,7 @@
           <w:sz w:val="20"/>
           <w:szCs w:val="20"/>
         </w:rPr>
-        <w:t xml:space="preserve">D)  120 in²</w:t>
+        <w:t xml:space="preserve">D)  24 in³</w:t>
       </w:r>
     </w:p>
     <w:p>
@@ -2245,7 +2542,7 @@
           <w:sz w:val="21"/>
           <w:szCs w:val="21"/>
         </w:rPr>
-        <w:t xml:space="preserve">How many lateral (triangular) faces does a square pyramid have?</w:t>
+        <w:t xml:space="preserve">A square pyramid has a base area of 49 cm² and a total lateral area of 84 cm². What is the surface area?</w:t>
       </w:r>
     </w:p>
     <w:p>
@@ -2258,7 +2555,7 @@
           <w:sz w:val="20"/>
           <w:szCs w:val="20"/>
         </w:rPr>
-        <w:t xml:space="preserve">A)  4</w:t>
+        <w:t xml:space="preserve">A)  133 cm²</w:t>
       </w:r>
     </w:p>
     <w:p>
@@ -2271,7 +2568,7 @@
           <w:sz w:val="20"/>
           <w:szCs w:val="20"/>
         </w:rPr>
-        <w:t xml:space="preserve">B)  3</w:t>
+        <w:t xml:space="preserve">B)  84 cm²</w:t>
       </w:r>
     </w:p>
     <w:p>
@@ -2284,7 +2581,7 @@
           <w:sz w:val="20"/>
           <w:szCs w:val="20"/>
         </w:rPr>
-        <w:t xml:space="preserve">C)  5</w:t>
+        <w:t xml:space="preserve">C)  49 cm²</w:t>
       </w:r>
     </w:p>
     <w:p>
@@ -2297,7 +2594,7 @@
           <w:sz w:val="20"/>
           <w:szCs w:val="20"/>
         </w:rPr>
-        <w:t xml:space="preserve">D)  6</w:t>
+        <w:t xml:space="preserve">D)  133 cm³</w:t>
       </w:r>
     </w:p>
     <w:p>
@@ -2375,7 +2672,7 @@
           <w:sz w:val="21"/>
           <w:szCs w:val="21"/>
         </w:rPr>
-        <w:t xml:space="preserve">What is the area of one triangular face with base 8 in and slant height 6 in?</w:t>
+        <w:t xml:space="preserve">A square pyramid has a base that is 4 by 4 and 4 triangular faces each 10 sq units. What is the surface area?</w:t>
       </w:r>
     </w:p>
     <w:p>
@@ -2388,7 +2685,7 @@
           <w:sz w:val="20"/>
           <w:szCs w:val="20"/>
         </w:rPr>
-        <w:t xml:space="preserve">A)  24 in²</w:t>
+        <w:t xml:space="preserve">A)  56 sq units</w:t>
       </w:r>
     </w:p>
     <w:p>
@@ -2401,7 +2698,7 @@
           <w:sz w:val="20"/>
           <w:szCs w:val="20"/>
         </w:rPr>
-        <w:t xml:space="preserve">B)  48 in²</w:t>
+        <w:t xml:space="preserve">B)  40 sq units</w:t>
       </w:r>
     </w:p>
     <w:p>
@@ -2414,7 +2711,7 @@
           <w:sz w:val="20"/>
           <w:szCs w:val="20"/>
         </w:rPr>
-        <w:t xml:space="preserve">C)  14 in²</w:t>
+        <w:t xml:space="preserve">C)  16 sq units</w:t>
       </w:r>
     </w:p>
     <w:p>
@@ -2427,7 +2724,7 @@
           <w:sz w:val="20"/>
           <w:szCs w:val="20"/>
         </w:rPr>
-        <w:t xml:space="preserve">D)  24 in³</w:t>
+        <w:t xml:space="preserve">D)  26 sq units</w:t>
       </w:r>
     </w:p>
     <w:p>
@@ -2505,7 +2802,7 @@
           <w:sz w:val="21"/>
           <w:szCs w:val="21"/>
         </w:rPr>
-        <w:t xml:space="preserve">A square pyramid has a base area of 49 cm² and a total lateral area of 84 cm². What is the surface area?</w:t>
+        <w:t xml:space="preserve">How many triangular faces does a square pyramid have?</w:t>
       </w:r>
     </w:p>
     <w:p>
@@ -2518,7 +2815,7 @@
           <w:sz w:val="20"/>
           <w:szCs w:val="20"/>
         </w:rPr>
-        <w:t xml:space="preserve">A)  133 cm²</w:t>
+        <w:t xml:space="preserve">A)  4</w:t>
       </w:r>
     </w:p>
     <w:p>
@@ -2531,7 +2828,7 @@
           <w:sz w:val="20"/>
           <w:szCs w:val="20"/>
         </w:rPr>
-        <w:t xml:space="preserve">B)  84 cm²</w:t>
+        <w:t xml:space="preserve">B)  3</w:t>
       </w:r>
     </w:p>
     <w:p>
@@ -2544,7 +2841,7 @@
           <w:sz w:val="20"/>
           <w:szCs w:val="20"/>
         </w:rPr>
-        <w:t xml:space="preserve">C)  49 cm²</w:t>
+        <w:t xml:space="preserve">C)  5</w:t>
       </w:r>
     </w:p>
     <w:p>
@@ -2557,7 +2854,7 @@
           <w:sz w:val="20"/>
           <w:szCs w:val="20"/>
         </w:rPr>
-        <w:t xml:space="preserve">D)  133 cm³</w:t>
+        <w:t xml:space="preserve">D)  1</w:t>
       </w:r>
     </w:p>
     <w:p>
@@ -3270,6 +3567,64 @@
           <w:sz w:val="24"/>
           <w:szCs w:val="24"/>
         </w:rPr>
+        <w:t xml:space="preserve">Worked Notes (I Do / We Do)</w:t>
+      </w:r>
+    </w:p>
+    <w:p>
+      <w:pPr>
+        <w:spacing w:after="80"/>
+      </w:pPr>
+      <w:r>
+        <w:rPr>
+          <w:b/>
+          <w:bCs/>
+          <w:sz w:val="21"/>
+          <w:szCs w:val="21"/>
+        </w:rPr>
+        <w:t xml:space="preserve">I Do:  </w:t>
+      </w:r>
+      <w:r>
+        <w:rPr>
+          <w:sz w:val="21"/>
+          <w:szCs w:val="21"/>
+        </w:rPr>
+        <w:t xml:space="preserve">A. 95 in²</w:t>
+      </w:r>
+    </w:p>
+    <w:p>
+      <w:pPr>
+        <w:spacing w:after="80"/>
+      </w:pPr>
+      <w:r>
+        <w:rPr>
+          <w:b/>
+          <w:bCs/>
+          <w:sz w:val="21"/>
+          <w:szCs w:val="21"/>
+        </w:rPr>
+        <w:t xml:space="preserve">We Do:  </w:t>
+      </w:r>
+      <w:r>
+        <w:rPr>
+          <w:sz w:val="21"/>
+          <w:szCs w:val="21"/>
+        </w:rPr>
+        <w:t xml:space="preserve">A. 4</w:t>
+      </w:r>
+    </w:p>
+    <w:p>
+      <w:pPr>
+        <w:pStyle w:val="Heading2"/>
+        <w:spacing w:after="80" w:before="180"/>
+      </w:pPr>
+      <w:r>
+        <w:rPr>
+          <w:b/>
+          <w:bCs/>
+          <w:color w:val="12355B"/>
+          <w:sz w:val="24"/>
+          <w:szCs w:val="24"/>
+        </w:rPr>
         <w:t xml:space="preserve">Independent Practice</w:t>
       </w:r>
     </w:p>
@@ -3291,7 +3646,7 @@
           <w:sz w:val="21"/>
           <w:szCs w:val="21"/>
         </w:rPr>
-        <w:t xml:space="preserve">A)  95 in²</w:t>
+        <w:t xml:space="preserve">A)  24 in²</w:t>
       </w:r>
       <w:r>
         <w:rPr>
@@ -3301,7 +3656,7 @@
           <w:sz w:val="19"/>
           <w:szCs w:val="19"/>
         </w:rPr>
-        <w:t xml:space="preserve">  — Base: 5 × 5 = 25 in². Each lateral face: ½ × 5 × 7 = 17.5 in². Four faces: 4 × 17.5 = 70 in². SA = 25 + 70 = 95 in².</w:t>
+        <w:t xml:space="preserve">  — Area of a triangle = ½ × base × height = ½ × 8 × 6 = 24 in².</w:t>
       </w:r>
     </w:p>
     <w:p>
@@ -3322,7 +3677,7 @@
           <w:sz w:val="21"/>
           <w:szCs w:val="21"/>
         </w:rPr>
-        <w:t xml:space="preserve">A)  4</w:t>
+        <w:t xml:space="preserve">A)  133 cm²</w:t>
       </w:r>
       <w:r>
         <w:rPr>
@@ -3332,7 +3687,7 @@
           <w:sz w:val="19"/>
           <w:szCs w:val="19"/>
         </w:rPr>
-        <w:t xml:space="preserve">  — A square pyramid has a square base and 4 triangular lateral faces — one for each side of the square.</w:t>
+        <w:t xml:space="preserve">  — SA = Base Area + Lateral Area = 49 + 84 = 133 cm².</w:t>
       </w:r>
     </w:p>
     <w:p>
@@ -3353,7 +3708,7 @@
           <w:sz w:val="21"/>
           <w:szCs w:val="21"/>
         </w:rPr>
-        <w:t xml:space="preserve">A)  24 in²</w:t>
+        <w:t xml:space="preserve">A)  56 sq units</w:t>
       </w:r>
       <w:r>
         <w:rPr>
@@ -3363,7 +3718,7 @@
           <w:sz w:val="19"/>
           <w:szCs w:val="19"/>
         </w:rPr>
-        <w:t xml:space="preserve">  — Area of a triangle = ½ × base × height = ½ × 8 × 6 = 24 in².</w:t>
+        <w:t xml:space="preserve">  — Base 4 × 4 = 16, plus 4 triangles × 10 = 40; total = 56 sq units.</w:t>
       </w:r>
     </w:p>
     <w:p>
@@ -3384,7 +3739,7 @@
           <w:sz w:val="21"/>
           <w:szCs w:val="21"/>
         </w:rPr>
-        <w:t xml:space="preserve">A)  133 cm²</w:t>
+        <w:t xml:space="preserve">A)  4</w:t>
       </w:r>
       <w:r>
         <w:rPr>
@@ -3394,7 +3749,7 @@
           <w:sz w:val="19"/>
           <w:szCs w:val="19"/>
         </w:rPr>
-        <w:t xml:space="preserve">  — SA = Base Area + Lateral Area = 49 + 84 = 133 cm².</w:t>
+        <w:t xml:space="preserve">  — A square pyramid has 4 triangular faces meeting at the top, plus 1 square base.</w:t>
       </w:r>
     </w:p>
     <w:p>

--- a/lessons/10-5/downloads/10-5-notes.docx
+++ b/lessons/10-5/downloads/10-5-notes.docx
@@ -1177,6 +1177,238 @@
     <w:p>
       <w:pPr>
         <w:pStyle w:val="Heading1"/>
+        <w:pBdr>
+          <w:bottom w:val="single" w:color="1FA6A2" w:sz="14" w:space="6"/>
+        </w:pBdr>
+        <w:spacing w:after="140" w:before="260"/>
+      </w:pPr>
+      <w:r>
+        <w:rPr>
+          <w:b/>
+          <w:bCs/>
+          <w:color w:val="12355B"/>
+          <w:sz w:val="30"/>
+          <w:szCs w:val="30"/>
+        </w:rPr>
+        <w:t xml:space="preserve">Guided Notes</w:t>
+      </w:r>
+    </w:p>
+    <w:p>
+      <w:pPr>
+        <w:spacing w:after="100"/>
+      </w:pPr>
+      <w:r>
+        <w:rPr>
+          <w:i/>
+          <w:iCs/>
+          <w:color w:val="5F6F80"/>
+          <w:sz w:val="19"/>
+          <w:szCs w:val="19"/>
+        </w:rPr>
+        <w:t xml:space="preserve">Fill in each blank as we go. Use the Word Bank to help you.</w:t>
+      </w:r>
+    </w:p>
+    <w:tbl>
+      <w:tblPr>
+        <w:tblW w:type="pct" w:w="100%"/>
+        <w:tblBorders>
+          <w:top w:val="single" w:color="BBD0DE" w:sz="8"/>
+          <w:left w:val="single" w:color="BBD0DE" w:sz="8"/>
+          <w:bottom w:val="single" w:color="BBD0DE" w:sz="8"/>
+          <w:right w:val="single" w:color="BBD0DE" w:sz="8"/>
+          <w:insideH w:val="single" w:color="auto" w:sz="4"/>
+          <w:insideV w:val="single" w:color="auto" w:sz="4"/>
+        </w:tblBorders>
+      </w:tblPr>
+      <w:tblGrid>
+        <w:gridCol w:w="100"/>
+      </w:tblGrid>
+      <w:tr>
+        <w:tc>
+          <w:tcPr>
+            <w:shd w:fill="EEF4F8" w:color="auto" w:val="clear"/>
+            <w:tcMar>
+              <w:top w:type="dxa" w:w="120"/>
+              <w:left w:type="dxa" w:w="180"/>
+              <w:bottom w:type="dxa" w:w="120"/>
+              <w:right w:type="dxa" w:w="180"/>
+            </w:tcMar>
+          </w:tcPr>
+          <w:p>
+            <w:pPr>
+              <w:spacing w:after="40"/>
+            </w:pPr>
+            <w:r>
+              <w:rPr>
+                <w:b/>
+                <w:bCs/>
+                <w:color w:val="1FA6A2"/>
+                <w:sz w:val="18"/>
+                <w:szCs w:val="18"/>
+              </w:rPr>
+              <w:t xml:space="preserve">WORD BANK</w:t>
+            </w:r>
+          </w:p>
+          <w:p>
+            <w:pPr>
+              <w:spacing w:after="80"/>
+            </w:pPr>
+            <w:r>
+              <w:rPr>
+                <w:b/>
+                <w:bCs/>
+                <w:sz w:val="21"/>
+                <w:szCs w:val="21"/>
+              </w:rPr>
+              <w:t xml:space="preserve">Pyramid      •      Slant height      •      Lateral face      •      Base      •      Apex      •      Lateral area</w:t>
+            </w:r>
+          </w:p>
+        </w:tc>
+      </w:tr>
+    </w:tbl>
+    <w:p>
+      <w:pPr>
+        <w:spacing w:after="80"/>
+      </w:pPr>
+      <w:r>
+        <w:t xml:space="preserve"/>
+      </w:r>
+    </w:p>
+    <w:p>
+      <w:pPr>
+        <w:spacing w:after="120" w:before="80"/>
+      </w:pPr>
+      <w:r>
+        <w:rPr>
+          <w:b/>
+          <w:bCs/>
+          <w:color w:val="12355B"/>
+          <w:sz w:val="22"/>
+          <w:szCs w:val="22"/>
+        </w:rPr>
+        <w:t xml:space="preserve">1.  </w:t>
+      </w:r>
+      <w:r>
+        <w:rPr>
+          <w:sz w:val="22"/>
+          <w:szCs w:val="22"/>
+        </w:rPr>
+        <w:t xml:space="preserve">A solid with a polygon base and triangular faces meeting at one point is a ___.</w:t>
+      </w:r>
+    </w:p>
+    <w:p>
+      <w:pPr>
+        <w:spacing w:after="120" w:before="80"/>
+      </w:pPr>
+      <w:r>
+        <w:rPr>
+          <w:b/>
+          <w:bCs/>
+          <w:color w:val="12355B"/>
+          <w:sz w:val="22"/>
+          <w:szCs w:val="22"/>
+        </w:rPr>
+        <w:t xml:space="preserve">2.  </w:t>
+      </w:r>
+      <w:r>
+        <w:rPr>
+          <w:sz w:val="22"/>
+          <w:szCs w:val="22"/>
+        </w:rPr>
+        <w:t xml:space="preserve">The height of a triangular face of a pyramid, measured along the slanted side, is the ___.</w:t>
+      </w:r>
+    </w:p>
+    <w:p>
+      <w:pPr>
+        <w:spacing w:after="120" w:before="80"/>
+      </w:pPr>
+      <w:r>
+        <w:rPr>
+          <w:b/>
+          <w:bCs/>
+          <w:color w:val="12355B"/>
+          <w:sz w:val="22"/>
+          <w:szCs w:val="22"/>
+        </w:rPr>
+        <w:t xml:space="preserve">3.  </w:t>
+      </w:r>
+      <w:r>
+        <w:rPr>
+          <w:sz w:val="22"/>
+          <w:szCs w:val="22"/>
+        </w:rPr>
+        <w:t xml:space="preserve">A triangular side face of a pyramid is a ___.</w:t>
+      </w:r>
+    </w:p>
+    <w:p>
+      <w:pPr>
+        <w:spacing w:after="120" w:before="80"/>
+      </w:pPr>
+      <w:r>
+        <w:rPr>
+          <w:b/>
+          <w:bCs/>
+          <w:color w:val="12355B"/>
+          <w:sz w:val="22"/>
+          <w:szCs w:val="22"/>
+        </w:rPr>
+        <w:t xml:space="preserve">4.  </w:t>
+      </w:r>
+      <w:r>
+        <w:rPr>
+          <w:sz w:val="22"/>
+          <w:szCs w:val="22"/>
+        </w:rPr>
+        <w:t xml:space="preserve">The polygon on the bottom of a pyramid is the ___.</w:t>
+      </w:r>
+    </w:p>
+    <w:p>
+      <w:pPr>
+        <w:spacing w:after="120" w:before="80"/>
+      </w:pPr>
+      <w:r>
+        <w:rPr>
+          <w:b/>
+          <w:bCs/>
+          <w:color w:val="12355B"/>
+          <w:sz w:val="22"/>
+          <w:szCs w:val="22"/>
+        </w:rPr>
+        <w:t xml:space="preserve">5.  </w:t>
+      </w:r>
+      <w:r>
+        <w:rPr>
+          <w:sz w:val="22"/>
+          <w:szCs w:val="22"/>
+        </w:rPr>
+        <w:t xml:space="preserve">The single top point where the triangular faces of a pyramid meet is the ___.</w:t>
+      </w:r>
+    </w:p>
+    <w:p>
+      <w:pPr>
+        <w:spacing w:after="120" w:before="80"/>
+      </w:pPr>
+      <w:r>
+        <w:rPr>
+          <w:b/>
+          <w:bCs/>
+          <w:color w:val="12355B"/>
+          <w:sz w:val="22"/>
+          <w:szCs w:val="22"/>
+        </w:rPr>
+        <w:t xml:space="preserve">6.  </w:t>
+      </w:r>
+      <w:r>
+        <w:rPr>
+          <w:sz w:val="22"/>
+          <w:szCs w:val="22"/>
+        </w:rPr>
+        <w:t xml:space="preserve">The combined area of all the side faces, not counting the base, is the ___.</w:t>
+      </w:r>
+    </w:p>
+    <w:p>
+      <w:pPr>
+        <w:pStyle w:val="Heading1"/>
         <w:pageBreakBefore/>
         <w:pBdr>
           <w:bottom w:val="single" w:color="1FA6A2" w:sz="14" w:space="6"/>
@@ -2331,6 +2563,87 @@
     </w:p>
     <w:p>
       <w:pPr>
+        <w:spacing w:after="40" w:before="80"/>
+      </w:pPr>
+      <w:r>
+        <w:rPr>
+          <w:b/>
+          <w:bCs/>
+          <w:color w:val="12355B"/>
+          <w:sz w:val="21"/>
+          <w:szCs w:val="21"/>
+        </w:rPr>
+        <w:t xml:space="preserve">5. </w:t>
+      </w:r>
+      <w:r>
+        <w:rPr>
+          <w:b/>
+          <w:bCs/>
+          <w:color w:val="6B4FA0"/>
+          <w:sz w:val="19"/>
+          <w:szCs w:val="19"/>
+        </w:rPr>
+        <w:t xml:space="preserve">[Practice] </w:t>
+      </w:r>
+      <w:r>
+        <w:rPr>
+          <w:b/>
+          <w:bCs/>
+          <w:sz w:val="21"/>
+          <w:szCs w:val="21"/>
+        </w:rPr>
+        <w:t xml:space="preserve">During practice on Surface Area of Pyramids, what strategy did you use when a problem felt tricky?</w:t>
+      </w:r>
+    </w:p>
+    <w:p>
+      <w:pPr>
+        <w:spacing w:after="60"/>
+      </w:pPr>
+      <w:r>
+        <w:rPr>
+          <w:color w:val="1A2733"/>
+          <w:sz w:val="21"/>
+          <w:szCs w:val="21"/>
+        </w:rPr>
+        <w:t xml:space="preserve">Start with:  The base area is ___ × ___ = ___, and one triangular face is ½ × 6 × 8 = ___.</w:t>
+      </w:r>
+      <w:r>
+        <w:rPr>
+          <w:i/>
+          <w:iCs/>
+          <w:color w:val="5F6F80"/>
+          <w:sz w:val="19"/>
+          <w:szCs w:val="19"/>
+        </w:rPr>
+        <w:br/>
+        <w:t xml:space="preserve">El área de la base es ___ × ___ = ___, y una cara triangular es ½ × 6 × 8 = ___.</w:t>
+      </w:r>
+    </w:p>
+    <w:p>
+      <w:pPr>
+        <w:spacing w:after="80"/>
+      </w:pPr>
+      <w:r>
+        <w:rPr>
+          <w:b/>
+          <w:bCs/>
+          <w:color w:val="12355B"/>
+          <w:sz w:val="19"/>
+          <w:szCs w:val="19"/>
+        </w:rPr>
+        <w:t xml:space="preserve">Word bank:  </w:t>
+      </w:r>
+      <w:r>
+        <w:rPr>
+          <w:color w:val="1FA6A2"/>
+          <w:sz w:val="19"/>
+          <w:szCs w:val="19"/>
+        </w:rPr>
+        <w:t xml:space="preserve">Pyramid,  Slant height,  Lateral face,  Base</w:t>
+      </w:r>
+    </w:p>
+    <w:p>
+      <w:pPr>
         <w:pStyle w:val="Heading1"/>
         <w:pageBreakBefore/>
         <w:pBdr>
@@ -2672,7 +2985,7 @@
           <w:sz w:val="21"/>
           <w:szCs w:val="21"/>
         </w:rPr>
-        <w:t xml:space="preserve">A square pyramid has a base that is 4 by 4 and 4 triangular faces each 10 sq units. What is the surface area?</w:t>
+        <w:t xml:space="preserve">Your first gift box is a square pyramid with a base edge of 7 in and a slant height of 9 in. How much wrapping paper (total surface area) covers it?</w:t>
       </w:r>
     </w:p>
     <w:p>
@@ -2685,7 +2998,7 @@
           <w:sz w:val="20"/>
           <w:szCs w:val="20"/>
         </w:rPr>
-        <w:t xml:space="preserve">A)  56 sq units</w:t>
+        <w:t xml:space="preserve">A)  175 in²</w:t>
       </w:r>
     </w:p>
     <w:p>
@@ -2698,7 +3011,7 @@
           <w:sz w:val="20"/>
           <w:szCs w:val="20"/>
         </w:rPr>
-        <w:t xml:space="preserve">B)  40 sq units</w:t>
+        <w:t xml:space="preserve">B)  126 in²</w:t>
       </w:r>
     </w:p>
     <w:p>
@@ -2711,7 +3024,7 @@
           <w:sz w:val="20"/>
           <w:szCs w:val="20"/>
         </w:rPr>
-        <w:t xml:space="preserve">C)  16 sq units</w:t>
+        <w:t xml:space="preserve">C)  144 in²</w:t>
       </w:r>
     </w:p>
     <w:p>
@@ -2724,7 +3037,7 @@
           <w:sz w:val="20"/>
           <w:szCs w:val="20"/>
         </w:rPr>
-        <w:t xml:space="preserve">D)  26 sq units</w:t>
+        <w:t xml:space="preserve">D)  175 in³</w:t>
       </w:r>
     </w:p>
     <w:p>
@@ -2802,7 +3115,7 @@
           <w:sz w:val="21"/>
           <w:szCs w:val="21"/>
         </w:rPr>
-        <w:t xml:space="preserve">How many triangular faces does a square pyramid have?</w:t>
+        <w:t xml:space="preserve">Before adding the base, you need the area of just one triangular face of a gift box with base edge 8 in and slant height 5 in. What is it?</w:t>
       </w:r>
     </w:p>
     <w:p>
@@ -2815,7 +3128,7 @@
           <w:sz w:val="20"/>
           <w:szCs w:val="20"/>
         </w:rPr>
-        <w:t xml:space="preserve">A)  4</w:t>
+        <w:t xml:space="preserve">A)  20 in²</w:t>
       </w:r>
     </w:p>
     <w:p>
@@ -2828,7 +3141,7 @@
           <w:sz w:val="20"/>
           <w:szCs w:val="20"/>
         </w:rPr>
-        <w:t xml:space="preserve">B)  3</w:t>
+        <w:t xml:space="preserve">B)  40 in²</w:t>
       </w:r>
     </w:p>
     <w:p>
@@ -2841,7 +3154,7 @@
           <w:sz w:val="20"/>
           <w:szCs w:val="20"/>
         </w:rPr>
-        <w:t xml:space="preserve">C)  5</w:t>
+        <w:t xml:space="preserve">C)  13 in²</w:t>
       </w:r>
     </w:p>
     <w:p>
@@ -2854,7 +3167,7 @@
           <w:sz w:val="20"/>
           <w:szCs w:val="20"/>
         </w:rPr>
-        <w:t xml:space="preserve">D)  1</w:t>
+        <w:t xml:space="preserve">D)  20 in³</w:t>
       </w:r>
     </w:p>
     <w:p>
@@ -2927,33 +3240,7 @@
           <w:sz w:val="30"/>
           <w:szCs w:val="30"/>
         </w:rPr>
-        <w:t xml:space="preserve">Write About the Math</w:t>
-      </w:r>
-    </w:p>
-    <w:p>
-      <w:pPr>
-        <w:pStyle w:val="Heading2"/>
-        <w:spacing w:after="80" w:before="180"/>
-      </w:pPr>
-      <w:r>
-        <w:rPr>
-          <w:b/>
-          <w:bCs/>
-          <w:color w:val="12355B"/>
-          <w:sz w:val="24"/>
-          <w:szCs w:val="24"/>
-        </w:rPr>
-        <w:t xml:space="preserve">Build Strong Sentences</w:t>
-      </w:r>
-      <w:r>
-        <w:rPr>
-          <w:i/>
-          <w:iCs/>
-          <w:color w:val="B97A12"/>
-          <w:sz w:val="19"/>
-          <w:szCs w:val="19"/>
-        </w:rPr>
-        <w:t xml:space="preserve">   The Writing Revolution</w:t>
+        <w:t xml:space="preserve">Exit Ticket</w:t>
       </w:r>
     </w:p>
     <w:p>
@@ -2968,435 +3255,86 @@
           <w:sz w:val="19"/>
           <w:szCs w:val="19"/>
         </w:rPr>
-        <w:t xml:space="preserve">I can explain my work using the words pyramid, slant height, lateral face, and base.</w:t>
-      </w:r>
-    </w:p>
-    <w:p>
-      <w:pPr>
-        <w:pStyle w:val="Heading2"/>
-        <w:spacing w:after="80" w:before="180"/>
-      </w:pPr>
-      <w:r>
-        <w:rPr>
-          <w:b/>
-          <w:bCs/>
-          <w:color w:val="12355B"/>
-          <w:sz w:val="24"/>
-          <w:szCs w:val="24"/>
-        </w:rPr>
-        <w:t xml:space="preserve">1. Kernel Sentence</w:t>
-      </w:r>
-      <w:r>
-        <w:rPr>
-          <w:i/>
-          <w:iCs/>
-          <w:color w:val="1FA6A2"/>
-          <w:sz w:val="19"/>
-          <w:szCs w:val="19"/>
-        </w:rPr>
-        <w:t xml:space="preserve">   subject + verb</w:t>
-      </w:r>
-    </w:p>
-    <w:tbl>
-      <w:tblPr>
-        <w:tblW w:type="pct" w:w="100%"/>
-        <w:tblBorders>
-          <w:top w:val="single" w:color="B97A12" w:sz="8"/>
-          <w:left w:val="single" w:color="B97A12" w:sz="8"/>
-          <w:bottom w:val="single" w:color="B97A12" w:sz="8"/>
-          <w:right w:val="single" w:color="B97A12" w:sz="8"/>
-          <w:insideH w:val="single" w:color="auto" w:sz="4"/>
-          <w:insideV w:val="single" w:color="auto" w:sz="4"/>
-        </w:tblBorders>
-      </w:tblPr>
-      <w:tblGrid>
-        <w:gridCol w:w="100"/>
-      </w:tblGrid>
-      <w:tr>
-        <w:tc>
-          <w:tcPr>
-            <w:shd w:fill="FBF3E2" w:color="auto" w:val="clear"/>
-            <w:tcMar>
-              <w:top w:type="dxa" w:w="120"/>
-              <w:left w:type="dxa" w:w="180"/>
-              <w:bottom w:type="dxa" w:w="120"/>
-              <w:right w:type="dxa" w:w="180"/>
-            </w:tcMar>
-          </w:tcPr>
-          <w:p>
-            <w:pPr>
-              <w:spacing w:after="0"/>
-            </w:pPr>
-            <w:r>
-              <w:rPr>
-                <w:b/>
-                <w:bCs/>
-                <w:color w:val="1FA6A2"/>
-                <w:sz w:val="20"/>
-                <w:szCs w:val="20"/>
-              </w:rPr>
-              <w:t xml:space="preserve">Model:  </w:t>
-            </w:r>
-            <w:r>
-              <w:rPr>
-                <w:sz w:val="20"/>
-                <w:szCs w:val="20"/>
-              </w:rPr>
-              <w:t xml:space="preserve">Pyramid is a solid with a flat bottom and triangle sides that meet at one point on top.</w:t>
-            </w:r>
-          </w:p>
-        </w:tc>
-      </w:tr>
-    </w:tbl>
+        <w:t xml:space="preserve">Answer on your own. This shows what you learned today.</w:t>
+      </w:r>
+    </w:p>
+    <w:p>
+      <w:pPr>
+        <w:spacing w:after="80" w:before="80"/>
+      </w:pPr>
+      <w:r>
+        <w:rPr>
+          <w:color w:val="B97A12"/>
+          <w:sz w:val="22"/>
+          <w:szCs w:val="22"/>
+        </w:rPr>
+        <w:t xml:space="preserve">★  </w:t>
+      </w:r>
+      <w:r>
+        <w:rPr>
+          <w:b/>
+          <w:bCs/>
+          <w:sz w:val="22"/>
+          <w:szCs w:val="22"/>
+        </w:rPr>
+        <w:t xml:space="preserve">A square pyramid has a base edge of 6 in and a slant height of 5 in. What is the total surface area?</w:t>
+      </w:r>
+    </w:p>
+    <w:p>
+      <w:pPr>
+        <w:spacing w:after="60"/>
+        <w:ind w:left="420"/>
+      </w:pPr>
+      <w:r>
+        <w:rPr>
+          <w:sz w:val="21"/>
+          <w:szCs w:val="21"/>
+        </w:rPr>
+        <w:t xml:space="preserve">A)  96 in²</w:t>
+      </w:r>
+    </w:p>
+    <w:p>
+      <w:pPr>
+        <w:spacing w:after="60"/>
+        <w:ind w:left="420"/>
+      </w:pPr>
+      <w:r>
+        <w:rPr>
+          <w:sz w:val="21"/>
+          <w:szCs w:val="21"/>
+        </w:rPr>
+        <w:t xml:space="preserve">B)  60 in²</w:t>
+      </w:r>
+    </w:p>
+    <w:p>
+      <w:pPr>
+        <w:spacing w:after="60"/>
+        <w:ind w:left="420"/>
+      </w:pPr>
+      <w:r>
+        <w:rPr>
+          <w:sz w:val="21"/>
+          <w:szCs w:val="21"/>
+        </w:rPr>
+        <w:t xml:space="preserve">C)  96 in³</w:t>
+      </w:r>
+    </w:p>
+    <w:p>
+      <w:pPr>
+        <w:spacing w:after="60"/>
+        <w:ind w:left="420"/>
+      </w:pPr>
+      <w:r>
+        <w:rPr>
+          <w:sz w:val="21"/>
+          <w:szCs w:val="21"/>
+        </w:rPr>
+        <w:t xml:space="preserve">D)  36 in²</w:t>
+      </w:r>
+    </w:p>
     <w:p>
       <w:pPr>
         <w:spacing w:after="40"/>
-      </w:pPr>
-      <w:r>
-        <w:t xml:space="preserve"/>
-      </w:r>
-    </w:p>
-    <w:p>
-      <w:pPr>
-        <w:spacing w:after="60"/>
-      </w:pPr>
-      <w:r>
-        <w:rPr>
-          <w:color w:val="1A2733"/>
-          <w:sz w:val="21"/>
-          <w:szCs w:val="21"/>
-        </w:rPr>
-        <w:t xml:space="preserve">Write a kernel sentence about pyramid. Use a subject and a verb.</w:t>
-      </w:r>
-      <w:r>
-        <w:rPr>
-          <w:i/>
-          <w:iCs/>
-          <w:color w:val="5F6F80"/>
-          <w:sz w:val="19"/>
-          <w:szCs w:val="19"/>
-        </w:rPr>
-        <w:br/>
-        <w:t xml:space="preserve">Escribe una oración base sobre pirámide. Usa un sujeto y un verbo.</w:t>
-      </w:r>
-    </w:p>
-    <w:p>
-      <w:pPr>
-        <w:pBdr>
-          <w:bottom w:val="single" w:color="AFBECC" w:sz="6"/>
-        </w:pBdr>
-        <w:spacing w:after="30" w:before="150"/>
-      </w:pPr>
-      <w:r>
-        <w:t xml:space="preserve"/>
-      </w:r>
-    </w:p>
-    <w:p>
-      <w:pPr>
-        <w:pBdr>
-          <w:bottom w:val="single" w:color="AFBECC" w:sz="6"/>
-        </w:pBdr>
-        <w:spacing w:after="30" w:before="150"/>
-      </w:pPr>
-      <w:r>
-        <w:t xml:space="preserve"/>
-      </w:r>
-    </w:p>
-    <w:p>
-      <w:pPr>
-        <w:pStyle w:val="Heading2"/>
-        <w:spacing w:after="80" w:before="180"/>
-      </w:pPr>
-      <w:r>
-        <w:rPr>
-          <w:b/>
-          <w:bCs/>
-          <w:color w:val="12355B"/>
-          <w:sz w:val="24"/>
-          <w:szCs w:val="24"/>
-        </w:rPr>
-        <w:t xml:space="preserve">2. Sentence Expansion</w:t>
-      </w:r>
-      <w:r>
-        <w:rPr>
-          <w:i/>
-          <w:iCs/>
-          <w:color w:val="1FA6A2"/>
-          <w:sz w:val="19"/>
-          <w:szCs w:val="19"/>
-        </w:rPr>
-        <w:t xml:space="preserve">   because · but · so</w:t>
-      </w:r>
-    </w:p>
-    <w:p>
-      <w:pPr>
-        <w:spacing w:after="80"/>
-      </w:pPr>
-      <w:r>
-        <w:rPr>
-          <w:b/>
-          <w:bCs/>
-          <w:color w:val="1FA6A2"/>
-          <w:sz w:val="20"/>
-          <w:szCs w:val="20"/>
-        </w:rPr>
-        <w:t xml:space="preserve">Kernel:  </w:t>
-      </w:r>
-      <w:r>
-        <w:rPr>
-          <w:sz w:val="20"/>
-          <w:szCs w:val="20"/>
-        </w:rPr>
-        <w:t xml:space="preserve">Pyramid matters in math</w:t>
-      </w:r>
-    </w:p>
-    <w:p>
-      <w:pPr>
-        <w:spacing w:after="80"/>
-      </w:pPr>
-      <w:r>
-        <w:rPr>
-          <w:b/>
-          <w:bCs/>
-          <w:color w:val="12355B"/>
-          <w:sz w:val="21"/>
-          <w:szCs w:val="21"/>
-        </w:rPr>
-        <w:t xml:space="preserve">because  </w:t>
-      </w:r>
-      <w:r>
-        <w:rPr>
-          <w:sz w:val="21"/>
-          <w:szCs w:val="21"/>
-        </w:rPr>
-        <w:t xml:space="preserve">Pyramid matters in math because ___.</w:t>
-      </w:r>
-      <w:r>
-        <w:rPr>
-          <w:i/>
-          <w:iCs/>
-          <w:color w:val="5F6F80"/>
-          <w:sz w:val="19"/>
-          <w:szCs w:val="19"/>
-        </w:rPr>
-        <w:br/>
-        <w:t xml:space="preserve">Pirámide importa en matemáticas porque ___.</w:t>
-      </w:r>
-    </w:p>
-    <w:p>
-      <w:pPr>
-        <w:pBdr>
-          <w:bottom w:val="single" w:color="AFBECC" w:sz="6"/>
-        </w:pBdr>
-        <w:spacing w:after="30" w:before="150"/>
-      </w:pPr>
-      <w:r>
-        <w:t xml:space="preserve"/>
-      </w:r>
-    </w:p>
-    <w:p>
-      <w:pPr>
-        <w:spacing w:after="80"/>
-      </w:pPr>
-      <w:r>
-        <w:rPr>
-          <w:b/>
-          <w:bCs/>
-          <w:color w:val="12355B"/>
-          <w:sz w:val="21"/>
-          <w:szCs w:val="21"/>
-        </w:rPr>
-        <w:t xml:space="preserve">but  </w:t>
-      </w:r>
-      <w:r>
-        <w:rPr>
-          <w:sz w:val="21"/>
-          <w:szCs w:val="21"/>
-        </w:rPr>
-        <w:t xml:space="preserve">Pyramid matters in math, but ___.</w:t>
-      </w:r>
-      <w:r>
-        <w:rPr>
-          <w:i/>
-          <w:iCs/>
-          <w:color w:val="5F6F80"/>
-          <w:sz w:val="19"/>
-          <w:szCs w:val="19"/>
-        </w:rPr>
-        <w:br/>
-        <w:t xml:space="preserve">Pirámide importa en matemáticas, pero ___.</w:t>
-      </w:r>
-    </w:p>
-    <w:p>
-      <w:pPr>
-        <w:pBdr>
-          <w:bottom w:val="single" w:color="AFBECC" w:sz="6"/>
-        </w:pBdr>
-        <w:spacing w:after="30" w:before="150"/>
-      </w:pPr>
-      <w:r>
-        <w:t xml:space="preserve"/>
-      </w:r>
-    </w:p>
-    <w:p>
-      <w:pPr>
-        <w:spacing w:after="80"/>
-      </w:pPr>
-      <w:r>
-        <w:rPr>
-          <w:b/>
-          <w:bCs/>
-          <w:color w:val="12355B"/>
-          <w:sz w:val="21"/>
-          <w:szCs w:val="21"/>
-        </w:rPr>
-        <w:t xml:space="preserve">so  </w:t>
-      </w:r>
-      <w:r>
-        <w:rPr>
-          <w:sz w:val="21"/>
-          <w:szCs w:val="21"/>
-        </w:rPr>
-        <w:t xml:space="preserve">Pyramid matters in math, so ___.</w:t>
-      </w:r>
-      <w:r>
-        <w:rPr>
-          <w:i/>
-          <w:iCs/>
-          <w:color w:val="5F6F80"/>
-          <w:sz w:val="19"/>
-          <w:szCs w:val="19"/>
-        </w:rPr>
-        <w:br/>
-        <w:t xml:space="preserve">Pirámide importa en matemáticas, entonces ___.</w:t>
-      </w:r>
-    </w:p>
-    <w:p>
-      <w:pPr>
-        <w:pBdr>
-          <w:bottom w:val="single" w:color="AFBECC" w:sz="6"/>
-        </w:pBdr>
-        <w:spacing w:after="30" w:before="150"/>
-      </w:pPr>
-      <w:r>
-        <w:t xml:space="preserve"/>
-      </w:r>
-    </w:p>
-    <w:p>
-      <w:pPr>
-        <w:pStyle w:val="Heading2"/>
-        <w:spacing w:after="80" w:before="180"/>
-      </w:pPr>
-      <w:r>
-        <w:rPr>
-          <w:b/>
-          <w:bCs/>
-          <w:color w:val="12355B"/>
-          <w:sz w:val="24"/>
-          <w:szCs w:val="24"/>
-        </w:rPr>
-        <w:t xml:space="preserve">3. Explain Your Reasoning</w:t>
-      </w:r>
-      <w:r>
-        <w:rPr>
-          <w:i/>
-          <w:iCs/>
-          <w:color w:val="1FA6A2"/>
-          <w:sz w:val="19"/>
-          <w:szCs w:val="19"/>
-        </w:rPr>
-        <w:t xml:space="preserve">   use a sentence starter</w:t>
-      </w:r>
-    </w:p>
-    <w:p>
-      <w:pPr>
-        <w:spacing w:after="60"/>
-      </w:pPr>
-      <w:r>
-        <w:rPr>
-          <w:color w:val="1A2733"/>
-          <w:sz w:val="21"/>
-          <w:szCs w:val="21"/>
-        </w:rPr>
-        <w:t xml:space="preserve">I need the area of the ___ plus the areas of the ___ triangular faces.</w:t>
-      </w:r>
-      <w:r>
-        <w:rPr>
-          <w:i/>
-          <w:iCs/>
-          <w:color w:val="5F6F80"/>
-          <w:sz w:val="19"/>
-          <w:szCs w:val="19"/>
-        </w:rPr>
-        <w:br/>
-        <w:t xml:space="preserve">Necesito el área de la ___ más las áreas de las ___ caras triangulares.</w:t>
-      </w:r>
-    </w:p>
-    <w:p>
-      <w:pPr>
-        <w:spacing w:after="60"/>
-      </w:pPr>
-      <w:r>
-        <w:rPr>
-          <w:color w:val="1A2733"/>
-          <w:sz w:val="21"/>
-          <w:szCs w:val="21"/>
-        </w:rPr>
-        <w:t xml:space="preserve">The surface area is the ___ area plus the ___ faces.</w:t>
-      </w:r>
-      <w:r>
-        <w:rPr>
-          <w:i/>
-          <w:iCs/>
-          <w:color w:val="5F6F80"/>
-          <w:sz w:val="19"/>
-          <w:szCs w:val="19"/>
-        </w:rPr>
-        <w:br/>
-        <w:t xml:space="preserve">El área de superficie es el área de la ___ más las caras ___.</w:t>
-      </w:r>
-    </w:p>
-    <w:p>
-      <w:pPr>
-        <w:spacing w:after="60"/>
-      </w:pPr>
-      <w:r>
-        <w:rPr>
-          <w:color w:val="1A2733"/>
-          <w:sz w:val="21"/>
-          <w:szCs w:val="21"/>
-        </w:rPr>
-        <w:t xml:space="preserve">The base area is ___ × ___ = ___, and one triangular face is ½ × 6 × 8 = ___.</w:t>
-      </w:r>
-      <w:r>
-        <w:rPr>
-          <w:i/>
-          <w:iCs/>
-          <w:color w:val="5F6F80"/>
-          <w:sz w:val="19"/>
-          <w:szCs w:val="19"/>
-        </w:rPr>
-        <w:br/>
-        <w:t xml:space="preserve">El área de la base es ___ × ___ = ___, y una cara triangular es ½ × 6 × 8 = ___.</w:t>
-      </w:r>
-    </w:p>
-    <w:p>
-      <w:pPr>
-        <w:pBdr>
-          <w:bottom w:val="single" w:color="AFBECC" w:sz="6"/>
-        </w:pBdr>
-        <w:spacing w:after="30" w:before="150"/>
-      </w:pPr>
-      <w:r>
-        <w:t xml:space="preserve"/>
-      </w:r>
-    </w:p>
-    <w:p>
-      <w:pPr>
-        <w:pBdr>
-          <w:bottom w:val="single" w:color="AFBECC" w:sz="6"/>
-        </w:pBdr>
-        <w:spacing w:after="30" w:before="150"/>
       </w:pPr>
       <w:r>
         <w:t xml:space="preserve"/>
@@ -3419,7 +3357,7 @@
           <w:sz w:val="30"/>
           <w:szCs w:val="30"/>
         </w:rPr>
-        <w:t xml:space="preserve">Exit Ticket</w:t>
+        <w:t xml:space="preserve">Answer Key &amp; Teacher Guide</w:t>
       </w:r>
     </w:p>
     <w:p>
@@ -3434,115 +3372,245 @@
           <w:sz w:val="19"/>
           <w:szCs w:val="19"/>
         </w:rPr>
-        <w:t xml:space="preserve">Answer on your own. This shows what you learned today.</w:t>
-      </w:r>
-    </w:p>
-    <w:p>
-      <w:pPr>
-        <w:spacing w:after="80" w:before="80"/>
-      </w:pPr>
-      <w:r>
-        <w:rPr>
-          <w:color w:val="B97A12"/>
-          <w:sz w:val="22"/>
-          <w:szCs w:val="22"/>
-        </w:rPr>
-        <w:t xml:space="preserve">★  </w:t>
-      </w:r>
-      <w:r>
-        <w:rPr>
-          <w:b/>
-          <w:bCs/>
-          <w:sz w:val="22"/>
-          <w:szCs w:val="22"/>
-        </w:rPr>
-        <w:t xml:space="preserve">A square pyramid has a base edge of 6 in and a slant height of 5 in. What is the total surface area?</w:t>
-      </w:r>
-    </w:p>
-    <w:p>
-      <w:pPr>
-        <w:spacing w:after="60"/>
-        <w:ind w:left="420"/>
-      </w:pPr>
-      <w:r>
-        <w:rPr>
-          <w:sz w:val="21"/>
-          <w:szCs w:val="21"/>
-        </w:rPr>
-        <w:t xml:space="preserve">A)  96 in²</w:t>
-      </w:r>
-    </w:p>
-    <w:p>
-      <w:pPr>
-        <w:spacing w:after="60"/>
-        <w:ind w:left="420"/>
-      </w:pPr>
-      <w:r>
-        <w:rPr>
-          <w:sz w:val="21"/>
-          <w:szCs w:val="21"/>
-        </w:rPr>
-        <w:t xml:space="preserve">B)  60 in²</w:t>
-      </w:r>
-    </w:p>
-    <w:p>
-      <w:pPr>
-        <w:spacing w:after="60"/>
-        <w:ind w:left="420"/>
-      </w:pPr>
-      <w:r>
-        <w:rPr>
-          <w:sz w:val="21"/>
-          <w:szCs w:val="21"/>
-        </w:rPr>
-        <w:t xml:space="preserve">C)  96 in³</w:t>
-      </w:r>
-    </w:p>
-    <w:p>
-      <w:pPr>
-        <w:spacing w:after="60"/>
-        <w:ind w:left="420"/>
-      </w:pPr>
-      <w:r>
-        <w:rPr>
-          <w:sz w:val="21"/>
-          <w:szCs w:val="21"/>
-        </w:rPr>
-        <w:t xml:space="preserve">D)  36 in²</w:t>
-      </w:r>
-    </w:p>
-    <w:p>
-      <w:pPr>
-        <w:spacing w:after="40"/>
-      </w:pPr>
-      <w:r>
-        <w:t xml:space="preserve"/>
-      </w:r>
-    </w:p>
-    <w:p>
-      <w:pPr>
-        <w:pStyle w:val="Heading1"/>
-        <w:pageBreakBefore/>
-        <w:pBdr>
-          <w:bottom w:val="single" w:color="1FA6A2" w:sz="14" w:space="6"/>
-        </w:pBdr>
-        <w:spacing w:after="140" w:before="0"/>
-      </w:pPr>
-      <w:r>
-        <w:rPr>
-          <w:b/>
-          <w:bCs/>
-          <w:color w:val="12355B"/>
-          <w:sz w:val="30"/>
-          <w:szCs w:val="30"/>
-        </w:rPr>
-        <w:t xml:space="preserve">Answer Key &amp; Teacher Guide</w:t>
-      </w:r>
-    </w:p>
-    <w:p>
-      <w:pPr>
-        <w:spacing w:after="100"/>
-      </w:pPr>
+        <w:t xml:space="preserve">Teacher reference — remove or fold back before distributing to students.</w:t>
+      </w:r>
+    </w:p>
+    <w:p>
+      <w:pPr>
+        <w:pStyle w:val="Heading2"/>
+        <w:spacing w:after="80" w:before="180"/>
+      </w:pPr>
+      <w:r>
+        <w:rPr>
+          <w:b/>
+          <w:bCs/>
+          <w:color w:val="12355B"/>
+          <w:sz w:val="24"/>
+          <w:szCs w:val="24"/>
+        </w:rPr>
+        <w:t xml:space="preserve">Guided Notes (Fill-in)</w:t>
+      </w:r>
+    </w:p>
+    <w:p>
+      <w:pPr>
+        <w:spacing w:after="80"/>
+      </w:pPr>
+      <w:r>
+        <w:rPr>
+          <w:b/>
+          <w:bCs/>
+          <w:sz w:val="21"/>
+          <w:szCs w:val="21"/>
+        </w:rPr>
+        <w:t xml:space="preserve">Notes 1:  </w:t>
+      </w:r>
+      <w:r>
+        <w:rPr>
+          <w:sz w:val="21"/>
+          <w:szCs w:val="21"/>
+        </w:rPr>
+        <w:t xml:space="preserve">Pyramid</w:t>
+      </w:r>
+    </w:p>
+    <w:p>
+      <w:pPr>
+        <w:spacing w:after="80"/>
+      </w:pPr>
+      <w:r>
+        <w:rPr>
+          <w:b/>
+          <w:bCs/>
+          <w:sz w:val="21"/>
+          <w:szCs w:val="21"/>
+        </w:rPr>
+        <w:t xml:space="preserve">Notes 2:  </w:t>
+      </w:r>
+      <w:r>
+        <w:rPr>
+          <w:sz w:val="21"/>
+          <w:szCs w:val="21"/>
+        </w:rPr>
+        <w:t xml:space="preserve">Slant height</w:t>
+      </w:r>
+    </w:p>
+    <w:p>
+      <w:pPr>
+        <w:spacing w:after="80"/>
+      </w:pPr>
+      <w:r>
+        <w:rPr>
+          <w:b/>
+          <w:bCs/>
+          <w:sz w:val="21"/>
+          <w:szCs w:val="21"/>
+        </w:rPr>
+        <w:t xml:space="preserve">Notes 3:  </w:t>
+      </w:r>
+      <w:r>
+        <w:rPr>
+          <w:sz w:val="21"/>
+          <w:szCs w:val="21"/>
+        </w:rPr>
+        <w:t xml:space="preserve">Lateral face</w:t>
+      </w:r>
+    </w:p>
+    <w:p>
+      <w:pPr>
+        <w:spacing w:after="80"/>
+      </w:pPr>
+      <w:r>
+        <w:rPr>
+          <w:b/>
+          <w:bCs/>
+          <w:sz w:val="21"/>
+          <w:szCs w:val="21"/>
+        </w:rPr>
+        <w:t xml:space="preserve">Notes 4:  </w:t>
+      </w:r>
+      <w:r>
+        <w:rPr>
+          <w:sz w:val="21"/>
+          <w:szCs w:val="21"/>
+        </w:rPr>
+        <w:t xml:space="preserve">Base</w:t>
+      </w:r>
+    </w:p>
+    <w:p>
+      <w:pPr>
+        <w:spacing w:after="80"/>
+      </w:pPr>
+      <w:r>
+        <w:rPr>
+          <w:b/>
+          <w:bCs/>
+          <w:sz w:val="21"/>
+          <w:szCs w:val="21"/>
+        </w:rPr>
+        <w:t xml:space="preserve">Notes 5:  </w:t>
+      </w:r>
+      <w:r>
+        <w:rPr>
+          <w:sz w:val="21"/>
+          <w:szCs w:val="21"/>
+        </w:rPr>
+        <w:t xml:space="preserve">Apex</w:t>
+      </w:r>
+    </w:p>
+    <w:p>
+      <w:pPr>
+        <w:spacing w:after="80"/>
+      </w:pPr>
+      <w:r>
+        <w:rPr>
+          <w:b/>
+          <w:bCs/>
+          <w:sz w:val="21"/>
+          <w:szCs w:val="21"/>
+        </w:rPr>
+        <w:t xml:space="preserve">Notes 6:  </w:t>
+      </w:r>
+      <w:r>
+        <w:rPr>
+          <w:sz w:val="21"/>
+          <w:szCs w:val="21"/>
+        </w:rPr>
+        <w:t xml:space="preserve">Lateral area</w:t>
+      </w:r>
+    </w:p>
+    <w:p>
+      <w:pPr>
+        <w:pStyle w:val="Heading2"/>
+        <w:spacing w:after="80" w:before="180"/>
+      </w:pPr>
+      <w:r>
+        <w:rPr>
+          <w:b/>
+          <w:bCs/>
+          <w:color w:val="12355B"/>
+          <w:sz w:val="24"/>
+          <w:szCs w:val="24"/>
+        </w:rPr>
+        <w:t xml:space="preserve">Worked Notes (I Do / We Do)</w:t>
+      </w:r>
+    </w:p>
+    <w:p>
+      <w:pPr>
+        <w:spacing w:after="80"/>
+      </w:pPr>
+      <w:r>
+        <w:rPr>
+          <w:b/>
+          <w:bCs/>
+          <w:sz w:val="21"/>
+          <w:szCs w:val="21"/>
+        </w:rPr>
+        <w:t xml:space="preserve">I Do:  </w:t>
+      </w:r>
+      <w:r>
+        <w:rPr>
+          <w:sz w:val="21"/>
+          <w:szCs w:val="21"/>
+        </w:rPr>
+        <w:t xml:space="preserve">A. 95 in²</w:t>
+      </w:r>
+    </w:p>
+    <w:p>
+      <w:pPr>
+        <w:spacing w:after="80"/>
+      </w:pPr>
+      <w:r>
+        <w:rPr>
+          <w:b/>
+          <w:bCs/>
+          <w:sz w:val="21"/>
+          <w:szCs w:val="21"/>
+        </w:rPr>
+        <w:t xml:space="preserve">We Do:  </w:t>
+      </w:r>
+      <w:r>
+        <w:rPr>
+          <w:sz w:val="21"/>
+          <w:szCs w:val="21"/>
+        </w:rPr>
+        <w:t xml:space="preserve">A. 4</w:t>
+      </w:r>
+    </w:p>
+    <w:p>
+      <w:pPr>
+        <w:pStyle w:val="Heading2"/>
+        <w:spacing w:after="80" w:before="180"/>
+      </w:pPr>
+      <w:r>
+        <w:rPr>
+          <w:b/>
+          <w:bCs/>
+          <w:color w:val="12355B"/>
+          <w:sz w:val="24"/>
+          <w:szCs w:val="24"/>
+        </w:rPr>
+        <w:t xml:space="preserve">Independent Practice</w:t>
+      </w:r>
+    </w:p>
+    <w:p>
+      <w:pPr>
+        <w:spacing w:after="80"/>
+      </w:pPr>
+      <w:r>
+        <w:rPr>
+          <w:b/>
+          <w:bCs/>
+          <w:sz w:val="21"/>
+          <w:szCs w:val="21"/>
+        </w:rPr>
+        <w:t xml:space="preserve">1.  </w:t>
+      </w:r>
+      <w:r>
+        <w:rPr>
+          <w:sz w:val="21"/>
+          <w:szCs w:val="21"/>
+        </w:rPr>
+        <w:t xml:space="preserve">A)  24 in²</w:t>
+      </w:r>
       <w:r>
         <w:rPr>
           <w:i/>
@@ -3551,23 +3619,7 @@
           <w:sz w:val="19"/>
           <w:szCs w:val="19"/>
         </w:rPr>
-        <w:t xml:space="preserve">Teacher reference — remove or fold back before distributing to students.</w:t>
-      </w:r>
-    </w:p>
-    <w:p>
-      <w:pPr>
-        <w:pStyle w:val="Heading2"/>
-        <w:spacing w:after="80" w:before="180"/>
-      </w:pPr>
-      <w:r>
-        <w:rPr>
-          <w:b/>
-          <w:bCs/>
-          <w:color w:val="12355B"/>
-          <w:sz w:val="24"/>
-          <w:szCs w:val="24"/>
-        </w:rPr>
-        <w:t xml:space="preserve">Worked Notes (I Do / We Do)</w:t>
+        <w:t xml:space="preserve">  — Area of a triangle = ½ × base × height = ½ × 8 × 6 = 24 in².</w:t>
       </w:r>
     </w:p>
     <w:p>
@@ -3581,72 +3633,14 @@
           <w:sz w:val="21"/>
           <w:szCs w:val="21"/>
         </w:rPr>
-        <w:t xml:space="preserve">I Do:  </w:t>
-      </w:r>
-      <w:r>
-        <w:rPr>
-          <w:sz w:val="21"/>
-          <w:szCs w:val="21"/>
-        </w:rPr>
-        <w:t xml:space="preserve">A. 95 in²</w:t>
-      </w:r>
-    </w:p>
-    <w:p>
-      <w:pPr>
-        <w:spacing w:after="80"/>
-      </w:pPr>
-      <w:r>
-        <w:rPr>
-          <w:b/>
-          <w:bCs/>
-          <w:sz w:val="21"/>
-          <w:szCs w:val="21"/>
-        </w:rPr>
-        <w:t xml:space="preserve">We Do:  </w:t>
-      </w:r>
-      <w:r>
-        <w:rPr>
-          <w:sz w:val="21"/>
-          <w:szCs w:val="21"/>
-        </w:rPr>
-        <w:t xml:space="preserve">A. 4</w:t>
-      </w:r>
-    </w:p>
-    <w:p>
-      <w:pPr>
-        <w:pStyle w:val="Heading2"/>
-        <w:spacing w:after="80" w:before="180"/>
-      </w:pPr>
-      <w:r>
-        <w:rPr>
-          <w:b/>
-          <w:bCs/>
-          <w:color w:val="12355B"/>
-          <w:sz w:val="24"/>
-          <w:szCs w:val="24"/>
-        </w:rPr>
-        <w:t xml:space="preserve">Independent Practice</w:t>
-      </w:r>
-    </w:p>
-    <w:p>
-      <w:pPr>
-        <w:spacing w:after="80"/>
-      </w:pPr>
-      <w:r>
-        <w:rPr>
-          <w:b/>
-          <w:bCs/>
-          <w:sz w:val="21"/>
-          <w:szCs w:val="21"/>
-        </w:rPr>
-        <w:t xml:space="preserve">1.  </w:t>
-      </w:r>
-      <w:r>
-        <w:rPr>
-          <w:sz w:val="21"/>
-          <w:szCs w:val="21"/>
-        </w:rPr>
-        <w:t xml:space="preserve">A)  24 in²</w:t>
+        <w:t xml:space="preserve">2.  </w:t>
+      </w:r>
+      <w:r>
+        <w:rPr>
+          <w:sz w:val="21"/>
+          <w:szCs w:val="21"/>
+        </w:rPr>
+        <w:t xml:space="preserve">A)  133 cm²</w:t>
       </w:r>
       <w:r>
         <w:rPr>
@@ -3656,7 +3650,7 @@
           <w:sz w:val="19"/>
           <w:szCs w:val="19"/>
         </w:rPr>
-        <w:t xml:space="preserve">  — Area of a triangle = ½ × base × height = ½ × 8 × 6 = 24 in².</w:t>
+        <w:t xml:space="preserve">  — SA = Base Area + Lateral Area = 49 + 84 = 133 cm².</w:t>
       </w:r>
     </w:p>
     <w:p>
@@ -3670,14 +3664,14 @@
           <w:sz w:val="21"/>
           <w:szCs w:val="21"/>
         </w:rPr>
-        <w:t xml:space="preserve">2.  </w:t>
-      </w:r>
-      <w:r>
-        <w:rPr>
-          <w:sz w:val="21"/>
-          <w:szCs w:val="21"/>
-        </w:rPr>
-        <w:t xml:space="preserve">A)  133 cm²</w:t>
+        <w:t xml:space="preserve">3.  </w:t>
+      </w:r>
+      <w:r>
+        <w:rPr>
+          <w:sz w:val="21"/>
+          <w:szCs w:val="21"/>
+        </w:rPr>
+        <w:t xml:space="preserve">A)  175 in²</w:t>
       </w:r>
       <w:r>
         <w:rPr>
@@ -3687,7 +3681,7 @@
           <w:sz w:val="19"/>
           <w:szCs w:val="19"/>
         </w:rPr>
-        <w:t xml:space="preserve">  — SA = Base Area + Lateral Area = 49 + 84 = 133 cm².</w:t>
+        <w:t xml:space="preserve">  — Base: 7 × 7 = 49 in². One triangular face: ½ × 7 × 9 = 31.5 in². Four faces: 4 × 31.5 = 126 in². SA = 49 + 126 = 175 in². Surface area uses square units (in²).</w:t>
       </w:r>
     </w:p>
     <w:p>
@@ -3701,14 +3695,14 @@
           <w:sz w:val="21"/>
           <w:szCs w:val="21"/>
         </w:rPr>
-        <w:t xml:space="preserve">3.  </w:t>
-      </w:r>
-      <w:r>
-        <w:rPr>
-          <w:sz w:val="21"/>
-          <w:szCs w:val="21"/>
-        </w:rPr>
-        <w:t xml:space="preserve">A)  56 sq units</w:t>
+        <w:t xml:space="preserve">4.  </w:t>
+      </w:r>
+      <w:r>
+        <w:rPr>
+          <w:sz w:val="21"/>
+          <w:szCs w:val="21"/>
+        </w:rPr>
+        <w:t xml:space="preserve">A)  20 in²</w:t>
       </w:r>
       <w:r>
         <w:rPr>
@@ -3718,7 +3712,23 @@
           <w:sz w:val="19"/>
           <w:szCs w:val="19"/>
         </w:rPr>
-        <w:t xml:space="preserve">  — Base 4 × 4 = 16, plus 4 triangles × 10 = 40; total = 56 sq units.</w:t>
+        <w:t xml:space="preserve">  — Area of a triangle = ½ × base × height = ½ × 8 × 5 = 20 in². You use the slant height (5) as the triangle's height, not the pyramid's vertical height.</w:t>
+      </w:r>
+    </w:p>
+    <w:p>
+      <w:pPr>
+        <w:pStyle w:val="Heading2"/>
+        <w:spacing w:after="80" w:before="180"/>
+      </w:pPr>
+      <w:r>
+        <w:rPr>
+          <w:b/>
+          <w:bCs/>
+          <w:color w:val="12355B"/>
+          <w:sz w:val="24"/>
+          <w:szCs w:val="24"/>
+        </w:rPr>
+        <w:t xml:space="preserve">Exit Ticket</w:t>
       </w:r>
     </w:p>
     <w:p>
@@ -3727,19 +3737,10 @@
       </w:pPr>
       <w:r>
         <w:rPr>
-          <w:b/>
-          <w:bCs/>
-          <w:sz w:val="21"/>
-          <w:szCs w:val="21"/>
-        </w:rPr>
-        <w:t xml:space="preserve">4.  </w:t>
-      </w:r>
-      <w:r>
-        <w:rPr>
-          <w:sz w:val="21"/>
-          <w:szCs w:val="21"/>
-        </w:rPr>
-        <w:t xml:space="preserve">A)  4</w:t>
+          <w:sz w:val="21"/>
+          <w:szCs w:val="21"/>
+        </w:rPr>
+        <w:t xml:space="preserve">A)  96 in²</w:t>
       </w:r>
       <w:r>
         <w:rPr>
@@ -3749,197 +3750,7 @@
           <w:sz w:val="19"/>
           <w:szCs w:val="19"/>
         </w:rPr>
-        <w:t xml:space="preserve">  — A square pyramid has 4 triangular faces meeting at the top, plus 1 square base.</w:t>
-      </w:r>
-    </w:p>
-    <w:p>
-      <w:pPr>
-        <w:pStyle w:val="Heading2"/>
-        <w:spacing w:after="80" w:before="180"/>
-      </w:pPr>
-      <w:r>
-        <w:rPr>
-          <w:b/>
-          <w:bCs/>
-          <w:color w:val="12355B"/>
-          <w:sz w:val="24"/>
-          <w:szCs w:val="24"/>
-        </w:rPr>
-        <w:t xml:space="preserve">Exit Ticket</w:t>
-      </w:r>
-    </w:p>
-    <w:p>
-      <w:pPr>
-        <w:spacing w:after="80"/>
-      </w:pPr>
-      <w:r>
-        <w:rPr>
-          <w:sz w:val="21"/>
-          <w:szCs w:val="21"/>
-        </w:rPr>
-        <w:t xml:space="preserve">A)  96 in²</w:t>
-      </w:r>
-      <w:r>
-        <w:rPr>
-          <w:i/>
-          <w:iCs/>
-          <w:color w:val="5F6F80"/>
-          <w:sz w:val="19"/>
-          <w:szCs w:val="19"/>
-        </w:rPr>
         <w:t xml:space="preserve">  — Base: 6 × 6 = 36 in². Each lateral face: ½ × 6 × 5 = 15 in². Four faces: 4 × 15 = 60 in². SA = 36 + 60 = 96 in². Surface area uses square units (in²).</w:t>
-      </w:r>
-    </w:p>
-    <w:p>
-      <w:pPr>
-        <w:pStyle w:val="Heading2"/>
-        <w:spacing w:after="80" w:before="180"/>
-      </w:pPr>
-      <w:r>
-        <w:rPr>
-          <w:b/>
-          <w:bCs/>
-          <w:color w:val="12355B"/>
-          <w:sz w:val="24"/>
-          <w:szCs w:val="24"/>
-        </w:rPr>
-        <w:t xml:space="preserve">Writing (TWR) — what to look for</w:t>
-      </w:r>
-    </w:p>
-    <w:p>
-      <w:pPr>
-        <w:spacing w:after="80"/>
-      </w:pPr>
-      <w:r>
-        <w:rPr>
-          <w:sz w:val="20"/>
-          <w:szCs w:val="20"/>
-        </w:rPr>
-        <w:t xml:space="preserve">Kernel sentence: a complete sentence needs a subject and a verb. Example: Pyramid is a solid with a flat bottom and triangle sides that meet at one point on top.</w:t>
-      </w:r>
-    </w:p>
-    <w:p>
-      <w:pPr>
-        <w:spacing w:after="80"/>
-      </w:pPr>
-      <w:r>
-        <w:rPr>
-          <w:sz w:val="20"/>
-          <w:szCs w:val="20"/>
-        </w:rPr>
-        <w:t xml:space="preserve">Expansion: because = reason, but = contrast/exception, so = result. Answers vary; each must keep the kernel idea.</w:t>
-      </w:r>
-    </w:p>
-    <w:p>
-      <w:pPr>
-        <w:pStyle w:val="Heading2"/>
-        <w:spacing w:after="80" w:before="180"/>
-      </w:pPr>
-      <w:r>
-        <w:rPr>
-          <w:b/>
-          <w:bCs/>
-          <w:color w:val="12355B"/>
-          <w:sz w:val="24"/>
-          <w:szCs w:val="24"/>
-        </w:rPr>
-        <w:t xml:space="preserve">Turn &amp; Talk — listen for</w:t>
-      </w:r>
-    </w:p>
-    <w:p>
-      <w:pPr>
-        <w:spacing w:after="80"/>
-      </w:pPr>
-      <w:r>
-        <w:rPr>
-          <w:b/>
-          <w:bCs/>
-          <w:sz w:val="19"/>
-          <w:szCs w:val="19"/>
-        </w:rPr>
-        <w:t xml:space="preserve">1.  </w:t>
-      </w:r>
-      <w:r>
-        <w:rPr>
-          <w:i/>
-          <w:iCs/>
-          <w:color w:val="5F6F80"/>
-          <w:sz w:val="19"/>
-          <w:szCs w:val="19"/>
-        </w:rPr>
-        <w:t xml:space="preserve">Students explain a square pyramid's surface area = base area + the four triangular lateral faces, and that you add every face together.</w:t>
-      </w:r>
-    </w:p>
-    <w:p>
-      <w:pPr>
-        <w:spacing w:after="80"/>
-      </w:pPr>
-      <w:r>
-        <w:rPr>
-          <w:b/>
-          <w:bCs/>
-          <w:sz w:val="19"/>
-          <w:szCs w:val="19"/>
-        </w:rPr>
-        <w:t xml:space="preserve">2.  </w:t>
-      </w:r>
-      <w:r>
-        <w:rPr>
-          <w:i/>
-          <w:iCs/>
-          <w:color w:val="5F6F80"/>
-          <w:sz w:val="19"/>
-          <w:szCs w:val="19"/>
-        </w:rPr>
-        <w:t xml:space="preserve">Students compute base = 36 in², one face = 24 in², four faces = 96 in², total SA = 132 in², distinguishing base from lateral faces.</w:t>
-      </w:r>
-    </w:p>
-    <w:p>
-      <w:pPr>
-        <w:spacing w:after="80"/>
-      </w:pPr>
-      <w:r>
-        <w:rPr>
-          <w:b/>
-          <w:bCs/>
-          <w:sz w:val="19"/>
-          <w:szCs w:val="19"/>
-        </w:rPr>
-        <w:t xml:space="preserve">3.  </w:t>
-      </w:r>
-      <w:r>
-        <w:rPr>
-          <w:i/>
-          <w:iCs/>
-          <w:color w:val="5F6F80"/>
-          <w:sz w:val="19"/>
-          <w:szCs w:val="19"/>
-        </w:rPr>
-        <w:t xml:space="preserve">Students compute one face = ½ × 3 × 4 = 6 ft², four faces = 24 ft², and explain the open base is not counted, so only the lateral area matters.</w:t>
-      </w:r>
-    </w:p>
-    <w:p>
-      <w:pPr>
-        <w:spacing w:after="80"/>
-      </w:pPr>
-      <w:r>
-        <w:rPr>
-          <w:b/>
-          <w:bCs/>
-          <w:sz w:val="19"/>
-          <w:szCs w:val="19"/>
-        </w:rPr>
-        <w:t xml:space="preserve">4.  </w:t>
-      </w:r>
-      <w:r>
-        <w:rPr>
-          <w:i/>
-          <w:iCs/>
-          <w:color w:val="5F6F80"/>
-          <w:sz w:val="19"/>
-          <w:szCs w:val="19"/>
-        </w:rPr>
-        <w:t xml:space="preserve">Students identify the missing base area and state that total surface area = base area + all lateral (triangular) faces.</w:t>
       </w:r>
     </w:p>
     <w:sectPr>

--- a/lessons/10-5/downloads/10-5-notes.docx
+++ b/lessons/10-5/downloads/10-5-notes.docx
@@ -3338,419 +3338,6 @@
       </w:pPr>
       <w:r>
         <w:t xml:space="preserve"/>
-      </w:r>
-    </w:p>
-    <w:p>
-      <w:pPr>
-        <w:pStyle w:val="Heading1"/>
-        <w:pageBreakBefore/>
-        <w:pBdr>
-          <w:bottom w:val="single" w:color="1FA6A2" w:sz="14" w:space="6"/>
-        </w:pBdr>
-        <w:spacing w:after="140" w:before="0"/>
-      </w:pPr>
-      <w:r>
-        <w:rPr>
-          <w:b/>
-          <w:bCs/>
-          <w:color w:val="12355B"/>
-          <w:sz w:val="30"/>
-          <w:szCs w:val="30"/>
-        </w:rPr>
-        <w:t xml:space="preserve">Answer Key &amp; Teacher Guide</w:t>
-      </w:r>
-    </w:p>
-    <w:p>
-      <w:pPr>
-        <w:spacing w:after="100"/>
-      </w:pPr>
-      <w:r>
-        <w:rPr>
-          <w:i/>
-          <w:iCs/>
-          <w:color w:val="5F6F80"/>
-          <w:sz w:val="19"/>
-          <w:szCs w:val="19"/>
-        </w:rPr>
-        <w:t xml:space="preserve">Teacher reference — remove or fold back before distributing to students.</w:t>
-      </w:r>
-    </w:p>
-    <w:p>
-      <w:pPr>
-        <w:pStyle w:val="Heading2"/>
-        <w:spacing w:after="80" w:before="180"/>
-      </w:pPr>
-      <w:r>
-        <w:rPr>
-          <w:b/>
-          <w:bCs/>
-          <w:color w:val="12355B"/>
-          <w:sz w:val="24"/>
-          <w:szCs w:val="24"/>
-        </w:rPr>
-        <w:t xml:space="preserve">Guided Notes (Fill-in)</w:t>
-      </w:r>
-    </w:p>
-    <w:p>
-      <w:pPr>
-        <w:spacing w:after="80"/>
-      </w:pPr>
-      <w:r>
-        <w:rPr>
-          <w:b/>
-          <w:bCs/>
-          <w:sz w:val="21"/>
-          <w:szCs w:val="21"/>
-        </w:rPr>
-        <w:t xml:space="preserve">Notes 1:  </w:t>
-      </w:r>
-      <w:r>
-        <w:rPr>
-          <w:sz w:val="21"/>
-          <w:szCs w:val="21"/>
-        </w:rPr>
-        <w:t xml:space="preserve">Pyramid</w:t>
-      </w:r>
-    </w:p>
-    <w:p>
-      <w:pPr>
-        <w:spacing w:after="80"/>
-      </w:pPr>
-      <w:r>
-        <w:rPr>
-          <w:b/>
-          <w:bCs/>
-          <w:sz w:val="21"/>
-          <w:szCs w:val="21"/>
-        </w:rPr>
-        <w:t xml:space="preserve">Notes 2:  </w:t>
-      </w:r>
-      <w:r>
-        <w:rPr>
-          <w:sz w:val="21"/>
-          <w:szCs w:val="21"/>
-        </w:rPr>
-        <w:t xml:space="preserve">Slant height</w:t>
-      </w:r>
-    </w:p>
-    <w:p>
-      <w:pPr>
-        <w:spacing w:after="80"/>
-      </w:pPr>
-      <w:r>
-        <w:rPr>
-          <w:b/>
-          <w:bCs/>
-          <w:sz w:val="21"/>
-          <w:szCs w:val="21"/>
-        </w:rPr>
-        <w:t xml:space="preserve">Notes 3:  </w:t>
-      </w:r>
-      <w:r>
-        <w:rPr>
-          <w:sz w:val="21"/>
-          <w:szCs w:val="21"/>
-        </w:rPr>
-        <w:t xml:space="preserve">Lateral face</w:t>
-      </w:r>
-    </w:p>
-    <w:p>
-      <w:pPr>
-        <w:spacing w:after="80"/>
-      </w:pPr>
-      <w:r>
-        <w:rPr>
-          <w:b/>
-          <w:bCs/>
-          <w:sz w:val="21"/>
-          <w:szCs w:val="21"/>
-        </w:rPr>
-        <w:t xml:space="preserve">Notes 4:  </w:t>
-      </w:r>
-      <w:r>
-        <w:rPr>
-          <w:sz w:val="21"/>
-          <w:szCs w:val="21"/>
-        </w:rPr>
-        <w:t xml:space="preserve">Base</w:t>
-      </w:r>
-    </w:p>
-    <w:p>
-      <w:pPr>
-        <w:spacing w:after="80"/>
-      </w:pPr>
-      <w:r>
-        <w:rPr>
-          <w:b/>
-          <w:bCs/>
-          <w:sz w:val="21"/>
-          <w:szCs w:val="21"/>
-        </w:rPr>
-        <w:t xml:space="preserve">Notes 5:  </w:t>
-      </w:r>
-      <w:r>
-        <w:rPr>
-          <w:sz w:val="21"/>
-          <w:szCs w:val="21"/>
-        </w:rPr>
-        <w:t xml:space="preserve">Apex</w:t>
-      </w:r>
-    </w:p>
-    <w:p>
-      <w:pPr>
-        <w:spacing w:after="80"/>
-      </w:pPr>
-      <w:r>
-        <w:rPr>
-          <w:b/>
-          <w:bCs/>
-          <w:sz w:val="21"/>
-          <w:szCs w:val="21"/>
-        </w:rPr>
-        <w:t xml:space="preserve">Notes 6:  </w:t>
-      </w:r>
-      <w:r>
-        <w:rPr>
-          <w:sz w:val="21"/>
-          <w:szCs w:val="21"/>
-        </w:rPr>
-        <w:t xml:space="preserve">Lateral area</w:t>
-      </w:r>
-    </w:p>
-    <w:p>
-      <w:pPr>
-        <w:pStyle w:val="Heading2"/>
-        <w:spacing w:after="80" w:before="180"/>
-      </w:pPr>
-      <w:r>
-        <w:rPr>
-          <w:b/>
-          <w:bCs/>
-          <w:color w:val="12355B"/>
-          <w:sz w:val="24"/>
-          <w:szCs w:val="24"/>
-        </w:rPr>
-        <w:t xml:space="preserve">Worked Notes (I Do / We Do)</w:t>
-      </w:r>
-    </w:p>
-    <w:p>
-      <w:pPr>
-        <w:spacing w:after="80"/>
-      </w:pPr>
-      <w:r>
-        <w:rPr>
-          <w:b/>
-          <w:bCs/>
-          <w:sz w:val="21"/>
-          <w:szCs w:val="21"/>
-        </w:rPr>
-        <w:t xml:space="preserve">I Do:  </w:t>
-      </w:r>
-      <w:r>
-        <w:rPr>
-          <w:sz w:val="21"/>
-          <w:szCs w:val="21"/>
-        </w:rPr>
-        <w:t xml:space="preserve">A. 95 in²</w:t>
-      </w:r>
-    </w:p>
-    <w:p>
-      <w:pPr>
-        <w:spacing w:after="80"/>
-      </w:pPr>
-      <w:r>
-        <w:rPr>
-          <w:b/>
-          <w:bCs/>
-          <w:sz w:val="21"/>
-          <w:szCs w:val="21"/>
-        </w:rPr>
-        <w:t xml:space="preserve">We Do:  </w:t>
-      </w:r>
-      <w:r>
-        <w:rPr>
-          <w:sz w:val="21"/>
-          <w:szCs w:val="21"/>
-        </w:rPr>
-        <w:t xml:space="preserve">A. 4</w:t>
-      </w:r>
-    </w:p>
-    <w:p>
-      <w:pPr>
-        <w:pStyle w:val="Heading2"/>
-        <w:spacing w:after="80" w:before="180"/>
-      </w:pPr>
-      <w:r>
-        <w:rPr>
-          <w:b/>
-          <w:bCs/>
-          <w:color w:val="12355B"/>
-          <w:sz w:val="24"/>
-          <w:szCs w:val="24"/>
-        </w:rPr>
-        <w:t xml:space="preserve">Independent Practice</w:t>
-      </w:r>
-    </w:p>
-    <w:p>
-      <w:pPr>
-        <w:spacing w:after="80"/>
-      </w:pPr>
-      <w:r>
-        <w:rPr>
-          <w:b/>
-          <w:bCs/>
-          <w:sz w:val="21"/>
-          <w:szCs w:val="21"/>
-        </w:rPr>
-        <w:t xml:space="preserve">1.  </w:t>
-      </w:r>
-      <w:r>
-        <w:rPr>
-          <w:sz w:val="21"/>
-          <w:szCs w:val="21"/>
-        </w:rPr>
-        <w:t xml:space="preserve">A)  24 in²</w:t>
-      </w:r>
-      <w:r>
-        <w:rPr>
-          <w:i/>
-          <w:iCs/>
-          <w:color w:val="5F6F80"/>
-          <w:sz w:val="19"/>
-          <w:szCs w:val="19"/>
-        </w:rPr>
-        <w:t xml:space="preserve">  — Area of a triangle = ½ × base × height = ½ × 8 × 6 = 24 in².</w:t>
-      </w:r>
-    </w:p>
-    <w:p>
-      <w:pPr>
-        <w:spacing w:after="80"/>
-      </w:pPr>
-      <w:r>
-        <w:rPr>
-          <w:b/>
-          <w:bCs/>
-          <w:sz w:val="21"/>
-          <w:szCs w:val="21"/>
-        </w:rPr>
-        <w:t xml:space="preserve">2.  </w:t>
-      </w:r>
-      <w:r>
-        <w:rPr>
-          <w:sz w:val="21"/>
-          <w:szCs w:val="21"/>
-        </w:rPr>
-        <w:t xml:space="preserve">A)  133 cm²</w:t>
-      </w:r>
-      <w:r>
-        <w:rPr>
-          <w:i/>
-          <w:iCs/>
-          <w:color w:val="5F6F80"/>
-          <w:sz w:val="19"/>
-          <w:szCs w:val="19"/>
-        </w:rPr>
-        <w:t xml:space="preserve">  — SA = Base Area + Lateral Area = 49 + 84 = 133 cm².</w:t>
-      </w:r>
-    </w:p>
-    <w:p>
-      <w:pPr>
-        <w:spacing w:after="80"/>
-      </w:pPr>
-      <w:r>
-        <w:rPr>
-          <w:b/>
-          <w:bCs/>
-          <w:sz w:val="21"/>
-          <w:szCs w:val="21"/>
-        </w:rPr>
-        <w:t xml:space="preserve">3.  </w:t>
-      </w:r>
-      <w:r>
-        <w:rPr>
-          <w:sz w:val="21"/>
-          <w:szCs w:val="21"/>
-        </w:rPr>
-        <w:t xml:space="preserve">A)  175 in²</w:t>
-      </w:r>
-      <w:r>
-        <w:rPr>
-          <w:i/>
-          <w:iCs/>
-          <w:color w:val="5F6F80"/>
-          <w:sz w:val="19"/>
-          <w:szCs w:val="19"/>
-        </w:rPr>
-        <w:t xml:space="preserve">  — Base: 7 × 7 = 49 in². One triangular face: ½ × 7 × 9 = 31.5 in². Four faces: 4 × 31.5 = 126 in². SA = 49 + 126 = 175 in². Surface area uses square units (in²).</w:t>
-      </w:r>
-    </w:p>
-    <w:p>
-      <w:pPr>
-        <w:spacing w:after="80"/>
-      </w:pPr>
-      <w:r>
-        <w:rPr>
-          <w:b/>
-          <w:bCs/>
-          <w:sz w:val="21"/>
-          <w:szCs w:val="21"/>
-        </w:rPr>
-        <w:t xml:space="preserve">4.  </w:t>
-      </w:r>
-      <w:r>
-        <w:rPr>
-          <w:sz w:val="21"/>
-          <w:szCs w:val="21"/>
-        </w:rPr>
-        <w:t xml:space="preserve">A)  20 in²</w:t>
-      </w:r>
-      <w:r>
-        <w:rPr>
-          <w:i/>
-          <w:iCs/>
-          <w:color w:val="5F6F80"/>
-          <w:sz w:val="19"/>
-          <w:szCs w:val="19"/>
-        </w:rPr>
-        <w:t xml:space="preserve">  — Area of a triangle = ½ × base × height = ½ × 8 × 5 = 20 in². You use the slant height (5) as the triangle's height, not the pyramid's vertical height.</w:t>
-      </w:r>
-    </w:p>
-    <w:p>
-      <w:pPr>
-        <w:pStyle w:val="Heading2"/>
-        <w:spacing w:after="80" w:before="180"/>
-      </w:pPr>
-      <w:r>
-        <w:rPr>
-          <w:b/>
-          <w:bCs/>
-          <w:color w:val="12355B"/>
-          <w:sz w:val="24"/>
-          <w:szCs w:val="24"/>
-        </w:rPr>
-        <w:t xml:space="preserve">Exit Ticket</w:t>
-      </w:r>
-    </w:p>
-    <w:p>
-      <w:pPr>
-        <w:spacing w:after="80"/>
-      </w:pPr>
-      <w:r>
-        <w:rPr>
-          <w:sz w:val="21"/>
-          <w:szCs w:val="21"/>
-        </w:rPr>
-        <w:t xml:space="preserve">A)  96 in²</w:t>
-      </w:r>
-      <w:r>
-        <w:rPr>
-          <w:i/>
-          <w:iCs/>
-          <w:color w:val="5F6F80"/>
-          <w:sz w:val="19"/>
-          <w:szCs w:val="19"/>
-        </w:rPr>
-        <w:t xml:space="preserve">  — Base: 6 × 6 = 36 in². Each lateral face: ½ × 6 × 5 = 15 in². Four faces: 4 × 15 = 60 in². SA = 36 + 60 = 96 in². Surface area uses square units (in²).</w:t>
       </w:r>
     </w:p>
     <w:sectPr>

--- a/lessons/10-5/downloads/10-5-notes.docx
+++ b/lessons/10-5/downloads/10-5-notes.docx
@@ -14,7 +14,7 @@
           <w:sz w:val="18"/>
           <w:szCs w:val="18"/>
         </w:rPr>
-        <w:t xml:space="preserve">UNIT 10  ·  LESSON 5      STANDARD 6.G.4</w:t>
+        <w:t xml:space="preserve">UNIT 10  ·  LESSON 5      STANDARD 6.GR.4</w:t>
       </w:r>
     </w:p>
     <w:p>
@@ -2605,7 +2605,7 @@
           <w:sz w:val="21"/>
           <w:szCs w:val="21"/>
         </w:rPr>
-        <w:t xml:space="preserve">Start with:  The base area is ___ × ___ = ___, and one triangular face is ½ × 6 × 8 = ___.</w:t>
+        <w:t xml:space="preserve">Start with:  When a problem felt tricky, I ___ first because ___.</w:t>
       </w:r>
       <w:r>
         <w:rPr>
@@ -2616,7 +2616,7 @@
           <w:szCs w:val="19"/>
         </w:rPr>
         <w:br/>
-        <w:t xml:space="preserve">El área de la base es ___ × ___ = ___, y una cara triangular es ½ × 6 × 8 = ___.</w:t>
+        <w:t xml:space="preserve">Cuando un problema se sentía difícil, primero ___ porque ___.</w:t>
       </w:r>
     </w:p>
     <w:p>
@@ -2701,6 +2701,32 @@
           <w:szCs w:val="19"/>
         </w:rPr>
         <w:t xml:space="preserve">Solve each problem. Show your thinking in the work box.</w:t>
+      </w:r>
+    </w:p>
+    <w:p>
+      <w:pPr>
+        <w:pStyle w:val="Heading2"/>
+        <w:spacing w:after="80" w:before="180"/>
+      </w:pPr>
+      <w:r>
+        <w:rPr>
+          <w:b/>
+          <w:bCs/>
+          <w:color w:val="12355B"/>
+          <w:sz w:val="24"/>
+          <w:szCs w:val="24"/>
+        </w:rPr>
+        <w:t xml:space="preserve">Level 1 Support</w:t>
+      </w:r>
+      <w:r>
+        <w:rPr>
+          <w:i/>
+          <w:iCs/>
+          <w:color w:val="1FA6A2"/>
+          <w:sz w:val="19"/>
+          <w:szCs w:val="19"/>
+        </w:rPr>
+        <w:t xml:space="preserve">   extra scaffolding</w:t>
       </w:r>
     </w:p>
     <w:p>
@@ -2835,6 +2861,32 @@
     </w:tbl>
     <w:p>
       <w:pPr>
+        <w:pStyle w:val="Heading2"/>
+        <w:spacing w:after="80" w:before="180"/>
+      </w:pPr>
+      <w:r>
+        <w:rPr>
+          <w:b/>
+          <w:bCs/>
+          <w:color w:val="12355B"/>
+          <w:sz w:val="24"/>
+          <w:szCs w:val="24"/>
+        </w:rPr>
+        <w:t xml:space="preserve">On Level</w:t>
+      </w:r>
+      <w:r>
+        <w:rPr>
+          <w:i/>
+          <w:iCs/>
+          <w:color w:val="12355B"/>
+          <w:sz w:val="19"/>
+          <w:szCs w:val="19"/>
+        </w:rPr>
+        <w:t xml:space="preserve">   grade-level practice</w:t>
+      </w:r>
+    </w:p>
+    <w:p>
+      <w:pPr>
         <w:keepNext/>
         <w:spacing w:after="60" w:before="160"/>
       </w:pPr>
@@ -2908,266 +2960,6 @@
           <w:szCs w:val="20"/>
         </w:rPr>
         <w:t xml:space="preserve">D)  133 cm³</w:t>
-      </w:r>
-    </w:p>
-    <w:p>
-      <w:pPr>
-        <w:spacing w:after="20"/>
-      </w:pPr>
-      <w:r>
-        <w:t xml:space="preserve"/>
-      </w:r>
-    </w:p>
-    <w:tbl>
-      <w:tblPr>
-        <w:tblW w:type="pct" w:w="100%"/>
-        <w:tblBorders>
-          <w:top w:val="single" w:color="C7D2DD" w:sz="6"/>
-          <w:left w:val="single" w:color="C7D2DD" w:sz="6"/>
-          <w:bottom w:val="single" w:color="C7D2DD" w:sz="6"/>
-          <w:right w:val="single" w:color="C7D2DD" w:sz="6"/>
-          <w:insideH w:val="single" w:color="auto" w:sz="4"/>
-          <w:insideV w:val="single" w:color="auto" w:sz="4"/>
-        </w:tblBorders>
-      </w:tblPr>
-      <w:tblGrid>
-        <w:gridCol w:w="100"/>
-      </w:tblGrid>
-      <w:tr>
-        <w:tc>
-          <w:tcPr>
-            <w:shd w:fill="FBF3E2" w:color="auto" w:val="clear"/>
-            <w:tcMar>
-              <w:top w:type="dxa" w:w="60"/>
-              <w:left w:type="dxa" w:w="120"/>
-              <w:bottom w:type="dxa" w:w="60"/>
-              <w:right w:type="dxa" w:w="120"/>
-            </w:tcMar>
-          </w:tcPr>
-          <w:p>
-            <w:pPr>
-              <w:spacing w:after="0" w:line="320"/>
-            </w:pPr>
-            <w:r>
-              <w:t xml:space="preserve"/>
-            </w:r>
-          </w:p>
-          <w:p>
-            <w:pPr>
-              <w:spacing w:after="0" w:line="320"/>
-            </w:pPr>
-            <w:r>
-              <w:t xml:space="preserve"/>
-            </w:r>
-          </w:p>
-        </w:tc>
-      </w:tr>
-    </w:tbl>
-    <w:p>
-      <w:pPr>
-        <w:keepNext/>
-        <w:spacing w:after="60" w:before="160"/>
-      </w:pPr>
-      <w:r>
-        <w:rPr>
-          <w:b/>
-          <w:bCs/>
-          <w:color w:val="12355B"/>
-          <w:sz w:val="22"/>
-          <w:szCs w:val="22"/>
-        </w:rPr>
-        <w:t xml:space="preserve">3.  </w:t>
-      </w:r>
-      <w:r>
-        <w:rPr>
-          <w:b/>
-          <w:bCs/>
-          <w:sz w:val="21"/>
-          <w:szCs w:val="21"/>
-        </w:rPr>
-        <w:t xml:space="preserve">Your first gift box is a square pyramid with a base edge of 7 in and a slant height of 9 in. How much wrapping paper (total surface area) covers it?</w:t>
-      </w:r>
-    </w:p>
-    <w:p>
-      <w:pPr>
-        <w:spacing w:after="40"/>
-        <w:ind w:left="420"/>
-      </w:pPr>
-      <w:r>
-        <w:rPr>
-          <w:sz w:val="20"/>
-          <w:szCs w:val="20"/>
-        </w:rPr>
-        <w:t xml:space="preserve">A)  175 in²</w:t>
-      </w:r>
-    </w:p>
-    <w:p>
-      <w:pPr>
-        <w:spacing w:after="40"/>
-        <w:ind w:left="420"/>
-      </w:pPr>
-      <w:r>
-        <w:rPr>
-          <w:sz w:val="20"/>
-          <w:szCs w:val="20"/>
-        </w:rPr>
-        <w:t xml:space="preserve">B)  126 in²</w:t>
-      </w:r>
-    </w:p>
-    <w:p>
-      <w:pPr>
-        <w:spacing w:after="40"/>
-        <w:ind w:left="420"/>
-      </w:pPr>
-      <w:r>
-        <w:rPr>
-          <w:sz w:val="20"/>
-          <w:szCs w:val="20"/>
-        </w:rPr>
-        <w:t xml:space="preserve">C)  144 in²</w:t>
-      </w:r>
-    </w:p>
-    <w:p>
-      <w:pPr>
-        <w:spacing w:after="40"/>
-        <w:ind w:left="420"/>
-      </w:pPr>
-      <w:r>
-        <w:rPr>
-          <w:sz w:val="20"/>
-          <w:szCs w:val="20"/>
-        </w:rPr>
-        <w:t xml:space="preserve">D)  175 in³</w:t>
-      </w:r>
-    </w:p>
-    <w:p>
-      <w:pPr>
-        <w:spacing w:after="20"/>
-      </w:pPr>
-      <w:r>
-        <w:t xml:space="preserve"/>
-      </w:r>
-    </w:p>
-    <w:tbl>
-      <w:tblPr>
-        <w:tblW w:type="pct" w:w="100%"/>
-        <w:tblBorders>
-          <w:top w:val="single" w:color="C7D2DD" w:sz="6"/>
-          <w:left w:val="single" w:color="C7D2DD" w:sz="6"/>
-          <w:bottom w:val="single" w:color="C7D2DD" w:sz="6"/>
-          <w:right w:val="single" w:color="C7D2DD" w:sz="6"/>
-          <w:insideH w:val="single" w:color="auto" w:sz="4"/>
-          <w:insideV w:val="single" w:color="auto" w:sz="4"/>
-        </w:tblBorders>
-      </w:tblPr>
-      <w:tblGrid>
-        <w:gridCol w:w="100"/>
-      </w:tblGrid>
-      <w:tr>
-        <w:tc>
-          <w:tcPr>
-            <w:shd w:fill="FBF3E2" w:color="auto" w:val="clear"/>
-            <w:tcMar>
-              <w:top w:type="dxa" w:w="60"/>
-              <w:left w:type="dxa" w:w="120"/>
-              <w:bottom w:type="dxa" w:w="60"/>
-              <w:right w:type="dxa" w:w="120"/>
-            </w:tcMar>
-          </w:tcPr>
-          <w:p>
-            <w:pPr>
-              <w:spacing w:after="0" w:line="320"/>
-            </w:pPr>
-            <w:r>
-              <w:t xml:space="preserve"/>
-            </w:r>
-          </w:p>
-          <w:p>
-            <w:pPr>
-              <w:spacing w:after="0" w:line="320"/>
-            </w:pPr>
-            <w:r>
-              <w:t xml:space="preserve"/>
-            </w:r>
-          </w:p>
-        </w:tc>
-      </w:tr>
-    </w:tbl>
-    <w:p>
-      <w:pPr>
-        <w:keepNext/>
-        <w:spacing w:after="60" w:before="160"/>
-      </w:pPr>
-      <w:r>
-        <w:rPr>
-          <w:b/>
-          <w:bCs/>
-          <w:color w:val="12355B"/>
-          <w:sz w:val="22"/>
-          <w:szCs w:val="22"/>
-        </w:rPr>
-        <w:t xml:space="preserve">4.  </w:t>
-      </w:r>
-      <w:r>
-        <w:rPr>
-          <w:b/>
-          <w:bCs/>
-          <w:sz w:val="21"/>
-          <w:szCs w:val="21"/>
-        </w:rPr>
-        <w:t xml:space="preserve">Before adding the base, you need the area of just one triangular face of a gift box with base edge 8 in and slant height 5 in. What is it?</w:t>
-      </w:r>
-    </w:p>
-    <w:p>
-      <w:pPr>
-        <w:spacing w:after="40"/>
-        <w:ind w:left="420"/>
-      </w:pPr>
-      <w:r>
-        <w:rPr>
-          <w:sz w:val="20"/>
-          <w:szCs w:val="20"/>
-        </w:rPr>
-        <w:t xml:space="preserve">A)  20 in²</w:t>
-      </w:r>
-    </w:p>
-    <w:p>
-      <w:pPr>
-        <w:spacing w:after="40"/>
-        <w:ind w:left="420"/>
-      </w:pPr>
-      <w:r>
-        <w:rPr>
-          <w:sz w:val="20"/>
-          <w:szCs w:val="20"/>
-        </w:rPr>
-        <w:t xml:space="preserve">B)  40 in²</w:t>
-      </w:r>
-    </w:p>
-    <w:p>
-      <w:pPr>
-        <w:spacing w:after="40"/>
-        <w:ind w:left="420"/>
-      </w:pPr>
-      <w:r>
-        <w:rPr>
-          <w:sz w:val="20"/>
-          <w:szCs w:val="20"/>
-        </w:rPr>
-        <w:t xml:space="preserve">C)  13 in²</w:t>
-      </w:r>
-    </w:p>
-    <w:p>
-      <w:pPr>
-        <w:spacing w:after="40"/>
-        <w:ind w:left="420"/>
-      </w:pPr>
-      <w:r>
-        <w:rPr>
-          <w:sz w:val="20"/>
-          <w:szCs w:val="20"/>
-        </w:rPr>
-        <w:t xml:space="preserve">D)  20 in³</w:t>
       </w:r>
     </w:p>
     <w:p>

--- a/lessons/10-5/downloads/10-5-notes.docx
+++ b/lessons/10-5/downloads/10-5-notes.docx
@@ -1404,6 +1404,1302 @@
           <w:szCs w:val="22"/>
         </w:rPr>
         <w:t xml:space="preserve">The combined area of all the side faces, not counting the base, is the ___.</w:t>
+      </w:r>
+    </w:p>
+    <w:p>
+      <w:pPr>
+        <w:pStyle w:val="Heading1"/>
+        <w:pageBreakBefore/>
+        <w:pBdr>
+          <w:bottom w:val="single" w:color="1FA6A2" w:sz="14" w:space="6"/>
+        </w:pBdr>
+        <w:spacing w:after="140" w:before="0"/>
+      </w:pPr>
+      <w:r>
+        <w:rPr>
+          <w:b/>
+          <w:bCs/>
+          <w:color w:val="12355B"/>
+          <w:sz w:val="30"/>
+          <w:szCs w:val="30"/>
+        </w:rPr>
+        <w:t xml:space="preserve">Write About the Math</w:t>
+      </w:r>
+    </w:p>
+    <w:p>
+      <w:pPr>
+        <w:spacing w:after="100"/>
+      </w:pPr>
+      <w:r>
+        <w:rPr>
+          <w:i/>
+          <w:iCs/>
+          <w:color w:val="5F6F80"/>
+          <w:sz w:val="19"/>
+          <w:szCs w:val="19"/>
+        </w:rPr>
+        <w:t xml:space="preserve">Use the support level you need. Every level answers the same math question.</w:t>
+      </w:r>
+    </w:p>
+    <w:p>
+      <w:pPr>
+        <w:pStyle w:val="Heading2"/>
+        <w:spacing w:after="80" w:before="180"/>
+      </w:pPr>
+      <w:r>
+        <w:rPr>
+          <w:b/>
+          <w:bCs/>
+          <w:color w:val="12355B"/>
+          <w:sz w:val="24"/>
+          <w:szCs w:val="24"/>
+        </w:rPr>
+        <w:t xml:space="preserve">1. Understand the Question</w:t>
+      </w:r>
+      <w:r>
+        <w:rPr>
+          <w:i/>
+          <w:iCs/>
+          <w:color w:val="B97A12"/>
+          <w:sz w:val="19"/>
+          <w:szCs w:val="19"/>
+        </w:rPr>
+        <w:t xml:space="preserve">   explain</w:t>
+      </w:r>
+    </w:p>
+    <w:tbl>
+      <w:tblPr>
+        <w:tblW w:type="pct" w:w="100%"/>
+        <w:tblBorders>
+          <w:top w:val="single" w:color="1FA6A2" w:sz="8"/>
+          <w:left w:val="single" w:color="1FA6A2" w:sz="8"/>
+          <w:bottom w:val="single" w:color="1FA6A2" w:sz="8"/>
+          <w:right w:val="single" w:color="1FA6A2" w:sz="8"/>
+          <w:insideH w:val="single" w:color="auto" w:sz="4"/>
+          <w:insideV w:val="single" w:color="auto" w:sz="4"/>
+        </w:tblBorders>
+      </w:tblPr>
+      <w:tblGrid>
+        <w:gridCol w:w="100"/>
+      </w:tblGrid>
+      <w:tr>
+        <w:tc>
+          <w:tcPr>
+            <w:shd w:fill="E6F4F3" w:color="auto" w:val="clear"/>
+            <w:tcMar>
+              <w:top w:type="dxa" w:w="120"/>
+              <w:left w:type="dxa" w:w="180"/>
+              <w:bottom w:type="dxa" w:w="120"/>
+              <w:right w:type="dxa" w:w="180"/>
+            </w:tcMar>
+          </w:tcPr>
+          <w:p>
+            <w:pPr>
+              <w:spacing w:after="60"/>
+            </w:pPr>
+            <w:r>
+              <w:rPr>
+                <w:color w:val="1A2733"/>
+                <w:sz w:val="21"/>
+                <w:szCs w:val="21"/>
+              </w:rPr>
+              <w:t xml:space="preserve">For Display A (square base 6×6, slant height 8), how did you combine the base area and the four triangular faces to get the total surface area?</w:t>
+            </w:r>
+          </w:p>
+          <w:p>
+            <w:pPr>
+              <w:spacing w:after="0"/>
+            </w:pPr>
+            <w:r>
+              <w:rPr>
+                <w:b/>
+                <w:bCs/>
+                <w:color w:val="12355B"/>
+                <w:sz w:val="20"/>
+                <w:szCs w:val="20"/>
+              </w:rPr>
+              <w:t xml:space="preserve">Your job:  </w:t>
+            </w:r>
+            <w:r>
+              <w:rPr>
+                <w:sz w:val="20"/>
+                <w:szCs w:val="20"/>
+              </w:rPr>
+              <w:t xml:space="preserve">Answer the question. Use math evidence. Explain how the evidence proves your answer.</w:t>
+            </w:r>
+            <w:r>
+              <w:rPr>
+                <w:i/>
+                <w:iCs/>
+                <w:color w:val="5F6F80"/>
+                <w:sz w:val="18"/>
+                <w:szCs w:val="18"/>
+              </w:rPr>
+              <w:br/>
+              <w:t xml:space="preserve">Responde la pregunta. Usa evidencia matemática. Explica cómo la evidencia demuestra tu respuesta.</w:t>
+            </w:r>
+          </w:p>
+        </w:tc>
+      </w:tr>
+    </w:tbl>
+    <w:p>
+      <w:pPr>
+        <w:pStyle w:val="Heading2"/>
+        <w:spacing w:after="80" w:before="180"/>
+      </w:pPr>
+      <w:r>
+        <w:rPr>
+          <w:b/>
+          <w:bCs/>
+          <w:color w:val="12355B"/>
+          <w:sz w:val="24"/>
+          <w:szCs w:val="24"/>
+        </w:rPr>
+        <w:t xml:space="preserve">2. Plan Your Math Words</w:t>
+      </w:r>
+      <w:r>
+        <w:rPr>
+          <w:i/>
+          <w:iCs/>
+          <w:color w:val="1FA6A2"/>
+          <w:sz w:val="19"/>
+          <w:szCs w:val="19"/>
+        </w:rPr>
+        <w:t xml:space="preserve">   check at least two</w:t>
+      </w:r>
+    </w:p>
+    <w:p>
+      <w:pPr>
+        <w:spacing w:after="60"/>
+      </w:pPr>
+      <w:r>
+        <w:rPr>
+          <w:b/>
+          <w:bCs/>
+          <w:color w:val="1FA6A2"/>
+          <w:sz w:val="22"/>
+          <w:szCs w:val="22"/>
+        </w:rPr>
+        <w:t xml:space="preserve">☐  </w:t>
+      </w:r>
+      <w:r>
+        <w:rPr>
+          <w:b/>
+          <w:bCs/>
+          <w:color w:val="12355B"/>
+          <w:sz w:val="20"/>
+          <w:szCs w:val="20"/>
+        </w:rPr>
+        <w:t xml:space="preserve">Pyramid — </w:t>
+      </w:r>
+      <w:r>
+        <w:rPr>
+          <w:sz w:val="20"/>
+          <w:szCs w:val="20"/>
+        </w:rPr>
+        <w:t xml:space="preserve">A solid with a flat bottom and triangle sides that meet at one point on top.</w:t>
+      </w:r>
+      <w:r>
+        <w:rPr>
+          <w:i/>
+          <w:iCs/>
+          <w:color w:val="5F6F80"/>
+          <w:sz w:val="18"/>
+          <w:szCs w:val="18"/>
+        </w:rPr>
+        <w:br/>
+        <w:t xml:space="preserve">Pirámide — Un sólido con un fondo plano y lados triangulares que se unen en un punto arriba.</w:t>
+      </w:r>
+    </w:p>
+    <w:p>
+      <w:pPr>
+        <w:spacing w:after="60"/>
+      </w:pPr>
+      <w:r>
+        <w:rPr>
+          <w:b/>
+          <w:bCs/>
+          <w:color w:val="1FA6A2"/>
+          <w:sz w:val="22"/>
+          <w:szCs w:val="22"/>
+        </w:rPr>
+        <w:t xml:space="preserve">☐  </w:t>
+      </w:r>
+      <w:r>
+        <w:rPr>
+          <w:b/>
+          <w:bCs/>
+          <w:color w:val="12355B"/>
+          <w:sz w:val="20"/>
+          <w:szCs w:val="20"/>
+        </w:rPr>
+        <w:t xml:space="preserve">Slant height — </w:t>
+      </w:r>
+      <w:r>
+        <w:rPr>
+          <w:sz w:val="20"/>
+          <w:szCs w:val="20"/>
+        </w:rPr>
+        <w:t xml:space="preserve">The height of a side triangle, measured along its slanted face.</w:t>
+      </w:r>
+      <w:r>
+        <w:rPr>
+          <w:i/>
+          <w:iCs/>
+          <w:color w:val="5F6F80"/>
+          <w:sz w:val="18"/>
+          <w:szCs w:val="18"/>
+        </w:rPr>
+        <w:br/>
+        <w:t xml:space="preserve">Altura inclinada (apotema) — La altura de un triángulo lateral, medida por su cara inclinada.</w:t>
+      </w:r>
+    </w:p>
+    <w:p>
+      <w:pPr>
+        <w:spacing w:after="60"/>
+      </w:pPr>
+      <w:r>
+        <w:rPr>
+          <w:b/>
+          <w:bCs/>
+          <w:color w:val="1FA6A2"/>
+          <w:sz w:val="22"/>
+          <w:szCs w:val="22"/>
+        </w:rPr>
+        <w:t xml:space="preserve">☐  </w:t>
+      </w:r>
+      <w:r>
+        <w:rPr>
+          <w:b/>
+          <w:bCs/>
+          <w:color w:val="12355B"/>
+          <w:sz w:val="20"/>
+          <w:szCs w:val="20"/>
+        </w:rPr>
+        <w:t xml:space="preserve">Lateral face — </w:t>
+      </w:r>
+      <w:r>
+        <w:rPr>
+          <w:sz w:val="20"/>
+          <w:szCs w:val="20"/>
+        </w:rPr>
+        <w:t xml:space="preserve">A triangle side of a pyramid, not the bottom.</w:t>
+      </w:r>
+      <w:r>
+        <w:rPr>
+          <w:i/>
+          <w:iCs/>
+          <w:color w:val="5F6F80"/>
+          <w:sz w:val="18"/>
+          <w:szCs w:val="18"/>
+        </w:rPr>
+        <w:br/>
+        <w:t xml:space="preserve">Cara lateral — Un lado triangular de una pirámide, no el fondo.</w:t>
+      </w:r>
+    </w:p>
+    <w:p>
+      <w:pPr>
+        <w:spacing w:after="60"/>
+      </w:pPr>
+      <w:r>
+        <w:rPr>
+          <w:b/>
+          <w:bCs/>
+          <w:color w:val="1FA6A2"/>
+          <w:sz w:val="22"/>
+          <w:szCs w:val="22"/>
+        </w:rPr>
+        <w:t xml:space="preserve">☐  </w:t>
+      </w:r>
+      <w:r>
+        <w:rPr>
+          <w:b/>
+          <w:bCs/>
+          <w:color w:val="12355B"/>
+          <w:sz w:val="20"/>
+          <w:szCs w:val="20"/>
+        </w:rPr>
+        <w:t xml:space="preserve">Base — </w:t>
+      </w:r>
+      <w:r>
+        <w:rPr>
+          <w:sz w:val="20"/>
+          <w:szCs w:val="20"/>
+        </w:rPr>
+        <w:t xml:space="preserve">The flat bottom of a pyramid.</w:t>
+      </w:r>
+      <w:r>
+        <w:rPr>
+          <w:i/>
+          <w:iCs/>
+          <w:color w:val="5F6F80"/>
+          <w:sz w:val="18"/>
+          <w:szCs w:val="18"/>
+        </w:rPr>
+        <w:br/>
+        <w:t xml:space="preserve">Base — El fondo plano de una pirámide.</w:t>
+      </w:r>
+    </w:p>
+    <w:p>
+      <w:pPr>
+        <w:spacing w:after="60"/>
+      </w:pPr>
+      <w:r>
+        <w:rPr>
+          <w:b/>
+          <w:bCs/>
+          <w:color w:val="1FA6A2"/>
+          <w:sz w:val="22"/>
+          <w:szCs w:val="22"/>
+        </w:rPr>
+        <w:t xml:space="preserve">☐  </w:t>
+      </w:r>
+      <w:r>
+        <w:rPr>
+          <w:b/>
+          <w:bCs/>
+          <w:color w:val="12355B"/>
+          <w:sz w:val="20"/>
+          <w:szCs w:val="20"/>
+        </w:rPr>
+        <w:t xml:space="preserve">Apex — </w:t>
+      </w:r>
+      <w:r>
+        <w:rPr>
+          <w:sz w:val="20"/>
+          <w:szCs w:val="20"/>
+        </w:rPr>
+        <w:t xml:space="preserve">The point at the top of a pyramid where the sides meet.</w:t>
+      </w:r>
+      <w:r>
+        <w:rPr>
+          <w:i/>
+          <w:iCs/>
+          <w:color w:val="5F6F80"/>
+          <w:sz w:val="18"/>
+          <w:szCs w:val="18"/>
+        </w:rPr>
+        <w:br/>
+        <w:t xml:space="preserve">Ápice — El punto en la parte de arriba de una pirámide donde se unen los lados.</w:t>
+      </w:r>
+    </w:p>
+    <w:tbl>
+      <w:tblPr>
+        <w:tblW w:type="pct" w:w="100%"/>
+        <w:tblBorders>
+          <w:top w:val="single" w:color="1FA6A2" w:sz="8"/>
+          <w:left w:val="single" w:color="1FA6A2" w:sz="8"/>
+          <w:bottom w:val="single" w:color="1FA6A2" w:sz="8"/>
+          <w:right w:val="single" w:color="1FA6A2" w:sz="8"/>
+          <w:insideH w:val="single" w:color="auto" w:sz="4"/>
+          <w:insideV w:val="single" w:color="auto" w:sz="4"/>
+        </w:tblBorders>
+      </w:tblPr>
+      <w:tblGrid>
+        <w:gridCol w:w="100"/>
+      </w:tblGrid>
+      <w:tr>
+        <w:tc>
+          <w:tcPr>
+            <w:shd w:fill="F7FFFD" w:color="auto" w:val="clear"/>
+            <w:tcMar>
+              <w:top w:type="dxa" w:w="120"/>
+              <w:left w:type="dxa" w:w="180"/>
+              <w:bottom w:type="dxa" w:w="120"/>
+              <w:right w:type="dxa" w:w="180"/>
+            </w:tcMar>
+          </w:tcPr>
+          <w:p>
+            <w:pPr>
+              <w:spacing w:after="50"/>
+            </w:pPr>
+            <w:r>
+              <w:rPr>
+                <w:b/>
+                <w:bCs/>
+                <w:color w:val="1FA6A2"/>
+                <w:sz w:val="20"/>
+                <w:szCs w:val="20"/>
+              </w:rPr>
+              <w:t xml:space="preserve">Say it first:  </w:t>
+            </w:r>
+            <w:r>
+              <w:rPr>
+                <w:sz w:val="20"/>
+                <w:szCs w:val="20"/>
+              </w:rPr>
+              <w:t xml:space="preserve">Say your idea to a partner or quietly to yourself before you write.</w:t>
+            </w:r>
+          </w:p>
+          <w:p>
+            <w:pPr>
+              <w:spacing w:after="60"/>
+            </w:pPr>
+            <w:r>
+              <w:rPr>
+                <w:color w:val="1A2733"/>
+                <w:sz w:val="21"/>
+                <w:szCs w:val="21"/>
+              </w:rPr>
+              <w:t xml:space="preserve">The base area is ___ × ___ = ___, and one triangular face is ½ × 6 × 8 = ___.</w:t>
+            </w:r>
+            <w:r>
+              <w:rPr>
+                <w:i/>
+                <w:iCs/>
+                <w:color w:val="5F6F80"/>
+                <w:sz w:val="19"/>
+                <w:szCs w:val="19"/>
+              </w:rPr>
+              <w:br/>
+              <w:t xml:space="preserve">El área de la base es ___ × ___ = ___, y una cara triangular es ½ × 6 × 8 = ___.</w:t>
+            </w:r>
+          </w:p>
+        </w:tc>
+      </w:tr>
+    </w:tbl>
+    <w:p>
+      <w:pPr>
+        <w:pStyle w:val="Heading2"/>
+        <w:spacing w:after="80" w:before="180"/>
+      </w:pPr>
+      <w:r>
+        <w:rPr>
+          <w:b/>
+          <w:bCs/>
+          <w:color w:val="12355B"/>
+          <w:sz w:val="24"/>
+          <w:szCs w:val="24"/>
+        </w:rPr>
+        <w:t xml:space="preserve">3. Build Your Explanation</w:t>
+      </w:r>
+      <w:r>
+        <w:rPr>
+          <w:i/>
+          <w:iCs/>
+          <w:color w:val="B97A12"/>
+          <w:sz w:val="19"/>
+          <w:szCs w:val="19"/>
+        </w:rPr>
+        <w:t xml:space="preserve">   choose your support</w:t>
+      </w:r>
+    </w:p>
+    <w:tbl>
+      <w:tblPr>
+        <w:tblW w:type="pct" w:w="100%"/>
+        <w:tblBorders>
+          <w:top w:val="single" w:color="BBD0DE" w:sz="8"/>
+          <w:left w:val="single" w:color="BBD0DE" w:sz="8"/>
+          <w:bottom w:val="single" w:color="BBD0DE" w:sz="8"/>
+          <w:right w:val="single" w:color="BBD0DE" w:sz="8"/>
+          <w:insideH w:val="single" w:color="auto" w:sz="4"/>
+          <w:insideV w:val="single" w:color="auto" w:sz="4"/>
+        </w:tblBorders>
+      </w:tblPr>
+      <w:tblGrid>
+        <w:gridCol w:w="100"/>
+      </w:tblGrid>
+      <w:tr>
+        <w:tc>
+          <w:tcPr>
+            <w:shd w:fill="EEF4F8" w:color="auto" w:val="clear"/>
+            <w:tcMar>
+              <w:top w:type="dxa" w:w="120"/>
+              <w:left w:type="dxa" w:w="180"/>
+              <w:bottom w:type="dxa" w:w="120"/>
+              <w:right w:type="dxa" w:w="180"/>
+            </w:tcMar>
+          </w:tcPr>
+          <w:p>
+            <w:pPr>
+              <w:spacing w:after="50"/>
+            </w:pPr>
+            <w:r>
+              <w:rPr>
+                <w:i/>
+                <w:iCs/>
+                <w:color w:val="5F6F80"/>
+                <w:sz w:val="19"/>
+                <w:szCs w:val="19"/>
+              </w:rPr>
+              <w:t xml:space="preserve">This model shows the parts of an explanation. It does not answer your writing question.</w:t>
+            </w:r>
+          </w:p>
+          <w:p>
+            <w:pPr>
+              <w:spacing w:after="80"/>
+            </w:pPr>
+            <w:r>
+              <w:rPr>
+                <w:b/>
+                <w:bCs/>
+                <w:color w:val="12355B"/>
+                <w:sz w:val="19"/>
+                <w:szCs w:val="19"/>
+              </w:rPr>
+              <w:t xml:space="preserve">Claim:  </w:t>
+            </w:r>
+            <w:r>
+              <w:rPr>
+                <w:sz w:val="19"/>
+                <w:szCs w:val="19"/>
+              </w:rPr>
+              <w:t xml:space="preserve">Surface area of a pyramid is the base area plus the areas of all the triangular lateral faces.</w:t>
+            </w:r>
+          </w:p>
+          <w:p>
+            <w:pPr>
+              <w:spacing w:after="80"/>
+            </w:pPr>
+            <w:r>
+              <w:rPr>
+                <w:b/>
+                <w:bCs/>
+                <w:color w:val="12355B"/>
+                <w:sz w:val="19"/>
+                <w:szCs w:val="19"/>
+              </w:rPr>
+              <w:t xml:space="preserve">Evidence:  </w:t>
+            </w:r>
+            <w:r>
+              <w:rPr>
+                <w:sz w:val="19"/>
+                <w:szCs w:val="19"/>
+              </w:rPr>
+              <w:t xml:space="preserve">Students explain a square pyramid's surface area = base area + the four triangular lateral faces, and that you add every face together.</w:t>
+            </w:r>
+          </w:p>
+          <w:p>
+            <w:pPr>
+              <w:spacing w:after="80"/>
+            </w:pPr>
+            <w:r>
+              <w:rPr>
+                <w:b/>
+                <w:bCs/>
+                <w:color w:val="12355B"/>
+                <w:sz w:val="19"/>
+                <w:szCs w:val="19"/>
+              </w:rPr>
+              <w:t xml:space="preserve">Reasoning:  </w:t>
+            </w:r>
+            <w:r>
+              <w:rPr>
+                <w:sz w:val="19"/>
+                <w:szCs w:val="19"/>
+              </w:rPr>
+              <w:t xml:space="preserve">This evidence connects the definition of pyramid to the mathematical claim.</w:t>
+            </w:r>
+          </w:p>
+        </w:tc>
+      </w:tr>
+    </w:tbl>
+    <w:p>
+      <w:pPr>
+        <w:pStyle w:val="Heading2"/>
+        <w:spacing w:after="80" w:before="180"/>
+      </w:pPr>
+      <w:r>
+        <w:rPr>
+          <w:b/>
+          <w:bCs/>
+          <w:color w:val="12355B"/>
+          <w:sz w:val="24"/>
+          <w:szCs w:val="24"/>
+        </w:rPr>
+        <w:t xml:space="preserve">Start</w:t>
+      </w:r>
+      <w:r>
+        <w:rPr>
+          <w:i/>
+          <w:iCs/>
+          <w:color w:val="1FA6A2"/>
+          <w:sz w:val="19"/>
+          <w:szCs w:val="19"/>
+        </w:rPr>
+        <w:t xml:space="preserve">   Most language support</w:t>
+      </w:r>
+    </w:p>
+    <w:p>
+      <w:pPr>
+        <w:spacing w:after="60"/>
+      </w:pPr>
+      <w:r>
+        <w:rPr>
+          <w:color w:val="1A2733"/>
+          <w:sz w:val="21"/>
+          <w:szCs w:val="21"/>
+        </w:rPr>
+        <w:t xml:space="preserve">Complete the frames. Use the word bank.</w:t>
+      </w:r>
+      <w:r>
+        <w:rPr>
+          <w:i/>
+          <w:iCs/>
+          <w:color w:val="5F6F80"/>
+          <w:sz w:val="19"/>
+          <w:szCs w:val="19"/>
+        </w:rPr>
+        <w:br/>
+        <w:t xml:space="preserve">Completa las oraciones. Usa el banco de palabras.</w:t>
+      </w:r>
+    </w:p>
+    <w:p>
+      <w:pPr>
+        <w:spacing w:after="60"/>
+      </w:pPr>
+      <w:r>
+        <w:rPr>
+          <w:color w:val="1A2733"/>
+          <w:sz w:val="21"/>
+          <w:szCs w:val="21"/>
+        </w:rPr>
+        <w:t xml:space="preserve">The base area is ___ × ___ = ___, and one triangular face is ½ × 6 × 8 = ___.</w:t>
+      </w:r>
+      <w:r>
+        <w:rPr>
+          <w:i/>
+          <w:iCs/>
+          <w:color w:val="5F6F80"/>
+          <w:sz w:val="19"/>
+          <w:szCs w:val="19"/>
+        </w:rPr>
+        <w:br/>
+        <w:t xml:space="preserve">El área de la base es ___ × ___ = ___, y una cara triangular es ½ × 6 × 8 = ___.</w:t>
+      </w:r>
+    </w:p>
+    <w:p>
+      <w:pPr>
+        <w:spacing w:after="60"/>
+      </w:pPr>
+      <w:r>
+        <w:rPr>
+          <w:color w:val="1A2733"/>
+          <w:sz w:val="21"/>
+          <w:szCs w:val="21"/>
+        </w:rPr>
+        <w:t xml:space="preserve">The total surface area is the base plus 4 × ___ = ___ in².</w:t>
+      </w:r>
+      <w:r>
+        <w:rPr>
+          <w:i/>
+          <w:iCs/>
+          <w:color w:val="5F6F80"/>
+          <w:sz w:val="19"/>
+          <w:szCs w:val="19"/>
+        </w:rPr>
+        <w:br/>
+        <w:t xml:space="preserve">El área total de superficie es la base más 4 × ___ = ___ in².</w:t>
+      </w:r>
+    </w:p>
+    <w:tbl>
+      <w:tblPr>
+        <w:tblW w:type="pct" w:w="100%"/>
+        <w:tblBorders>
+          <w:top w:val="single" w:color="C7D2DD" w:sz="6"/>
+          <w:left w:val="single" w:color="C7D2DD" w:sz="6"/>
+          <w:bottom w:val="single" w:color="C7D2DD" w:sz="6"/>
+          <w:right w:val="single" w:color="C7D2DD" w:sz="6"/>
+          <w:insideH w:val="single" w:color="auto" w:sz="4"/>
+          <w:insideV w:val="single" w:color="auto" w:sz="4"/>
+        </w:tblBorders>
+      </w:tblPr>
+      <w:tblGrid>
+        <w:gridCol w:w="100"/>
+      </w:tblGrid>
+      <w:tr>
+        <w:tc>
+          <w:tcPr>
+            <w:shd w:fill="FBF3E2" w:color="auto" w:val="clear"/>
+            <w:tcMar>
+              <w:top w:type="dxa" w:w="60"/>
+              <w:left w:type="dxa" w:w="120"/>
+              <w:bottom w:type="dxa" w:w="60"/>
+              <w:right w:type="dxa" w:w="120"/>
+            </w:tcMar>
+          </w:tcPr>
+          <w:p>
+            <w:pPr>
+              <w:spacing w:after="0" w:line="320"/>
+            </w:pPr>
+            <w:r>
+              <w:t xml:space="preserve"/>
+            </w:r>
+          </w:p>
+          <w:p>
+            <w:pPr>
+              <w:spacing w:after="0" w:line="320"/>
+            </w:pPr>
+            <w:r>
+              <w:t xml:space="preserve"/>
+            </w:r>
+          </w:p>
+          <w:p>
+            <w:pPr>
+              <w:spacing w:after="0" w:line="320"/>
+            </w:pPr>
+            <w:r>
+              <w:t xml:space="preserve"/>
+            </w:r>
+          </w:p>
+        </w:tc>
+      </w:tr>
+    </w:tbl>
+    <w:p>
+      <w:pPr>
+        <w:pStyle w:val="Heading2"/>
+        <w:spacing w:after="80" w:before="180"/>
+      </w:pPr>
+      <w:r>
+        <w:rPr>
+          <w:b/>
+          <w:bCs/>
+          <w:color w:val="12355B"/>
+          <w:sz w:val="24"/>
+          <w:szCs w:val="24"/>
+        </w:rPr>
+        <w:t xml:space="preserve">Build</w:t>
+      </w:r>
+      <w:r>
+        <w:rPr>
+          <w:i/>
+          <w:iCs/>
+          <w:color w:val="B97A12"/>
+          <w:sz w:val="19"/>
+          <w:szCs w:val="19"/>
+        </w:rPr>
+        <w:t xml:space="preserve">   Some language support</w:t>
+      </w:r>
+    </w:p>
+    <w:p>
+      <w:pPr>
+        <w:spacing w:after="60"/>
+      </w:pPr>
+      <w:r>
+        <w:rPr>
+          <w:color w:val="1A2733"/>
+          <w:sz w:val="21"/>
+          <w:szCs w:val="21"/>
+        </w:rPr>
+        <w:t xml:space="preserve">Write two connected sentences. Use because, so, or but.</w:t>
+      </w:r>
+      <w:r>
+        <w:rPr>
+          <w:i/>
+          <w:iCs/>
+          <w:color w:val="5F6F80"/>
+          <w:sz w:val="19"/>
+          <w:szCs w:val="19"/>
+        </w:rPr>
+        <w:br/>
+        <w:t xml:space="preserve">Escribe dos oraciones conectadas. Usa porque, entonces o pero.</w:t>
+      </w:r>
+    </w:p>
+    <w:p>
+      <w:pPr>
+        <w:spacing w:after="60"/>
+      </w:pPr>
+      <w:r>
+        <w:rPr>
+          <w:color w:val="1A2733"/>
+          <w:sz w:val="21"/>
+          <w:szCs w:val="21"/>
+        </w:rPr>
+        <w:t xml:space="preserve">My claim is ___.</w:t>
+      </w:r>
+      <w:r>
+        <w:rPr>
+          <w:i/>
+          <w:iCs/>
+          <w:color w:val="5F6F80"/>
+          <w:sz w:val="19"/>
+          <w:szCs w:val="19"/>
+        </w:rPr>
+        <w:br/>
+        <w:t xml:space="preserve">Mi afirmación es ___.</w:t>
+      </w:r>
+    </w:p>
+    <w:p>
+      <w:pPr>
+        <w:spacing w:after="60"/>
+      </w:pPr>
+      <w:r>
+        <w:rPr>
+          <w:color w:val="1A2733"/>
+          <w:sz w:val="21"/>
+          <w:szCs w:val="21"/>
+        </w:rPr>
+        <w:t xml:space="preserve">I know because ___.</w:t>
+      </w:r>
+      <w:r>
+        <w:rPr>
+          <w:i/>
+          <w:iCs/>
+          <w:color w:val="5F6F80"/>
+          <w:sz w:val="19"/>
+          <w:szCs w:val="19"/>
+        </w:rPr>
+        <w:br/>
+        <w:t xml:space="preserve">Lo sé porque ___.</w:t>
+      </w:r>
+    </w:p>
+    <w:p>
+      <w:pPr>
+        <w:spacing w:after="60"/>
+      </w:pPr>
+      <w:r>
+        <w:rPr>
+          <w:color w:val="1A2733"/>
+          <w:sz w:val="21"/>
+          <w:szCs w:val="21"/>
+        </w:rPr>
+        <w:t xml:space="preserve">So ___.</w:t>
+      </w:r>
+      <w:r>
+        <w:rPr>
+          <w:i/>
+          <w:iCs/>
+          <w:color w:val="5F6F80"/>
+          <w:sz w:val="19"/>
+          <w:szCs w:val="19"/>
+        </w:rPr>
+        <w:br/>
+        <w:t xml:space="preserve">Entonces ___.</w:t>
+      </w:r>
+    </w:p>
+    <w:tbl>
+      <w:tblPr>
+        <w:tblW w:type="pct" w:w="100%"/>
+        <w:tblBorders>
+          <w:top w:val="single" w:color="C7D2DD" w:sz="6"/>
+          <w:left w:val="single" w:color="C7D2DD" w:sz="6"/>
+          <w:bottom w:val="single" w:color="C7D2DD" w:sz="6"/>
+          <w:right w:val="single" w:color="C7D2DD" w:sz="6"/>
+          <w:insideH w:val="single" w:color="auto" w:sz="4"/>
+          <w:insideV w:val="single" w:color="auto" w:sz="4"/>
+        </w:tblBorders>
+      </w:tblPr>
+      <w:tblGrid>
+        <w:gridCol w:w="100"/>
+      </w:tblGrid>
+      <w:tr>
+        <w:tc>
+          <w:tcPr>
+            <w:shd w:fill="FBF3E2" w:color="auto" w:val="clear"/>
+            <w:tcMar>
+              <w:top w:type="dxa" w:w="60"/>
+              <w:left w:type="dxa" w:w="120"/>
+              <w:bottom w:type="dxa" w:w="60"/>
+              <w:right w:type="dxa" w:w="120"/>
+            </w:tcMar>
+          </w:tcPr>
+          <w:p>
+            <w:pPr>
+              <w:spacing w:after="0" w:line="320"/>
+            </w:pPr>
+            <w:r>
+              <w:t xml:space="preserve"/>
+            </w:r>
+          </w:p>
+          <w:p>
+            <w:pPr>
+              <w:spacing w:after="0" w:line="320"/>
+            </w:pPr>
+            <w:r>
+              <w:t xml:space="preserve"/>
+            </w:r>
+          </w:p>
+          <w:p>
+            <w:pPr>
+              <w:spacing w:after="0" w:line="320"/>
+            </w:pPr>
+            <w:r>
+              <w:t xml:space="preserve"/>
+            </w:r>
+          </w:p>
+        </w:tc>
+      </w:tr>
+    </w:tbl>
+    <w:p>
+      <w:pPr>
+        <w:pStyle w:val="Heading2"/>
+        <w:spacing w:after="80" w:before="180"/>
+      </w:pPr>
+      <w:r>
+        <w:rPr>
+          <w:b/>
+          <w:bCs/>
+          <w:color w:val="12355B"/>
+          <w:sz w:val="24"/>
+          <w:szCs w:val="24"/>
+        </w:rPr>
+        <w:t xml:space="preserve">Explain</w:t>
+      </w:r>
+      <w:r>
+        <w:rPr>
+          <w:i/>
+          <w:iCs/>
+          <w:color w:val="B97A12"/>
+          <w:sz w:val="19"/>
+          <w:szCs w:val="19"/>
+        </w:rPr>
+        <w:t xml:space="preserve">   Light language support</w:t>
+      </w:r>
+    </w:p>
+    <w:p>
+      <w:pPr>
+        <w:spacing w:after="60"/>
+      </w:pPr>
+      <w:r>
+        <w:rPr>
+          <w:color w:val="1A2733"/>
+          <w:sz w:val="21"/>
+          <w:szCs w:val="21"/>
+        </w:rPr>
+        <w:t xml:space="preserve">Write a claim, give math evidence, and explain your reasoning.</w:t>
+      </w:r>
+      <w:r>
+        <w:rPr>
+          <w:i/>
+          <w:iCs/>
+          <w:color w:val="5F6F80"/>
+          <w:sz w:val="19"/>
+          <w:szCs w:val="19"/>
+        </w:rPr>
+        <w:br/>
+        <w:t xml:space="preserve">Escribe una afirmación, da evidencia matemática y explica tu razonamiento.</w:t>
+      </w:r>
+    </w:p>
+    <w:p>
+      <w:pPr>
+        <w:spacing w:after="60"/>
+      </w:pPr>
+      <w:r>
+        <w:rPr>
+          <w:color w:val="1A2733"/>
+          <w:sz w:val="21"/>
+          <w:szCs w:val="21"/>
+        </w:rPr>
+        <w:t xml:space="preserve">My claim is ___.</w:t>
+      </w:r>
+      <w:r>
+        <w:rPr>
+          <w:i/>
+          <w:iCs/>
+          <w:color w:val="5F6F80"/>
+          <w:sz w:val="19"/>
+          <w:szCs w:val="19"/>
+        </w:rPr>
+        <w:br/>
+        <w:t xml:space="preserve">Mi afirmación es ___.</w:t>
+      </w:r>
+    </w:p>
+    <w:p>
+      <w:pPr>
+        <w:spacing w:after="60"/>
+      </w:pPr>
+      <w:r>
+        <w:rPr>
+          <w:color w:val="1A2733"/>
+          <w:sz w:val="21"/>
+          <w:szCs w:val="21"/>
+        </w:rPr>
+        <w:t xml:space="preserve">My math evidence is ___.</w:t>
+      </w:r>
+      <w:r>
+        <w:rPr>
+          <w:i/>
+          <w:iCs/>
+          <w:color w:val="5F6F80"/>
+          <w:sz w:val="19"/>
+          <w:szCs w:val="19"/>
+        </w:rPr>
+        <w:br/>
+        <w:t xml:space="preserve">Mi evidencia matemática es ___.</w:t>
+      </w:r>
+    </w:p>
+    <w:p>
+      <w:pPr>
+        <w:spacing w:after="60"/>
+      </w:pPr>
+      <w:r>
+        <w:rPr>
+          <w:color w:val="1A2733"/>
+          <w:sz w:val="21"/>
+          <w:szCs w:val="21"/>
+        </w:rPr>
+        <w:t xml:space="preserve">This proves ___ because ___.</w:t>
+      </w:r>
+      <w:r>
+        <w:rPr>
+          <w:i/>
+          <w:iCs/>
+          <w:color w:val="5F6F80"/>
+          <w:sz w:val="19"/>
+          <w:szCs w:val="19"/>
+        </w:rPr>
+        <w:br/>
+        <w:t xml:space="preserve">Esto demuestra ___ porque ___.</w:t>
+      </w:r>
+    </w:p>
+    <w:tbl>
+      <w:tblPr>
+        <w:tblW w:type="pct" w:w="100%"/>
+        <w:tblBorders>
+          <w:top w:val="single" w:color="C7D2DD" w:sz="6"/>
+          <w:left w:val="single" w:color="C7D2DD" w:sz="6"/>
+          <w:bottom w:val="single" w:color="C7D2DD" w:sz="6"/>
+          <w:right w:val="single" w:color="C7D2DD" w:sz="6"/>
+          <w:insideH w:val="single" w:color="auto" w:sz="4"/>
+          <w:insideV w:val="single" w:color="auto" w:sz="4"/>
+        </w:tblBorders>
+      </w:tblPr>
+      <w:tblGrid>
+        <w:gridCol w:w="100"/>
+      </w:tblGrid>
+      <w:tr>
+        <w:tc>
+          <w:tcPr>
+            <w:shd w:fill="FBF3E2" w:color="auto" w:val="clear"/>
+            <w:tcMar>
+              <w:top w:type="dxa" w:w="60"/>
+              <w:left w:type="dxa" w:w="120"/>
+              <w:bottom w:type="dxa" w:w="60"/>
+              <w:right w:type="dxa" w:w="120"/>
+            </w:tcMar>
+          </w:tcPr>
+          <w:p>
+            <w:pPr>
+              <w:spacing w:after="0" w:line="320"/>
+            </w:pPr>
+            <w:r>
+              <w:t xml:space="preserve"/>
+            </w:r>
+          </w:p>
+          <w:p>
+            <w:pPr>
+              <w:spacing w:after="0" w:line="320"/>
+            </w:pPr>
+            <w:r>
+              <w:t xml:space="preserve"/>
+            </w:r>
+          </w:p>
+          <w:p>
+            <w:pPr>
+              <w:spacing w:after="0" w:line="320"/>
+            </w:pPr>
+            <w:r>
+              <w:t xml:space="preserve"/>
+            </w:r>
+          </w:p>
+          <w:p>
+            <w:pPr>
+              <w:spacing w:after="0" w:line="320"/>
+            </w:pPr>
+            <w:r>
+              <w:t xml:space="preserve"/>
+            </w:r>
+          </w:p>
+          <w:p>
+            <w:pPr>
+              <w:spacing w:after="0" w:line="320"/>
+            </w:pPr>
+            <w:r>
+              <w:t xml:space="preserve"/>
+            </w:r>
+          </w:p>
+        </w:tc>
+      </w:tr>
+    </w:tbl>
+    <w:p>
+      <w:pPr>
+        <w:pStyle w:val="Heading2"/>
+        <w:spacing w:after="80" w:before="180"/>
+      </w:pPr>
+      <w:r>
+        <w:rPr>
+          <w:b/>
+          <w:bCs/>
+          <w:color w:val="12355B"/>
+          <w:sz w:val="24"/>
+          <w:szCs w:val="24"/>
+        </w:rPr>
+        <w:t xml:space="preserve">4. Check Your Explanation</w:t>
+      </w:r>
+      <w:r>
+        <w:rPr>
+          <w:i/>
+          <w:iCs/>
+          <w:color w:val="1FA6A2"/>
+          <w:sz w:val="19"/>
+          <w:szCs w:val="19"/>
+        </w:rPr>
+        <w:t xml:space="preserve">   five quick checks</w:t>
+      </w:r>
+    </w:p>
+    <w:p>
+      <w:pPr>
+        <w:spacing w:after="80"/>
+      </w:pPr>
+      <w:r>
+        <w:rPr>
+          <w:b/>
+          <w:bCs/>
+          <w:color w:val="1FA6A2"/>
+          <w:sz w:val="22"/>
+          <w:szCs w:val="22"/>
+        </w:rPr>
+        <w:t xml:space="preserve">☐  </w:t>
+      </w:r>
+      <w:r>
+        <w:rPr>
+          <w:sz w:val="20"/>
+          <w:szCs w:val="20"/>
+        </w:rPr>
+        <w:t xml:space="preserve">I answered the question.</w:t>
+      </w:r>
+      <w:r>
+        <w:rPr>
+          <w:i/>
+          <w:iCs/>
+          <w:color w:val="5F6F80"/>
+          <w:sz w:val="18"/>
+          <w:szCs w:val="18"/>
+        </w:rPr>
+        <w:br/>
+        <w:t xml:space="preserve">Respondí la pregunta.</w:t>
+      </w:r>
+    </w:p>
+    <w:p>
+      <w:pPr>
+        <w:spacing w:after="80"/>
+      </w:pPr>
+      <w:r>
+        <w:rPr>
+          <w:b/>
+          <w:bCs/>
+          <w:color w:val="1FA6A2"/>
+          <w:sz w:val="22"/>
+          <w:szCs w:val="22"/>
+        </w:rPr>
+        <w:t xml:space="preserve">☐  </w:t>
+      </w:r>
+      <w:r>
+        <w:rPr>
+          <w:sz w:val="20"/>
+          <w:szCs w:val="20"/>
+        </w:rPr>
+        <w:t xml:space="preserve">I used math evidence: numbers, an equation, a model, or a comparison.</w:t>
+      </w:r>
+      <w:r>
+        <w:rPr>
+          <w:i/>
+          <w:iCs/>
+          <w:color w:val="5F6F80"/>
+          <w:sz w:val="18"/>
+          <w:szCs w:val="18"/>
+        </w:rPr>
+        <w:br/>
+        <w:t xml:space="preserve">Usé evidencia matemática: números, una ecuación, un modelo o una comparación.</w:t>
+      </w:r>
+    </w:p>
+    <w:p>
+      <w:pPr>
+        <w:spacing w:after="80"/>
+      </w:pPr>
+      <w:r>
+        <w:rPr>
+          <w:b/>
+          <w:bCs/>
+          <w:color w:val="1FA6A2"/>
+          <w:sz w:val="22"/>
+          <w:szCs w:val="22"/>
+        </w:rPr>
+        <w:t xml:space="preserve">☐  </w:t>
+      </w:r>
+      <w:r>
+        <w:rPr>
+          <w:sz w:val="20"/>
+          <w:szCs w:val="20"/>
+        </w:rPr>
+        <w:t xml:space="preserve">I explained how the evidence proves my answer.</w:t>
+      </w:r>
+      <w:r>
+        <w:rPr>
+          <w:i/>
+          <w:iCs/>
+          <w:color w:val="5F6F80"/>
+          <w:sz w:val="18"/>
+          <w:szCs w:val="18"/>
+        </w:rPr>
+        <w:br/>
+        <w:t xml:space="preserve">Expliqué cómo la evidencia demuestra mi respuesta.</w:t>
+      </w:r>
+    </w:p>
+    <w:p>
+      <w:pPr>
+        <w:spacing w:after="80"/>
+      </w:pPr>
+      <w:r>
+        <w:rPr>
+          <w:b/>
+          <w:bCs/>
+          <w:color w:val="1FA6A2"/>
+          <w:sz w:val="22"/>
+          <w:szCs w:val="22"/>
+        </w:rPr>
+        <w:t xml:space="preserve">☐  </w:t>
+      </w:r>
+      <w:r>
+        <w:rPr>
+          <w:sz w:val="20"/>
+          <w:szCs w:val="20"/>
+        </w:rPr>
+        <w:t xml:space="preserve">I used at least two math words.</w:t>
+      </w:r>
+      <w:r>
+        <w:rPr>
+          <w:i/>
+          <w:iCs/>
+          <w:color w:val="5F6F80"/>
+          <w:sz w:val="18"/>
+          <w:szCs w:val="18"/>
+        </w:rPr>
+        <w:br/>
+        <w:t xml:space="preserve">Usé por lo menos dos palabras matemáticas.</w:t>
+      </w:r>
+    </w:p>
+    <w:p>
+      <w:pPr>
+        <w:spacing w:after="80"/>
+      </w:pPr>
+      <w:r>
+        <w:rPr>
+          <w:b/>
+          <w:bCs/>
+          <w:color w:val="1FA6A2"/>
+          <w:sz w:val="22"/>
+          <w:szCs w:val="22"/>
+        </w:rPr>
+        <w:t xml:space="preserve">☐  </w:t>
+      </w:r>
+      <w:r>
+        <w:rPr>
+          <w:sz w:val="20"/>
+          <w:szCs w:val="20"/>
+        </w:rPr>
+        <w:t xml:space="preserve">I reread complete sentences and punctuation.</w:t>
+      </w:r>
+      <w:r>
+        <w:rPr>
+          <w:i/>
+          <w:iCs/>
+          <w:color w:val="5F6F80"/>
+          <w:sz w:val="18"/>
+          <w:szCs w:val="18"/>
+        </w:rPr>
+        <w:br/>
+        <w:t xml:space="preserve">Volví a leer mis oraciones completas y la puntuación.</w:t>
       </w:r>
     </w:p>
     <w:p>

--- a/lessons/10-5/downloads/10-5-notes.docx
+++ b/lessons/10-5/downloads/10-5-notes.docx
@@ -366,7 +366,7 @@
           </w:p>
           <w:p>
             <w:pPr>
-              <w:spacing w:after="0"/>
+              <w:spacing w:after="40"/>
             </w:pPr>
             <w:r>
               <w:rPr>
@@ -376,262 +376,29 @@
               <w:t xml:space="preserve">The same object, shape, or form repeated multiple times.</w:t>
             </w:r>
           </w:p>
-        </w:tc>
-      </w:tr>
-    </w:tbl>
-    <w:tbl>
-      <w:tblPr>
-        <w:tblW w:type="pct" w:w="100%"/>
-        <w:tblBorders>
-          <w:top w:val="none" w:color="FFFFFF" w:sz="0"/>
-          <w:left w:val="none" w:color="FFFFFF" w:sz="0"/>
-          <w:bottom w:val="single" w:color="C7D2DD" w:sz="4"/>
-          <w:right w:val="none" w:color="FFFFFF" w:sz="0"/>
-          <w:insideH w:val="none" w:color="FFFFFF" w:sz="0"/>
-          <w:insideV w:val="none" w:color="FFFFFF" w:sz="0"/>
-        </w:tblBorders>
-      </w:tblPr>
-      <w:tblGrid>
-        <w:gridCol w:w="1800"/>
-        <w:gridCol w:w="7560"/>
-      </w:tblGrid>
-      <w:tr>
-        <w:trPr>
-          <w:cantSplit/>
-        </w:trPr>
-        <w:tc>
-          <w:tcPr>
-            <w:tcW w:type="dxa" w:w="1800"/>
-            <w:tcMar>
-              <w:top w:type="dxa" w:w="100"/>
-              <w:left w:type="dxa" w:w="40"/>
-              <w:bottom w:type="dxa" w:w="100"/>
-              <w:right w:type="dxa" w:w="120"/>
-            </w:tcMar>
-            <w:vAlign w:val="center"/>
-          </w:tcPr>
           <w:p>
             <w:pPr>
               <w:spacing w:after="0"/>
-              <w:jc w:val="center"/>
-            </w:pPr>
-            <w:r>
-              <w:drawing>
-                <wp:inline distT="0" distB="0" distL="0" distR="0">
-                  <wp:extent cx="1047750" cy="790575"/>
-                  <wp:effectExtent t="0" r="0" b="0" l="0"/>
-                  <wp:docPr id="1" name="" descr="" title=""/>
-                  <wp:cNvGraphicFramePr>
-                    <a:graphicFrameLocks xmlns:a="http://schemas.openxmlformats.org/drawingml/2006/main" noChangeAspect="1"/>
-                  </wp:cNvGraphicFramePr>
-                  <a:graphic xmlns:a="http://schemas.openxmlformats.org/drawingml/2006/main">
-                    <a:graphicData uri="http://schemas.openxmlformats.org/drawingml/2006/picture">
-                      <pic:pic xmlns:pic="http://schemas.openxmlformats.org/drawingml/2006/picture">
-                        <pic:nvPicPr>
-                          <pic:cNvPr id="0" name="" descr=""/>
-                          <pic:cNvPicPr>
-                            <a:picLocks noChangeAspect="1" noChangeArrowheads="1"/>
-                          </pic:cNvPicPr>
-                        </pic:nvPicPr>
-                        <pic:blipFill>
-                          <a:blip r:embed="rId10" cstate="none"/>
-                          <a:srcRect/>
-                          <a:stretch>
-                            <a:fillRect/>
-                          </a:stretch>
-                        </pic:blipFill>
-                        <pic:spPr bwMode="auto">
-                          <a:xfrm>
-                            <a:off x="0" y="0"/>
-                            <a:ext cx="1047750" cy="790575"/>
-                          </a:xfrm>
-                          <a:prstGeom prst="rect">
-                            <a:avLst/>
-                          </a:prstGeom>
-                        </pic:spPr>
-                      </pic:pic>
-                    </a:graphicData>
-                  </a:graphic>
-                </wp:inline>
-              </w:drawing>
-            </w:r>
-          </w:p>
-        </w:tc>
-        <w:tc>
-          <w:tcPr>
-            <w:tcW w:type="dxa" w:w="7560"/>
-            <w:tcMar>
-              <w:top w:type="dxa" w:w="100"/>
-              <w:left w:type="dxa" w:w="40"/>
-              <w:bottom w:type="dxa" w:w="100"/>
-              <w:right w:type="dxa" w:w="40"/>
-            </w:tcMar>
-            <w:vAlign w:val="center"/>
-          </w:tcPr>
-          <w:p>
-            <w:pPr>
-              <w:spacing w:after="50"/>
             </w:pPr>
             <w:r>
               <w:rPr>
                 <w:b/>
                 <w:bCs/>
-                <w:color w:val="12355B"/>
-                <w:sz w:val="24"/>
-                <w:szCs w:val="24"/>
-              </w:rPr>
-              <w:t xml:space="preserve">pattern</w:t>
+                <w:color w:val="1FA6A2"/>
+                <w:sz w:val="18"/>
+                <w:szCs w:val="18"/>
+              </w:rPr>
+              <w:t xml:space="preserve">Example:  </w:t>
             </w:r>
             <w:r>
               <w:rPr>
                 <w:i/>
                 <w:iCs/>
                 <w:color w:val="5F6F80"/>
-                <w:sz w:val="19"/>
-                <w:szCs w:val="19"/>
-              </w:rPr>
-              <w:t xml:space="preserve">   patrón</w:t>
-            </w:r>
-          </w:p>
-          <w:p>
-            <w:pPr>
-              <w:spacing w:after="0"/>
-            </w:pPr>
-            <w:r>
-              <w:rPr>
-                <w:sz w:val="21"/>
-                <w:szCs w:val="21"/>
-              </w:rPr>
-              <w:t xml:space="preserve">A set of objects or shapes that are repeated and arranged in a regular order.</w:t>
-            </w:r>
-          </w:p>
-        </w:tc>
-      </w:tr>
-    </w:tbl>
-    <w:tbl>
-      <w:tblPr>
-        <w:tblW w:type="pct" w:w="100%"/>
-        <w:tblBorders>
-          <w:top w:val="none" w:color="FFFFFF" w:sz="0"/>
-          <w:left w:val="none" w:color="FFFFFF" w:sz="0"/>
-          <w:bottom w:val="single" w:color="C7D2DD" w:sz="4"/>
-          <w:right w:val="none" w:color="FFFFFF" w:sz="0"/>
-          <w:insideH w:val="none" w:color="FFFFFF" w:sz="0"/>
-          <w:insideV w:val="none" w:color="FFFFFF" w:sz="0"/>
-        </w:tblBorders>
-      </w:tblPr>
-      <w:tblGrid>
-        <w:gridCol w:w="1800"/>
-        <w:gridCol w:w="7560"/>
-      </w:tblGrid>
-      <w:tr>
-        <w:trPr>
-          <w:cantSplit/>
-        </w:trPr>
-        <w:tc>
-          <w:tcPr>
-            <w:tcW w:type="dxa" w:w="1800"/>
-            <w:tcMar>
-              <w:top w:type="dxa" w:w="100"/>
-              <w:left w:type="dxa" w:w="40"/>
-              <w:bottom w:type="dxa" w:w="100"/>
-              <w:right w:type="dxa" w:w="120"/>
-            </w:tcMar>
-            <w:vAlign w:val="center"/>
-          </w:tcPr>
-          <w:p>
-            <w:pPr>
-              <w:spacing w:after="0"/>
-              <w:jc w:val="center"/>
-            </w:pPr>
-            <w:r>
-              <w:drawing>
-                <wp:inline distT="0" distB="0" distL="0" distR="0">
-                  <wp:extent cx="1047750" cy="790575"/>
-                  <wp:effectExtent t="0" r="0" b="0" l="0"/>
-                  <wp:docPr id="1" name="" descr="" title=""/>
-                  <wp:cNvGraphicFramePr>
-                    <a:graphicFrameLocks xmlns:a="http://schemas.openxmlformats.org/drawingml/2006/main" noChangeAspect="1"/>
-                  </wp:cNvGraphicFramePr>
-                  <a:graphic xmlns:a="http://schemas.openxmlformats.org/drawingml/2006/main">
-                    <a:graphicData uri="http://schemas.openxmlformats.org/drawingml/2006/picture">
-                      <pic:pic xmlns:pic="http://schemas.openxmlformats.org/drawingml/2006/picture">
-                        <pic:nvPicPr>
-                          <pic:cNvPr id="0" name="" descr=""/>
-                          <pic:cNvPicPr>
-                            <a:picLocks noChangeAspect="1" noChangeArrowheads="1"/>
-                          </pic:cNvPicPr>
-                        </pic:nvPicPr>
-                        <pic:blipFill>
-                          <a:blip r:embed="rId11" cstate="none"/>
-                          <a:srcRect/>
-                          <a:stretch>
-                            <a:fillRect/>
-                          </a:stretch>
-                        </pic:blipFill>
-                        <pic:spPr bwMode="auto">
-                          <a:xfrm>
-                            <a:off x="0" y="0"/>
-                            <a:ext cx="1047750" cy="790575"/>
-                          </a:xfrm>
-                          <a:prstGeom prst="rect">
-                            <a:avLst/>
-                          </a:prstGeom>
-                        </pic:spPr>
-                      </pic:pic>
-                    </a:graphicData>
-                  </a:graphic>
-                </wp:inline>
-              </w:drawing>
-            </w:r>
-          </w:p>
-        </w:tc>
-        <w:tc>
-          <w:tcPr>
-            <w:tcW w:type="dxa" w:w="7560"/>
-            <w:tcMar>
-              <w:top w:type="dxa" w:w="100"/>
-              <w:left w:type="dxa" w:w="40"/>
-              <w:bottom w:type="dxa" w:w="100"/>
-              <w:right w:type="dxa" w:w="40"/>
-            </w:tcMar>
-            <w:vAlign w:val="center"/>
-          </w:tcPr>
-          <w:p>
-            <w:pPr>
-              <w:spacing w:after="50"/>
-            </w:pPr>
-            <w:r>
-              <w:rPr>
-                <w:b/>
-                <w:bCs/>
-                <w:color w:val="12355B"/>
-                <w:sz w:val="24"/>
-                <w:szCs w:val="24"/>
-              </w:rPr>
-              <w:t xml:space="preserve">pattern unit</w:t>
-            </w:r>
-            <w:r>
-              <w:rPr>
-                <w:i/>
-                <w:iCs/>
-                <w:color w:val="5F6F80"/>
-                <w:sz w:val="19"/>
-                <w:szCs w:val="19"/>
-              </w:rPr>
-              <w:t xml:space="preserve">   unidad del patrón</w:t>
-            </w:r>
-          </w:p>
-          <w:p>
-            <w:pPr>
-              <w:spacing w:after="0"/>
-            </w:pPr>
-            <w:r>
-              <w:rPr>
-                <w:sz w:val="21"/>
-                <w:szCs w:val="21"/>
-              </w:rPr>
-              <w:t xml:space="preserve">The smallest chunk of a pattern that repeats.</w:t>
+                <w:sz w:val="18"/>
+                <w:szCs w:val="18"/>
+              </w:rPr>
+              <w:t xml:space="preserve">The same tile, over and over, all the way along the border.</w:t>
             </w:r>
           </w:p>
         </w:tc>
@@ -738,7 +505,7 @@
                 <w:sz w:val="24"/>
                 <w:szCs w:val="24"/>
               </w:rPr>
-              <w:t xml:space="preserve">rhythm</w:t>
+              <w:t xml:space="preserve">pattern</w:t>
             </w:r>
             <w:r>
               <w:rPr>
@@ -748,19 +515,44 @@
                 <w:sz w:val="19"/>
                 <w:szCs w:val="19"/>
               </w:rPr>
-              <w:t xml:space="preserve">   ritmo</w:t>
-            </w:r>
-          </w:p>
-          <w:p>
-            <w:pPr>
-              <w:spacing w:after="0"/>
+              <w:t xml:space="preserve">   patrón</w:t>
+            </w:r>
+          </w:p>
+          <w:p>
+            <w:pPr>
+              <w:spacing w:after="40"/>
             </w:pPr>
             <w:r>
               <w:rPr>
                 <w:sz w:val="21"/>
                 <w:szCs w:val="21"/>
               </w:rPr>
-              <w:t xml:space="preserve">A design element created by varying the placement, size, orientation, or order of the same objects or shapes.</w:t>
+              <w:t xml:space="preserve">A set of objects or shapes that are repeated and arranged in a regular order.</w:t>
+            </w:r>
+          </w:p>
+          <w:p>
+            <w:pPr>
+              <w:spacing w:after="0"/>
+            </w:pPr>
+            <w:r>
+              <w:rPr>
+                <w:b/>
+                <w:bCs/>
+                <w:color w:val="1FA6A2"/>
+                <w:sz w:val="18"/>
+                <w:szCs w:val="18"/>
+              </w:rPr>
+              <w:t xml:space="preserve">Example:  </w:t>
+            </w:r>
+            <w:r>
+              <w:rPr>
+                <w:i/>
+                <w:iCs/>
+                <w:color w:val="5F6F80"/>
+                <w:sz w:val="18"/>
+                <w:szCs w:val="18"/>
+              </w:rPr>
+              <w:t xml:space="preserve">Circle, square, triangle, circle, square, triangle …</w:t>
             </w:r>
           </w:p>
         </w:tc>
@@ -867,7 +659,7 @@
                 <w:sz w:val="24"/>
                 <w:szCs w:val="24"/>
               </w:rPr>
-              <w:t xml:space="preserve">predictability</w:t>
+              <w:t xml:space="preserve">pattern unit</w:t>
             </w:r>
             <w:r>
               <w:rPr>
@@ -877,19 +669,352 @@
                 <w:sz w:val="19"/>
                 <w:szCs w:val="19"/>
               </w:rPr>
-              <w:t xml:space="preserve">   previsibilidad</w:t>
-            </w:r>
-          </w:p>
-          <w:p>
-            <w:pPr>
-              <w:spacing w:after="0"/>
+              <w:t xml:space="preserve">   unidad del patrón</w:t>
+            </w:r>
+          </w:p>
+          <w:p>
+            <w:pPr>
+              <w:spacing w:after="40"/>
             </w:pPr>
             <w:r>
               <w:rPr>
                 <w:sz w:val="21"/>
                 <w:szCs w:val="21"/>
               </w:rPr>
+              <w:t xml:space="preserve">The smallest chunk of a pattern that repeats.</w:t>
+            </w:r>
+          </w:p>
+          <w:p>
+            <w:pPr>
+              <w:spacing w:after="0"/>
+            </w:pPr>
+            <w:r>
+              <w:rPr>
+                <w:b/>
+                <w:bCs/>
+                <w:color w:val="1FA6A2"/>
+                <w:sz w:val="18"/>
+                <w:szCs w:val="18"/>
+              </w:rPr>
+              <w:t xml:space="preserve">Example:  </w:t>
+            </w:r>
+            <w:r>
+              <w:rPr>
+                <w:i/>
+                <w:iCs/>
+                <w:color w:val="5F6F80"/>
+                <w:sz w:val="18"/>
+                <w:szCs w:val="18"/>
+              </w:rPr>
+              <w:t xml:space="preserve">circle · square · triangle — the chunk that starts over.</w:t>
+            </w:r>
+          </w:p>
+        </w:tc>
+      </w:tr>
+    </w:tbl>
+    <w:tbl>
+      <w:tblPr>
+        <w:tblW w:type="pct" w:w="100%"/>
+        <w:tblBorders>
+          <w:top w:val="none" w:color="FFFFFF" w:sz="0"/>
+          <w:left w:val="none" w:color="FFFFFF" w:sz="0"/>
+          <w:bottom w:val="single" w:color="C7D2DD" w:sz="4"/>
+          <w:right w:val="none" w:color="FFFFFF" w:sz="0"/>
+          <w:insideH w:val="none" w:color="FFFFFF" w:sz="0"/>
+          <w:insideV w:val="none" w:color="FFFFFF" w:sz="0"/>
+        </w:tblBorders>
+      </w:tblPr>
+      <w:tblGrid>
+        <w:gridCol w:w="1800"/>
+        <w:gridCol w:w="7560"/>
+      </w:tblGrid>
+      <w:tr>
+        <w:trPr>
+          <w:cantSplit/>
+        </w:trPr>
+        <w:tc>
+          <w:tcPr>
+            <w:tcW w:type="dxa" w:w="1800"/>
+            <w:tcMar>
+              <w:top w:type="dxa" w:w="100"/>
+              <w:left w:type="dxa" w:w="40"/>
+              <w:bottom w:type="dxa" w:w="100"/>
+              <w:right w:type="dxa" w:w="120"/>
+            </w:tcMar>
+            <w:vAlign w:val="center"/>
+          </w:tcPr>
+          <w:p>
+            <w:pPr>
+              <w:spacing w:after="0"/>
+              <w:jc w:val="center"/>
+            </w:pPr>
+            <w:r>
+              <w:drawing>
+                <wp:inline distT="0" distB="0" distL="0" distR="0">
+                  <wp:extent cx="1047750" cy="790575"/>
+                  <wp:effectExtent t="0" r="0" b="0" l="0"/>
+                  <wp:docPr id="1" name="" descr="" title=""/>
+                  <wp:cNvGraphicFramePr>
+                    <a:graphicFrameLocks xmlns:a="http://schemas.openxmlformats.org/drawingml/2006/main" noChangeAspect="1"/>
+                  </wp:cNvGraphicFramePr>
+                  <a:graphic xmlns:a="http://schemas.openxmlformats.org/drawingml/2006/main">
+                    <a:graphicData uri="http://schemas.openxmlformats.org/drawingml/2006/picture">
+                      <pic:pic xmlns:pic="http://schemas.openxmlformats.org/drawingml/2006/picture">
+                        <pic:nvPicPr>
+                          <pic:cNvPr id="0" name="" descr=""/>
+                          <pic:cNvPicPr>
+                            <a:picLocks noChangeAspect="1" noChangeArrowheads="1"/>
+                          </pic:cNvPicPr>
+                        </pic:nvPicPr>
+                        <pic:blipFill>
+                          <a:blip r:embed="rId9" cstate="none"/>
+                          <a:srcRect/>
+                          <a:stretch>
+                            <a:fillRect/>
+                          </a:stretch>
+                        </pic:blipFill>
+                        <pic:spPr bwMode="auto">
+                          <a:xfrm>
+                            <a:off x="0" y="0"/>
+                            <a:ext cx="1047750" cy="790575"/>
+                          </a:xfrm>
+                          <a:prstGeom prst="rect">
+                            <a:avLst/>
+                          </a:prstGeom>
+                        </pic:spPr>
+                      </pic:pic>
+                    </a:graphicData>
+                  </a:graphic>
+                </wp:inline>
+              </w:drawing>
+            </w:r>
+          </w:p>
+        </w:tc>
+        <w:tc>
+          <w:tcPr>
+            <w:tcW w:type="dxa" w:w="7560"/>
+            <w:tcMar>
+              <w:top w:type="dxa" w:w="100"/>
+              <w:left w:type="dxa" w:w="40"/>
+              <w:bottom w:type="dxa" w:w="100"/>
+              <w:right w:type="dxa" w:w="40"/>
+            </w:tcMar>
+            <w:vAlign w:val="center"/>
+          </w:tcPr>
+          <w:p>
+            <w:pPr>
+              <w:spacing w:after="50"/>
+            </w:pPr>
+            <w:r>
+              <w:rPr>
+                <w:b/>
+                <w:bCs/>
+                <w:color w:val="12355B"/>
+                <w:sz w:val="24"/>
+                <w:szCs w:val="24"/>
+              </w:rPr>
+              <w:t xml:space="preserve">rhythm</w:t>
+            </w:r>
+            <w:r>
+              <w:rPr>
+                <w:i/>
+                <w:iCs/>
+                <w:color w:val="5F6F80"/>
+                <w:sz w:val="19"/>
+                <w:szCs w:val="19"/>
+              </w:rPr>
+              <w:t xml:space="preserve">   ritmo</w:t>
+            </w:r>
+          </w:p>
+          <w:p>
+            <w:pPr>
+              <w:spacing w:after="40"/>
+            </w:pPr>
+            <w:r>
+              <w:rPr>
+                <w:sz w:val="21"/>
+                <w:szCs w:val="21"/>
+              </w:rPr>
+              <w:t xml:space="preserve">A design element created by varying the placement, size, orientation, or order of the same objects or shapes.</w:t>
+            </w:r>
+          </w:p>
+          <w:p>
+            <w:pPr>
+              <w:spacing w:after="0"/>
+            </w:pPr>
+            <w:r>
+              <w:rPr>
+                <w:b/>
+                <w:bCs/>
+                <w:color w:val="1FA6A2"/>
+                <w:sz w:val="18"/>
+                <w:szCs w:val="18"/>
+              </w:rPr>
+              <w:t xml:space="preserve">Example:  </w:t>
+            </w:r>
+            <w:r>
+              <w:rPr>
+                <w:i/>
+                <w:iCs/>
+                <w:color w:val="5F6F80"/>
+                <w:sz w:val="18"/>
+                <w:szCs w:val="18"/>
+              </w:rPr>
+              <w:t xml:space="preserve">The same circles, but sizes and spacing change as your eye travels.</w:t>
+            </w:r>
+          </w:p>
+        </w:tc>
+      </w:tr>
+    </w:tbl>
+    <w:tbl>
+      <w:tblPr>
+        <w:tblW w:type="pct" w:w="100%"/>
+        <w:tblBorders>
+          <w:top w:val="none" w:color="FFFFFF" w:sz="0"/>
+          <w:left w:val="none" w:color="FFFFFF" w:sz="0"/>
+          <w:bottom w:val="single" w:color="C7D2DD" w:sz="4"/>
+          <w:right w:val="none" w:color="FFFFFF" w:sz="0"/>
+          <w:insideH w:val="none" w:color="FFFFFF" w:sz="0"/>
+          <w:insideV w:val="none" w:color="FFFFFF" w:sz="0"/>
+        </w:tblBorders>
+      </w:tblPr>
+      <w:tblGrid>
+        <w:gridCol w:w="1800"/>
+        <w:gridCol w:w="7560"/>
+      </w:tblGrid>
+      <w:tr>
+        <w:trPr>
+          <w:cantSplit/>
+        </w:trPr>
+        <w:tc>
+          <w:tcPr>
+            <w:tcW w:type="dxa" w:w="1800"/>
+            <w:tcMar>
+              <w:top w:type="dxa" w:w="100"/>
+              <w:left w:type="dxa" w:w="40"/>
+              <w:bottom w:type="dxa" w:w="100"/>
+              <w:right w:type="dxa" w:w="120"/>
+            </w:tcMar>
+            <w:vAlign w:val="center"/>
+          </w:tcPr>
+          <w:p>
+            <w:pPr>
+              <w:spacing w:after="0"/>
+              <w:jc w:val="center"/>
+            </w:pPr>
+            <w:r>
+              <w:drawing>
+                <wp:inline distT="0" distB="0" distL="0" distR="0">
+                  <wp:extent cx="1047750" cy="790575"/>
+                  <wp:effectExtent t="0" r="0" b="0" l="0"/>
+                  <wp:docPr id="1" name="" descr="" title=""/>
+                  <wp:cNvGraphicFramePr>
+                    <a:graphicFrameLocks xmlns:a="http://schemas.openxmlformats.org/drawingml/2006/main" noChangeAspect="1"/>
+                  </wp:cNvGraphicFramePr>
+                  <a:graphic xmlns:a="http://schemas.openxmlformats.org/drawingml/2006/main">
+                    <a:graphicData uri="http://schemas.openxmlformats.org/drawingml/2006/picture">
+                      <pic:pic xmlns:pic="http://schemas.openxmlformats.org/drawingml/2006/picture">
+                        <pic:nvPicPr>
+                          <pic:cNvPr id="0" name="" descr=""/>
+                          <pic:cNvPicPr>
+                            <a:picLocks noChangeAspect="1" noChangeArrowheads="1"/>
+                          </pic:cNvPicPr>
+                        </pic:nvPicPr>
+                        <pic:blipFill>
+                          <a:blip r:embed="rId9" cstate="none"/>
+                          <a:srcRect/>
+                          <a:stretch>
+                            <a:fillRect/>
+                          </a:stretch>
+                        </pic:blipFill>
+                        <pic:spPr bwMode="auto">
+                          <a:xfrm>
+                            <a:off x="0" y="0"/>
+                            <a:ext cx="1047750" cy="790575"/>
+                          </a:xfrm>
+                          <a:prstGeom prst="rect">
+                            <a:avLst/>
+                          </a:prstGeom>
+                        </pic:spPr>
+                      </pic:pic>
+                    </a:graphicData>
+                  </a:graphic>
+                </wp:inline>
+              </w:drawing>
+            </w:r>
+          </w:p>
+        </w:tc>
+        <w:tc>
+          <w:tcPr>
+            <w:tcW w:type="dxa" w:w="7560"/>
+            <w:tcMar>
+              <w:top w:type="dxa" w:w="100"/>
+              <w:left w:type="dxa" w:w="40"/>
+              <w:bottom w:type="dxa" w:w="100"/>
+              <w:right w:type="dxa" w:w="40"/>
+            </w:tcMar>
+            <w:vAlign w:val="center"/>
+          </w:tcPr>
+          <w:p>
+            <w:pPr>
+              <w:spacing w:after="50"/>
+            </w:pPr>
+            <w:r>
+              <w:rPr>
+                <w:b/>
+                <w:bCs/>
+                <w:color w:val="12355B"/>
+                <w:sz w:val="24"/>
+                <w:szCs w:val="24"/>
+              </w:rPr>
+              <w:t xml:space="preserve">predictability</w:t>
+            </w:r>
+            <w:r>
+              <w:rPr>
+                <w:i/>
+                <w:iCs/>
+                <w:color w:val="5F6F80"/>
+                <w:sz w:val="19"/>
+                <w:szCs w:val="19"/>
+              </w:rPr>
+              <w:t xml:space="preserve">   previsibilidad</w:t>
+            </w:r>
+          </w:p>
+          <w:p>
+            <w:pPr>
+              <w:spacing w:after="40"/>
+            </w:pPr>
+            <w:r>
+              <w:rPr>
+                <w:sz w:val="21"/>
+                <w:szCs w:val="21"/>
+              </w:rPr>
               <w:t xml:space="preserve">Being able to know what comes next because the design follows a rule.</w:t>
+            </w:r>
+          </w:p>
+          <w:p>
+            <w:pPr>
+              <w:spacing w:after="0"/>
+            </w:pPr>
+            <w:r>
+              <w:rPr>
+                <w:b/>
+                <w:bCs/>
+                <w:color w:val="1FA6A2"/>
+                <w:sz w:val="18"/>
+                <w:szCs w:val="18"/>
+              </w:rPr>
+              <w:t xml:space="preserve">Example:  </w:t>
+            </w:r>
+            <w:r>
+              <w:rPr>
+                <w:i/>
+                <w:iCs/>
+                <w:color w:val="5F6F80"/>
+                <w:sz w:val="18"/>
+                <w:szCs w:val="18"/>
+              </w:rPr>
+              <w:t xml:space="preserve">Shape 25 must be a circle — the unit repeats every 3.</w:t>
             </w:r>
           </w:p>
         </w:tc>
@@ -1014,7 +1139,7 @@
           <w:sz w:val="22"/>
           <w:szCs w:val="22"/>
         </w:rPr>
-        <w:t xml:space="preserve">__________  —  The same object, shape, or form repeated multiple times.</w:t>
+        <w:t xml:space="preserve">The same object or shape repeated multiple times is ___.</w:t>
       </w:r>
     </w:p>
     <w:p>
@@ -1036,7 +1161,7 @@
           <w:sz w:val="22"/>
           <w:szCs w:val="22"/>
         </w:rPr>
-        <w:t xml:space="preserve">__________  —  A set of objects or shapes that are repeated and arranged in a regular order.</w:t>
+        <w:t xml:space="preserve">Objects or shapes repeated in a regular order form a ___.</w:t>
       </w:r>
     </w:p>
     <w:p>
@@ -1058,7 +1183,7 @@
           <w:sz w:val="22"/>
           <w:szCs w:val="22"/>
         </w:rPr>
-        <w:t xml:space="preserve">__________  —  The smallest chunk of a pattern that repeats.</w:t>
+        <w:t xml:space="preserve">The smallest chunk of a pattern that repeats is the ___ ___.</w:t>
       </w:r>
     </w:p>
     <w:p>
@@ -1080,7 +1205,7 @@
           <w:sz w:val="22"/>
           <w:szCs w:val="22"/>
         </w:rPr>
-        <w:t xml:space="preserve">__________  —  A design element created by varying the placement, size, orientation, or order of the same objects or shapes.</w:t>
+        <w:t xml:space="preserve">Varying the placement, size, or order of the same shapes creates ___.</w:t>
       </w:r>
     </w:p>
     <w:p>
@@ -1102,7 +1227,7 @@
           <w:sz w:val="22"/>
           <w:szCs w:val="22"/>
         </w:rPr>
-        <w:t xml:space="preserve">__________  —  Being able to know what comes next because the design follows a rule.</w:t>
+        <w:t xml:space="preserve">Knowing what comes next because the design follows a rule is ___.</w:t>
       </w:r>
     </w:p>
     <w:p>

--- a/lessons/10-5/downloads/10-5-notes.docx
+++ b/lessons/10-5/downloads/10-5-notes.docx
@@ -219,10 +219,12 @@
     <w:p>
       <w:pPr>
         <w:pStyle w:val="Heading1"/>
+        <w:keepNext/>
+        <w:keepLines/>
         <w:pBdr>
           <w:bottom w:val="single" w:color="1FA6A2" w:sz="14" w:space="6"/>
         </w:pBdr>
-        <w:spacing w:after="140" w:before="260"/>
+        <w:spacing w:after="140" w:before="300"/>
       </w:pPr>
       <w:r>
         <w:rPr>
@@ -1023,10 +1025,12 @@
     <w:p>
       <w:pPr>
         <w:pStyle w:val="Heading1"/>
+        <w:keepNext/>
+        <w:keepLines/>
         <w:pBdr>
           <w:bottom w:val="single" w:color="1FA6A2" w:sz="14" w:space="6"/>
         </w:pBdr>
-        <w:spacing w:after="140" w:before="260"/>
+        <w:spacing w:after="140" w:before="300"/>
       </w:pPr>
       <w:r>
         <w:rPr>
@@ -1122,7 +1126,8 @@
     </w:p>
     <w:p>
       <w:pPr>
-        <w:spacing w:after="120" w:before="80"/>
+        <w:keepLines/>
+        <w:spacing w:after="260" w:before="200"/>
       </w:pPr>
       <w:r>
         <w:rPr>
@@ -1139,34 +1144,27 @@
           <w:sz w:val="22"/>
           <w:szCs w:val="22"/>
         </w:rPr>
-        <w:t xml:space="preserve">The same object or shape repeated multiple times is ___.</w:t>
-      </w:r>
-    </w:p>
-    <w:p>
-      <w:pPr>
-        <w:spacing w:after="120" w:before="80"/>
-      </w:pPr>
-      <w:r>
-        <w:rPr>
-          <w:b/>
-          <w:bCs/>
-          <w:color w:val="12355B"/>
+        <w:t xml:space="preserve">The same object or shape repeated multiple times is </w:t>
+      </w:r>
+      <w:r>
+        <w:rPr>
           <w:sz w:val="22"/>
           <w:szCs w:val="22"/>
         </w:rPr>
-        <w:t xml:space="preserve">2.  </w:t>
+        <w:t xml:space="preserve">________________</w:t>
       </w:r>
       <w:r>
         <w:rPr>
           <w:sz w:val="22"/>
           <w:szCs w:val="22"/>
         </w:rPr>
-        <w:t xml:space="preserve">Objects or shapes repeated in a regular order form a ___.</w:t>
-      </w:r>
-    </w:p>
-    <w:p>
-      <w:pPr>
-        <w:spacing w:after="120" w:before="80"/>
+        <w:t xml:space="preserve">.</w:t>
+      </w:r>
+    </w:p>
+    <w:p>
+      <w:pPr>
+        <w:keepLines/>
+        <w:spacing w:after="260" w:before="200"/>
       </w:pPr>
       <w:r>
         <w:rPr>
@@ -1176,41 +1174,34 @@
           <w:sz w:val="22"/>
           <w:szCs w:val="22"/>
         </w:rPr>
-        <w:t xml:space="preserve">3.  </w:t>
+        <w:t xml:space="preserve">2.  </w:t>
       </w:r>
       <w:r>
         <w:rPr>
           <w:sz w:val="22"/>
           <w:szCs w:val="22"/>
         </w:rPr>
-        <w:t xml:space="preserve">The smallest chunk of a pattern that repeats is the ___ ___.</w:t>
-      </w:r>
-    </w:p>
-    <w:p>
-      <w:pPr>
-        <w:spacing w:after="120" w:before="80"/>
-      </w:pPr>
-      <w:r>
-        <w:rPr>
-          <w:b/>
-          <w:bCs/>
-          <w:color w:val="12355B"/>
+        <w:t xml:space="preserve">Objects or shapes repeated in a regular order form a </w:t>
+      </w:r>
+      <w:r>
+        <w:rPr>
           <w:sz w:val="22"/>
           <w:szCs w:val="22"/>
         </w:rPr>
-        <w:t xml:space="preserve">4.  </w:t>
+        <w:t xml:space="preserve">________________</w:t>
       </w:r>
       <w:r>
         <w:rPr>
           <w:sz w:val="22"/>
           <w:szCs w:val="22"/>
         </w:rPr>
-        <w:t xml:space="preserve">Varying the placement, size, or order of the same shapes creates ___.</w:t>
-      </w:r>
-    </w:p>
-    <w:p>
-      <w:pPr>
-        <w:spacing w:after="120" w:before="80"/>
+        <w:t xml:space="preserve">.</w:t>
+      </w:r>
+    </w:p>
+    <w:p>
+      <w:pPr>
+        <w:keepLines/>
+        <w:spacing w:after="260" w:before="200"/>
       </w:pPr>
       <w:r>
         <w:rPr>
@@ -1220,24 +1211,127 @@
           <w:sz w:val="22"/>
           <w:szCs w:val="22"/>
         </w:rPr>
-        <w:t xml:space="preserve">5.  </w:t>
+        <w:t xml:space="preserve">3.  </w:t>
       </w:r>
       <w:r>
         <w:rPr>
           <w:sz w:val="22"/>
           <w:szCs w:val="22"/>
         </w:rPr>
-        <w:t xml:space="preserve">Knowing what comes next because the design follows a rule is ___.</w:t>
+        <w:t xml:space="preserve">The smallest chunk of a pattern that repeats is the </w:t>
+      </w:r>
+      <w:r>
+        <w:rPr>
+          <w:sz w:val="22"/>
+          <w:szCs w:val="22"/>
+        </w:rPr>
+        <w:t xml:space="preserve">________________</w:t>
+      </w:r>
+      <w:r>
+        <w:rPr>
+          <w:sz w:val="22"/>
+          <w:szCs w:val="22"/>
+        </w:rPr>
+        <w:t xml:space="preserve"> </w:t>
+      </w:r>
+      <w:r>
+        <w:rPr>
+          <w:sz w:val="22"/>
+          <w:szCs w:val="22"/>
+        </w:rPr>
+        <w:t xml:space="preserve">________________</w:t>
+      </w:r>
+      <w:r>
+        <w:rPr>
+          <w:sz w:val="22"/>
+          <w:szCs w:val="22"/>
+        </w:rPr>
+        <w:t xml:space="preserve">.</w:t>
+      </w:r>
+    </w:p>
+    <w:p>
+      <w:pPr>
+        <w:keepLines/>
+        <w:spacing w:after="260" w:before="200"/>
+      </w:pPr>
+      <w:r>
+        <w:rPr>
+          <w:b/>
+          <w:bCs/>
+          <w:color w:val="12355B"/>
+          <w:sz w:val="22"/>
+          <w:szCs w:val="22"/>
+        </w:rPr>
+        <w:t xml:space="preserve">4.  </w:t>
+      </w:r>
+      <w:r>
+        <w:rPr>
+          <w:sz w:val="22"/>
+          <w:szCs w:val="22"/>
+        </w:rPr>
+        <w:t xml:space="preserve">Varying the placement, size, or order of the same shapes creates </w:t>
+      </w:r>
+      <w:r>
+        <w:rPr>
+          <w:sz w:val="22"/>
+          <w:szCs w:val="22"/>
+        </w:rPr>
+        <w:t xml:space="preserve">________________</w:t>
+      </w:r>
+      <w:r>
+        <w:rPr>
+          <w:sz w:val="22"/>
+          <w:szCs w:val="22"/>
+        </w:rPr>
+        <w:t xml:space="preserve">.</w:t>
+      </w:r>
+    </w:p>
+    <w:p>
+      <w:pPr>
+        <w:keepLines/>
+        <w:spacing w:after="260" w:before="200"/>
+      </w:pPr>
+      <w:r>
+        <w:rPr>
+          <w:b/>
+          <w:bCs/>
+          <w:color w:val="12355B"/>
+          <w:sz w:val="22"/>
+          <w:szCs w:val="22"/>
+        </w:rPr>
+        <w:t xml:space="preserve">5.  </w:t>
+      </w:r>
+      <w:r>
+        <w:rPr>
+          <w:sz w:val="22"/>
+          <w:szCs w:val="22"/>
+        </w:rPr>
+        <w:t xml:space="preserve">Knowing what comes next because the design follows a rule is </w:t>
+      </w:r>
+      <w:r>
+        <w:rPr>
+          <w:sz w:val="22"/>
+          <w:szCs w:val="22"/>
+        </w:rPr>
+        <w:t xml:space="preserve">________________</w:t>
+      </w:r>
+      <w:r>
+        <w:rPr>
+          <w:sz w:val="22"/>
+          <w:szCs w:val="22"/>
+        </w:rPr>
+        <w:t xml:space="preserve">.</w:t>
       </w:r>
     </w:p>
     <w:p>
       <w:pPr>
         <w:pStyle w:val="Heading1"/>
-        <w:pageBreakBefore/>
+        <w:keepNext/>
+        <w:keepLines/>
         <w:pBdr>
           <w:bottom w:val="single" w:color="1FA6A2" w:sz="14" w:space="6"/>
         </w:pBdr>
-        <w:spacing w:after="140" w:before="0"/>
+        <w:spacing w:after="140" w:before="300"/>
       </w:pPr>
       <w:r>
         <w:rPr>
@@ -2518,11 +2612,12 @@
     <w:p>
       <w:pPr>
         <w:pStyle w:val="Heading1"/>
-        <w:pageBreakBefore/>
+        <w:keepNext/>
+        <w:keepLines/>
         <w:pBdr>
           <w:bottom w:val="single" w:color="1FA6A2" w:sz="14" w:space="6"/>
         </w:pBdr>
-        <w:spacing w:after="140" w:before="0"/>
+        <w:spacing w:after="140" w:before="300"/>
       </w:pPr>
       <w:r>
         <w:rPr>
@@ -2775,11 +2870,12 @@
     <w:p>
       <w:pPr>
         <w:pStyle w:val="Heading1"/>
-        <w:pageBreakBefore/>
+        <w:keepNext/>
+        <w:keepLines/>
         <w:pBdr>
           <w:bottom w:val="single" w:color="1FA6A2" w:sz="14" w:space="6"/>
         </w:pBdr>
-        <w:spacing w:after="140" w:before="0"/>
+        <w:spacing w:after="140" w:before="300"/>
       </w:pPr>
       <w:r>
         <w:rPr>
@@ -3500,11 +3596,12 @@
     <w:p>
       <w:pPr>
         <w:pStyle w:val="Heading1"/>
-        <w:pageBreakBefore/>
+        <w:keepNext/>
+        <w:keepLines/>
         <w:pBdr>
           <w:bottom w:val="single" w:color="1FA6A2" w:sz="14" w:space="6"/>
         </w:pBdr>
-        <w:spacing w:after="140" w:before="0"/>
+        <w:spacing w:after="140" w:before="300"/>
       </w:pPr>
       <w:r>
         <w:rPr>
@@ -4305,11 +4402,12 @@
     <w:p>
       <w:pPr>
         <w:pStyle w:val="Heading1"/>
-        <w:pageBreakBefore/>
+        <w:keepNext/>
+        <w:keepLines/>
         <w:pBdr>
           <w:bottom w:val="single" w:color="1FA6A2" w:sz="14" w:space="6"/>
         </w:pBdr>
-        <w:spacing w:after="140" w:before="0"/>
+        <w:spacing w:after="140" w:before="300"/>
       </w:pPr>
       <w:r>
         <w:rPr>

--- a/lessons/10-5/downloads/10-5-notes.docx
+++ b/lessons/10-5/downloads/10-5-notes.docx
@@ -1344,47 +1344,6 @@
         <w:t xml:space="preserve">Write About the Math</w:t>
       </w:r>
     </w:p>
-    <w:p>
-      <w:pPr>
-        <w:spacing w:after="100"/>
-      </w:pPr>
-      <w:r>
-        <w:rPr>
-          <w:i/>
-          <w:iCs/>
-          <w:color w:val="5F6F80"/>
-          <w:sz w:val="19"/>
-          <w:szCs w:val="19"/>
-        </w:rPr>
-        <w:t xml:space="preserve">Use the support level you need. Every level answers the same math question.</w:t>
-      </w:r>
-    </w:p>
-    <w:p>
-      <w:pPr>
-        <w:pStyle w:val="Heading2"/>
-        <w:spacing w:after="80" w:before="180"/>
-      </w:pPr>
-      <w:r>
-        <w:rPr>
-          <w:b/>
-          <w:bCs/>
-          <w:color w:val="12355B"/>
-          <w:sz w:val="24"/>
-          <w:szCs w:val="24"/>
-        </w:rPr>
-        <w:t xml:space="preserve">1. Understand the Question</w:t>
-      </w:r>
-      <w:r>
-        <w:rPr>
-          <w:i/>
-          <w:iCs/>
-          <w:color w:val="B97A12"/>
-          <w:sz w:val="19"/>
-          <w:szCs w:val="19"/>
-        </w:rPr>
-        <w:t xml:space="preserve">   compare</w:t>
-      </w:r>
-    </w:p>
     <w:tbl>
       <w:tblPr>
         <w:tblW w:type="pct" w:w="100%"/>
@@ -1423,344 +1382,6 @@
               </w:rPr>
               <w:t xml:space="preserve">How is a design with rhythm different from a pattern?</w:t>
             </w:r>
-          </w:p>
-          <w:p>
-            <w:pPr>
-              <w:spacing w:after="0"/>
-            </w:pPr>
-            <w:r>
-              <w:rPr>
-                <w:b/>
-                <w:bCs/>
-                <w:color w:val="12355B"/>
-                <w:sz w:val="20"/>
-                <w:szCs w:val="20"/>
-              </w:rPr>
-              <w:t xml:space="preserve">Your job:  </w:t>
-            </w:r>
-            <w:r>
-              <w:rPr>
-                <w:sz w:val="20"/>
-                <w:szCs w:val="20"/>
-              </w:rPr>
-              <w:t xml:space="preserve">Answer the question. Use math evidence. Explain how the evidence proves your answer.</w:t>
-            </w:r>
-            <w:r>
-              <w:rPr>
-                <w:i/>
-                <w:iCs/>
-                <w:color w:val="5F6F80"/>
-                <w:sz w:val="18"/>
-                <w:szCs w:val="18"/>
-              </w:rPr>
-              <w:br/>
-              <w:t xml:space="preserve">Responde la pregunta. Usa evidencia matemática. Explica cómo la evidencia demuestra tu respuesta.</w:t>
-            </w:r>
-          </w:p>
-        </w:tc>
-      </w:tr>
-    </w:tbl>
-    <w:p>
-      <w:pPr>
-        <w:pStyle w:val="Heading2"/>
-        <w:spacing w:after="80" w:before="180"/>
-      </w:pPr>
-      <w:r>
-        <w:rPr>
-          <w:b/>
-          <w:bCs/>
-          <w:color w:val="12355B"/>
-          <w:sz w:val="24"/>
-          <w:szCs w:val="24"/>
-        </w:rPr>
-        <w:t xml:space="preserve">2. Plan Your Math Words</w:t>
-      </w:r>
-      <w:r>
-        <w:rPr>
-          <w:i/>
-          <w:iCs/>
-          <w:color w:val="1FA6A2"/>
-          <w:sz w:val="19"/>
-          <w:szCs w:val="19"/>
-        </w:rPr>
-        <w:t xml:space="preserve">   check at least two</w:t>
-      </w:r>
-    </w:p>
-    <w:p>
-      <w:pPr>
-        <w:spacing w:after="60"/>
-      </w:pPr>
-      <w:r>
-        <w:rPr>
-          <w:b/>
-          <w:bCs/>
-          <w:color w:val="1FA6A2"/>
-          <w:sz w:val="22"/>
-          <w:szCs w:val="22"/>
-        </w:rPr>
-        <w:t xml:space="preserve">☐  </w:t>
-      </w:r>
-      <w:r>
-        <w:rPr>
-          <w:b/>
-          <w:bCs/>
-          <w:color w:val="12355B"/>
-          <w:sz w:val="20"/>
-          <w:szCs w:val="20"/>
-        </w:rPr>
-        <w:t xml:space="preserve">repetition — </w:t>
-      </w:r>
-      <w:r>
-        <w:rPr>
-          <w:sz w:val="20"/>
-          <w:szCs w:val="20"/>
-        </w:rPr>
-        <w:t xml:space="preserve">The same object, shape, or form repeated multiple times.</w:t>
-      </w:r>
-      <w:r>
-        <w:rPr>
-          <w:i/>
-          <w:iCs/>
-          <w:color w:val="5F6F80"/>
-          <w:sz w:val="18"/>
-          <w:szCs w:val="18"/>
-        </w:rPr>
-        <w:br/>
-        <w:t xml:space="preserve">repetición — El mismo objeto, figura o forma repetido varias veces.</w:t>
-      </w:r>
-    </w:p>
-    <w:p>
-      <w:pPr>
-        <w:spacing w:after="60"/>
-      </w:pPr>
-      <w:r>
-        <w:rPr>
-          <w:b/>
-          <w:bCs/>
-          <w:color w:val="1FA6A2"/>
-          <w:sz w:val="22"/>
-          <w:szCs w:val="22"/>
-        </w:rPr>
-        <w:t xml:space="preserve">☐  </w:t>
-      </w:r>
-      <w:r>
-        <w:rPr>
-          <w:b/>
-          <w:bCs/>
-          <w:color w:val="12355B"/>
-          <w:sz w:val="20"/>
-          <w:szCs w:val="20"/>
-        </w:rPr>
-        <w:t xml:space="preserve">pattern — </w:t>
-      </w:r>
-      <w:r>
-        <w:rPr>
-          <w:sz w:val="20"/>
-          <w:szCs w:val="20"/>
-        </w:rPr>
-        <w:t xml:space="preserve">A set of objects or shapes that are repeated and arranged in a regular order.</w:t>
-      </w:r>
-      <w:r>
-        <w:rPr>
-          <w:i/>
-          <w:iCs/>
-          <w:color w:val="5F6F80"/>
-          <w:sz w:val="18"/>
-          <w:szCs w:val="18"/>
-        </w:rPr>
-        <w:br/>
-        <w:t xml:space="preserve">patrón — Un conjunto de objetos o figuras que se repiten y se organizan en un orden regular.</w:t>
-      </w:r>
-    </w:p>
-    <w:p>
-      <w:pPr>
-        <w:spacing w:after="60"/>
-      </w:pPr>
-      <w:r>
-        <w:rPr>
-          <w:b/>
-          <w:bCs/>
-          <w:color w:val="1FA6A2"/>
-          <w:sz w:val="22"/>
-          <w:szCs w:val="22"/>
-        </w:rPr>
-        <w:t xml:space="preserve">☐  </w:t>
-      </w:r>
-      <w:r>
-        <w:rPr>
-          <w:b/>
-          <w:bCs/>
-          <w:color w:val="12355B"/>
-          <w:sz w:val="20"/>
-          <w:szCs w:val="20"/>
-        </w:rPr>
-        <w:t xml:space="preserve">pattern unit — </w:t>
-      </w:r>
-      <w:r>
-        <w:rPr>
-          <w:sz w:val="20"/>
-          <w:szCs w:val="20"/>
-        </w:rPr>
-        <w:t xml:space="preserve">The smallest chunk of a pattern that repeats.</w:t>
-      </w:r>
-      <w:r>
-        <w:rPr>
-          <w:i/>
-          <w:iCs/>
-          <w:color w:val="5F6F80"/>
-          <w:sz w:val="18"/>
-          <w:szCs w:val="18"/>
-        </w:rPr>
-        <w:br/>
-        <w:t xml:space="preserve">unidad del patrón — La parte más pequeña de un patrón que se repite.</w:t>
-      </w:r>
-    </w:p>
-    <w:p>
-      <w:pPr>
-        <w:spacing w:after="60"/>
-      </w:pPr>
-      <w:r>
-        <w:rPr>
-          <w:b/>
-          <w:bCs/>
-          <w:color w:val="1FA6A2"/>
-          <w:sz w:val="22"/>
-          <w:szCs w:val="22"/>
-        </w:rPr>
-        <w:t xml:space="preserve">☐  </w:t>
-      </w:r>
-      <w:r>
-        <w:rPr>
-          <w:b/>
-          <w:bCs/>
-          <w:color w:val="12355B"/>
-          <w:sz w:val="20"/>
-          <w:szCs w:val="20"/>
-        </w:rPr>
-        <w:t xml:space="preserve">rhythm — </w:t>
-      </w:r>
-      <w:r>
-        <w:rPr>
-          <w:sz w:val="20"/>
-          <w:szCs w:val="20"/>
-        </w:rPr>
-        <w:t xml:space="preserve">A design element created by varying the placement, size, orientation, or order of the same objects or shapes.</w:t>
-      </w:r>
-      <w:r>
-        <w:rPr>
-          <w:i/>
-          <w:iCs/>
-          <w:color w:val="5F6F80"/>
-          <w:sz w:val="18"/>
-          <w:szCs w:val="18"/>
-        </w:rPr>
-        <w:br/>
-        <w:t xml:space="preserve">ritmo — Un elemento de diseño creado al variar la posición, el tamaño, la orientación o el orden de los mismos objetos o figuras.</w:t>
-      </w:r>
-    </w:p>
-    <w:p>
-      <w:pPr>
-        <w:spacing w:after="60"/>
-      </w:pPr>
-      <w:r>
-        <w:rPr>
-          <w:b/>
-          <w:bCs/>
-          <w:color w:val="1FA6A2"/>
-          <w:sz w:val="22"/>
-          <w:szCs w:val="22"/>
-        </w:rPr>
-        <w:t xml:space="preserve">☐  </w:t>
-      </w:r>
-      <w:r>
-        <w:rPr>
-          <w:b/>
-          <w:bCs/>
-          <w:color w:val="12355B"/>
-          <w:sz w:val="20"/>
-          <w:szCs w:val="20"/>
-        </w:rPr>
-        <w:t xml:space="preserve">predictability — </w:t>
-      </w:r>
-      <w:r>
-        <w:rPr>
-          <w:sz w:val="20"/>
-          <w:szCs w:val="20"/>
-        </w:rPr>
-        <w:t xml:space="preserve">Being able to know what comes next because the design follows a rule.</w:t>
-      </w:r>
-      <w:r>
-        <w:rPr>
-          <w:i/>
-          <w:iCs/>
-          <w:color w:val="5F6F80"/>
-          <w:sz w:val="18"/>
-          <w:szCs w:val="18"/>
-        </w:rPr>
-        <w:br/>
-        <w:t xml:space="preserve">previsibilidad — Poder saber qué viene después porque el diseño sigue una regla.</w:t>
-      </w:r>
-    </w:p>
-    <w:tbl>
-      <w:tblPr>
-        <w:tblW w:type="pct" w:w="100%"/>
-        <w:tblBorders>
-          <w:top w:val="single" w:color="1FA6A2" w:sz="8"/>
-          <w:left w:val="single" w:color="1FA6A2" w:sz="8"/>
-          <w:bottom w:val="single" w:color="1FA6A2" w:sz="8"/>
-          <w:right w:val="single" w:color="1FA6A2" w:sz="8"/>
-          <w:insideH w:val="single" w:color="auto" w:sz="4"/>
-          <w:insideV w:val="single" w:color="auto" w:sz="4"/>
-        </w:tblBorders>
-      </w:tblPr>
-      <w:tblGrid>
-        <w:gridCol w:w="100"/>
-      </w:tblGrid>
-      <w:tr>
-        <w:tc>
-          <w:tcPr>
-            <w:shd w:fill="F7FFFD" w:color="auto" w:val="clear"/>
-            <w:tcMar>
-              <w:top w:type="dxa" w:w="120"/>
-              <w:left w:type="dxa" w:w="180"/>
-              <w:bottom w:type="dxa" w:w="120"/>
-              <w:right w:type="dxa" w:w="180"/>
-            </w:tcMar>
-          </w:tcPr>
-          <w:p>
-            <w:pPr>
-              <w:spacing w:after="50"/>
-            </w:pPr>
-            <w:r>
-              <w:rPr>
-                <w:b/>
-                <w:bCs/>
-                <w:color w:val="1FA6A2"/>
-                <w:sz w:val="20"/>
-                <w:szCs w:val="20"/>
-              </w:rPr>
-              <w:t xml:space="preserve">Say it first:  </w:t>
-            </w:r>
-            <w:r>
-              <w:rPr>
-                <w:sz w:val="20"/>
-                <w:szCs w:val="20"/>
-              </w:rPr>
-              <w:t xml:space="preserve">Say your idea to a partner or quietly to yourself before you write.</w:t>
-            </w:r>
-          </w:p>
-          <w:p>
-            <w:pPr>
-              <w:spacing w:after="60"/>
-            </w:pPr>
-            <w:r>
-              <w:rPr>
-                <w:color w:val="1A2733"/>
-                <w:sz w:val="21"/>
-                <w:szCs w:val="21"/>
-              </w:rPr>
-              <w:t xml:space="preserve">The circle painting's colors and sizes ___, which is why it differs from a ___ — you cannot ___ what the next circle will look like.</w:t>
-            </w:r>
             <w:r>
               <w:rPr>
                 <w:i/>
@@ -1770,7 +1391,7 @@
                 <w:szCs w:val="19"/>
               </w:rPr>
               <w:br/>
-              <w:t xml:space="preserve">Di tu respuesta primero: Mi respuesta es ___ porque ___.</w:t>
+              <w:t xml:space="preserve">¿En qué se diferencia un diseño con ritmo de un patrón?</w:t>
             </w:r>
           </w:p>
         </w:tc>
@@ -1778,28 +1399,192 @@
     </w:tbl>
     <w:p>
       <w:pPr>
-        <w:pStyle w:val="Heading2"/>
-        <w:spacing w:after="80" w:before="180"/>
-      </w:pPr>
-      <w:r>
-        <w:rPr>
-          <w:b/>
-          <w:bCs/>
-          <w:color w:val="12355B"/>
-          <w:sz w:val="24"/>
-          <w:szCs w:val="24"/>
-        </w:rPr>
-        <w:t xml:space="preserve">3. Build Your Explanation</w:t>
-      </w:r>
+        <w:spacing w:after="100"/>
+      </w:pPr>
       <w:r>
         <w:rPr>
           <w:i/>
           <w:iCs/>
-          <w:color w:val="B97A12"/>
+          <w:color w:val="5F6F80"/>
           <w:sz w:val="19"/>
           <w:szCs w:val="19"/>
         </w:rPr>
-        <w:t xml:space="preserve">   choose your support</w:t>
+        <w:t xml:space="preserve">Say your answer to a partner first. Then write it, using at least two of these words:</w:t>
+      </w:r>
+    </w:p>
+    <w:p>
+      <w:pPr>
+        <w:spacing w:after="40"/>
+      </w:pPr>
+      <w:r>
+        <w:rPr>
+          <w:b/>
+          <w:bCs/>
+          <w:color w:val="1FA6A2"/>
+          <w:sz w:val="22"/>
+          <w:szCs w:val="22"/>
+        </w:rPr>
+        <w:t xml:space="preserve">☐  </w:t>
+      </w:r>
+      <w:r>
+        <w:rPr>
+          <w:b/>
+          <w:bCs/>
+          <w:color w:val="12355B"/>
+          <w:sz w:val="20"/>
+          <w:szCs w:val="20"/>
+        </w:rPr>
+        <w:t xml:space="preserve">repetition</w:t>
+      </w:r>
+      <w:r>
+        <w:rPr>
+          <w:i/>
+          <w:iCs/>
+          <w:color w:val="5F6F80"/>
+          <w:sz w:val="18"/>
+          <w:szCs w:val="18"/>
+        </w:rPr>
+        <w:t xml:space="preserve">  ·  repetición</w:t>
+      </w:r>
+    </w:p>
+    <w:p>
+      <w:pPr>
+        <w:spacing w:after="40"/>
+      </w:pPr>
+      <w:r>
+        <w:rPr>
+          <w:b/>
+          <w:bCs/>
+          <w:color w:val="1FA6A2"/>
+          <w:sz w:val="22"/>
+          <w:szCs w:val="22"/>
+        </w:rPr>
+        <w:t xml:space="preserve">☐  </w:t>
+      </w:r>
+      <w:r>
+        <w:rPr>
+          <w:b/>
+          <w:bCs/>
+          <w:color w:val="12355B"/>
+          <w:sz w:val="20"/>
+          <w:szCs w:val="20"/>
+        </w:rPr>
+        <w:t xml:space="preserve">pattern</w:t>
+      </w:r>
+      <w:r>
+        <w:rPr>
+          <w:i/>
+          <w:iCs/>
+          <w:color w:val="5F6F80"/>
+          <w:sz w:val="18"/>
+          <w:szCs w:val="18"/>
+        </w:rPr>
+        <w:t xml:space="preserve">  ·  patrón</w:t>
+      </w:r>
+    </w:p>
+    <w:p>
+      <w:pPr>
+        <w:spacing w:after="40"/>
+      </w:pPr>
+      <w:r>
+        <w:rPr>
+          <w:b/>
+          <w:bCs/>
+          <w:color w:val="1FA6A2"/>
+          <w:sz w:val="22"/>
+          <w:szCs w:val="22"/>
+        </w:rPr>
+        <w:t xml:space="preserve">☐  </w:t>
+      </w:r>
+      <w:r>
+        <w:rPr>
+          <w:b/>
+          <w:bCs/>
+          <w:color w:val="12355B"/>
+          <w:sz w:val="20"/>
+          <w:szCs w:val="20"/>
+        </w:rPr>
+        <w:t xml:space="preserve">pattern unit</w:t>
+      </w:r>
+      <w:r>
+        <w:rPr>
+          <w:i/>
+          <w:iCs/>
+          <w:color w:val="5F6F80"/>
+          <w:sz w:val="18"/>
+          <w:szCs w:val="18"/>
+        </w:rPr>
+        <w:t xml:space="preserve">  ·  unidad del patrón</w:t>
+      </w:r>
+    </w:p>
+    <w:p>
+      <w:pPr>
+        <w:spacing w:after="40"/>
+      </w:pPr>
+      <w:r>
+        <w:rPr>
+          <w:b/>
+          <w:bCs/>
+          <w:color w:val="1FA6A2"/>
+          <w:sz w:val="22"/>
+          <w:szCs w:val="22"/>
+        </w:rPr>
+        <w:t xml:space="preserve">☐  </w:t>
+      </w:r>
+      <w:r>
+        <w:rPr>
+          <w:b/>
+          <w:bCs/>
+          <w:color w:val="12355B"/>
+          <w:sz w:val="20"/>
+          <w:szCs w:val="20"/>
+        </w:rPr>
+        <w:t xml:space="preserve">rhythm</w:t>
+      </w:r>
+      <w:r>
+        <w:rPr>
+          <w:i/>
+          <w:iCs/>
+          <w:color w:val="5F6F80"/>
+          <w:sz w:val="18"/>
+          <w:szCs w:val="18"/>
+        </w:rPr>
+        <w:t xml:space="preserve">  ·  ritmo</w:t>
+      </w:r>
+    </w:p>
+    <w:p>
+      <w:pPr>
+        <w:spacing w:after="40"/>
+      </w:pPr>
+      <w:r>
+        <w:rPr>
+          <w:b/>
+          <w:bCs/>
+          <w:color w:val="1FA6A2"/>
+          <w:sz w:val="22"/>
+          <w:szCs w:val="22"/>
+        </w:rPr>
+        <w:t xml:space="preserve">☐  </w:t>
+      </w:r>
+      <w:r>
+        <w:rPr>
+          <w:b/>
+          <w:bCs/>
+          <w:color w:val="12355B"/>
+          <w:sz w:val="20"/>
+          <w:szCs w:val="20"/>
+        </w:rPr>
+        <w:t xml:space="preserve">predictability</w:t>
+      </w:r>
+      <w:r>
+        <w:rPr>
+          <w:i/>
+          <w:iCs/>
+          <w:color w:val="5F6F80"/>
+          <w:sz w:val="18"/>
+          <w:szCs w:val="18"/>
+        </w:rPr>
+        <w:t xml:space="preserve">  ·  previsibilidad</w:t>
       </w:r>
     </w:p>
     <w:tbl>
@@ -1830,21 +1615,6 @@
           </w:tcPr>
           <w:p>
             <w:pPr>
-              <w:spacing w:after="50"/>
-            </w:pPr>
-            <w:r>
-              <w:rPr>
-                <w:i/>
-                <w:iCs/>
-                <w:color w:val="5F6F80"/>
-                <w:sz w:val="19"/>
-                <w:szCs w:val="19"/>
-              </w:rPr>
-              <w:t xml:space="preserve">This model shows the parts of an explanation. It does not answer your writing question.</w:t>
-            </w:r>
-          </w:p>
-          <w:p>
-            <w:pPr>
               <w:spacing w:after="80"/>
             </w:pPr>
             <w:r>
@@ -1855,58 +1625,14 @@
                 <w:sz w:val="19"/>
                 <w:szCs w:val="19"/>
               </w:rPr>
-              <w:t xml:space="preserve">Claim:  </w:t>
+              <w:t xml:space="preserve">Model:  </w:t>
             </w:r>
             <w:r>
               <w:rPr>
                 <w:sz w:val="19"/>
                 <w:szCs w:val="19"/>
               </w:rPr>
-              <w:t xml:space="preserve">The pattern unit is 3 shapes long, and 12 ÷ 3 = 4 with no remainder, so shape 12 ends a complete unit — it is the blue triangle.</w:t>
-            </w:r>
-          </w:p>
-          <w:p>
-            <w:pPr>
-              <w:spacing w:after="80"/>
-            </w:pPr>
-            <w:r>
-              <w:rPr>
-                <w:b/>
-                <w:bCs/>
-                <w:color w:val="12355B"/>
-                <w:sz w:val="19"/>
-                <w:szCs w:val="19"/>
-              </w:rPr>
-              <w:t xml:space="preserve">Evidence:  </w:t>
-            </w:r>
-            <w:r>
-              <w:rPr>
-                <w:sz w:val="19"/>
-                <w:szCs w:val="19"/>
-              </w:rPr>
-              <w:t xml:space="preserve">A strong answer divides 12 by 3, gets remainder 0, and explains that means the LAST shape in the unit. A weak answer just guesses the shape without dividing.</w:t>
-            </w:r>
-          </w:p>
-          <w:p>
-            <w:pPr>
-              <w:spacing w:after="80"/>
-            </w:pPr>
-            <w:r>
-              <w:rPr>
-                <w:b/>
-                <w:bCs/>
-                <w:color w:val="12355B"/>
-                <w:sz w:val="19"/>
-                <w:szCs w:val="19"/>
-              </w:rPr>
-              <w:t xml:space="preserve">Reasoning:  </w:t>
-            </w:r>
-            <w:r>
-              <w:rPr>
-                <w:sz w:val="19"/>
-                <w:szCs w:val="19"/>
-              </w:rPr>
-              <w:t xml:space="preserve">This evidence connects the definition of repetition to the mathematical claim.</w:t>
+              <w:t xml:space="preserve">The pattern unit is 3 shapes long, and 12 ÷ 3 = 4 with no remainder, so shape 12 ends a complete unit — it is the blue triangle. — A strong answer divides 12 by 3, gets remainder 0, and explains that means the LAST shape in the unit. A weak answer just guesses the shape without dividing.</w:t>
             </w:r>
           </w:p>
         </w:tc>
@@ -1985,7 +1711,7 @@
           <w:sz w:val="21"/>
           <w:szCs w:val="21"/>
         </w:rPr>
-        <w:t xml:space="preserve">My answer is ___.</w:t>
+        <w:t xml:space="preserve">My answer is ___ because ___.</w:t>
       </w:r>
       <w:r>
         <w:rPr>
@@ -1996,7 +1722,7 @@
           <w:szCs w:val="19"/>
         </w:rPr>
         <w:br/>
-        <w:t xml:space="preserve">Mi respuesta es ___.</w:t>
+        <w:t xml:space="preserve">Mi respuesta es ___ porque ___.</w:t>
       </w:r>
     </w:p>
     <w:tbl>
@@ -2136,7 +1862,7 @@
           <w:sz w:val="21"/>
           <w:szCs w:val="21"/>
         </w:rPr>
-        <w:t xml:space="preserve">I know because ___.</w:t>
+        <w:t xml:space="preserve">My evidence is ___, so ___.</w:t>
       </w:r>
       <w:r>
         <w:rPr>
@@ -2147,31 +1873,7 @@
           <w:szCs w:val="19"/>
         </w:rPr>
         <w:br/>
-        <w:t xml:space="preserve">Lo sé porque ___.</w:t>
-      </w:r>
-    </w:p>
-    <w:p>
-      <w:pPr>
-        <w:spacing w:after="60"/>
-      </w:pPr>
-      <w:r>
-        <w:rPr>
-          <w:color w:val="1A2733"/>
-          <w:sz w:val="21"/>
-          <w:szCs w:val="21"/>
-        </w:rPr>
-        <w:t xml:space="preserve">So ___.</w:t>
-      </w:r>
-      <w:r>
-        <w:rPr>
-          <w:i/>
-          <w:iCs/>
-          <w:color w:val="5F6F80"/>
-          <w:sz w:val="19"/>
-          <w:szCs w:val="19"/>
-        </w:rPr>
-        <w:br/>
-        <w:t xml:space="preserve">Entonces ___.</w:t>
+        <w:t xml:space="preserve">Mi evidencia es ___, entonces ___.</w:t>
       </w:r>
     </w:p>
     <w:tbl>
@@ -2277,78 +1979,6 @@
         <w:t xml:space="preserve">Escribe una afirmación, da evidencia matemática y explica tu razonamiento.</w:t>
       </w:r>
     </w:p>
-    <w:p>
-      <w:pPr>
-        <w:spacing w:after="60"/>
-      </w:pPr>
-      <w:r>
-        <w:rPr>
-          <w:color w:val="1A2733"/>
-          <w:sz w:val="21"/>
-          <w:szCs w:val="21"/>
-        </w:rPr>
-        <w:t xml:space="preserve">My claim is ___.</w:t>
-      </w:r>
-      <w:r>
-        <w:rPr>
-          <w:i/>
-          <w:iCs/>
-          <w:color w:val="5F6F80"/>
-          <w:sz w:val="19"/>
-          <w:szCs w:val="19"/>
-        </w:rPr>
-        <w:br/>
-        <w:t xml:space="preserve">Mi afirmación es ___.</w:t>
-      </w:r>
-    </w:p>
-    <w:p>
-      <w:pPr>
-        <w:spacing w:after="60"/>
-      </w:pPr>
-      <w:r>
-        <w:rPr>
-          <w:color w:val="1A2733"/>
-          <w:sz w:val="21"/>
-          <w:szCs w:val="21"/>
-        </w:rPr>
-        <w:t xml:space="preserve">My math evidence is ___.</w:t>
-      </w:r>
-      <w:r>
-        <w:rPr>
-          <w:i/>
-          <w:iCs/>
-          <w:color w:val="5F6F80"/>
-          <w:sz w:val="19"/>
-          <w:szCs w:val="19"/>
-        </w:rPr>
-        <w:br/>
-        <w:t xml:space="preserve">Mi evidencia matemática es ___.</w:t>
-      </w:r>
-    </w:p>
-    <w:p>
-      <w:pPr>
-        <w:spacing w:after="60"/>
-      </w:pPr>
-      <w:r>
-        <w:rPr>
-          <w:color w:val="1A2733"/>
-          <w:sz w:val="21"/>
-          <w:szCs w:val="21"/>
-        </w:rPr>
-        <w:t xml:space="preserve">This proves ___ because ___.</w:t>
-      </w:r>
-      <w:r>
-        <w:rPr>
-          <w:i/>
-          <w:iCs/>
-          <w:color w:val="5F6F80"/>
-          <w:sz w:val="19"/>
-          <w:szCs w:val="19"/>
-        </w:rPr>
-        <w:br/>
-        <w:t xml:space="preserve">Esto demuestra ___ porque ___.</w:t>
-      </w:r>
-    </w:p>
     <w:tbl>
       <w:tblPr>
         <w:tblW w:type="pct" w:w="100%"/>
@@ -2431,7 +2061,7 @@
           <w:sz w:val="24"/>
           <w:szCs w:val="24"/>
         </w:rPr>
-        <w:t xml:space="preserve">4. Check Your Explanation</w:t>
+        <w:t xml:space="preserve">Check Your Explanation</w:t>
       </w:r>
       <w:r>
         <w:rPr>
@@ -2441,7 +2071,7 @@
           <w:sz w:val="19"/>
           <w:szCs w:val="19"/>
         </w:rPr>
-        <w:t xml:space="preserve">   five quick checks</w:t>
+        <w:t xml:space="preserve">   three quick checks</w:t>
       </w:r>
     </w:p>
     <w:p>
@@ -2465,17 +2095,6 @@
         </w:rPr>
         <w:t xml:space="preserve">I answered the question.</w:t>
       </w:r>
-      <w:r>
-        <w:rPr>
-          <w:i/>
-          <w:iCs/>
-          <w:color w:val="5F6F80"/>
-          <w:sz w:val="18"/>
-          <w:szCs w:val="18"/>
-        </w:rPr>
-        <w:br/>
-        <w:t xml:space="preserve">Respondí la pregunta.</w:t>
-      </w:r>
     </w:p>
     <w:p>
       <w:pPr>
@@ -2496,18 +2115,7 @@
           <w:sz w:val="20"/>
           <w:szCs w:val="20"/>
         </w:rPr>
-        <w:t xml:space="preserve">I used math evidence: numbers, an equation, a model, or a comparison.</w:t>
-      </w:r>
-      <w:r>
-        <w:rPr>
-          <w:i/>
-          <w:iCs/>
-          <w:color w:val="5F6F80"/>
-          <w:sz w:val="18"/>
-          <w:szCs w:val="18"/>
-        </w:rPr>
-        <w:br/>
-        <w:t xml:space="preserve">Usé evidencia matemática: números, una ecuación, un modelo o una comparación.</w:t>
+        <w:t xml:space="preserve">I used math evidence: numbers, an equation, or a model.</w:t>
       </w:r>
     </w:p>
     <w:p>
@@ -2529,84 +2137,7 @@
           <w:sz w:val="20"/>
           <w:szCs w:val="20"/>
         </w:rPr>
-        <w:t xml:space="preserve">I explained how the evidence proves my answer.</w:t>
-      </w:r>
-      <w:r>
-        <w:rPr>
-          <w:i/>
-          <w:iCs/>
-          <w:color w:val="5F6F80"/>
-          <w:sz w:val="18"/>
-          <w:szCs w:val="18"/>
-        </w:rPr>
-        <w:br/>
-        <w:t xml:space="preserve">Expliqué cómo la evidencia demuestra mi respuesta.</w:t>
-      </w:r>
-    </w:p>
-    <w:p>
-      <w:pPr>
-        <w:spacing w:after="80"/>
-      </w:pPr>
-      <w:r>
-        <w:rPr>
-          <w:b/>
-          <w:bCs/>
-          <w:color w:val="1FA6A2"/>
-          <w:sz w:val="22"/>
-          <w:szCs w:val="22"/>
-        </w:rPr>
-        <w:t xml:space="preserve">☐  </w:t>
-      </w:r>
-      <w:r>
-        <w:rPr>
-          <w:sz w:val="20"/>
-          <w:szCs w:val="20"/>
-        </w:rPr>
         <w:t xml:space="preserve">I used at least two math words.</w:t>
-      </w:r>
-      <w:r>
-        <w:rPr>
-          <w:i/>
-          <w:iCs/>
-          <w:color w:val="5F6F80"/>
-          <w:sz w:val="18"/>
-          <w:szCs w:val="18"/>
-        </w:rPr>
-        <w:br/>
-        <w:t xml:space="preserve">Usé por lo menos dos palabras matemáticas.</w:t>
-      </w:r>
-    </w:p>
-    <w:p>
-      <w:pPr>
-        <w:spacing w:after="80"/>
-      </w:pPr>
-      <w:r>
-        <w:rPr>
-          <w:b/>
-          <w:bCs/>
-          <w:color w:val="1FA6A2"/>
-          <w:sz w:val="22"/>
-          <w:szCs w:val="22"/>
-        </w:rPr>
-        <w:t xml:space="preserve">☐  </w:t>
-      </w:r>
-      <w:r>
-        <w:rPr>
-          <w:sz w:val="20"/>
-          <w:szCs w:val="20"/>
-        </w:rPr>
-        <w:t xml:space="preserve">I reread complete sentences and punctuation.</w:t>
-      </w:r>
-      <w:r>
-        <w:rPr>
-          <w:i/>
-          <w:iCs/>
-          <w:color w:val="5F6F80"/>
-          <w:sz w:val="18"/>
-          <w:szCs w:val="18"/>
-        </w:rPr>
-        <w:br/>
-        <w:t xml:space="preserve">Volví a leer mis oraciones completas y la puntuación.</w:t>
       </w:r>
     </w:p>
     <w:p>
